--- a/_site/posts/2017-10-23-costeo-de-la-empresa-dulce-deleite-srl/index.docx
+++ b/_site/posts/2017-10-23-costeo-de-la-empresa-dulce-deleite-srl/index.docx
@@ -44,13 +44,13 @@
         <w:t xml:space="preserve"> </w:t>
       </w:r>
     </w:p>
-    <w:bookmarkStart w:id="20" w:name="title"/>
+    <w:bookmarkStart w:id="22" w:name="title"/>
     <w:p>
       <w:pPr>
         <w:pStyle w:val="Heading1"/>
       </w:pPr>
       <w:r>
-        <w:t xml:space="preserve">Sistema de Costeo por Órdenes de Producción en la Empresa DULCE DELEITE S.R.L</w:t>
+        <w:t xml:space="preserve">Sistema de Costeo por Órdenes de Producción en la Empresa DULCE DELEITE S.R.L: Análisis Aplicado al Sector Pastelero</w:t>
       </w:r>
     </w:p>
     <w:p>
@@ -173,8 +173,8 @@
         <w:t xml:space="preserve"> </w:t>
       </w:r>
     </w:p>
-    <w:bookmarkEnd w:id="20"/>
-    <w:bookmarkStart w:id="24" w:name="author-note"/>
+    <w:bookmarkEnd w:id="22"/>
+    <w:bookmarkStart w:id="26" w:name="author-note"/>
     <w:p>
       <w:pPr>
         <w:pStyle w:val="Heading1"/>
@@ -193,15 +193,15 @@
       <w:r>
         <w:t xml:space="preserve"> </w:t>
       </w:r>
-      <w:bookmarkStart w:id="21" w:name="orchid"/>
+      <w:bookmarkStart w:id="23" w:name="orchid"/>
       <w:r>
         <w:t xml:space="preserve">Orcid ID Logo: A green circle with white letters ID</w:t>
       </w:r>
-      <w:bookmarkEnd w:id="21"/>
+      <w:bookmarkEnd w:id="23"/>
       <w:r>
         <w:t xml:space="preserve"> </w:t>
       </w:r>
-      <w:hyperlink r:id="rId22">
+      <w:hyperlink r:id="rId24">
         <w:r>
           <w:rPr>
             <w:rStyle w:val="Hyperlink"/>
@@ -355,7 +355,7 @@
       <w:r>
         <w:t xml:space="preserve"> </w:t>
       </w:r>
-      <w:hyperlink r:id="rId23">
+      <w:hyperlink r:id="rId25">
         <w:r>
           <w:rPr>
             <w:rStyle w:val="Hyperlink"/>
@@ -369,8 +369,8 @@
         <w:br w:type="page"/>
       </w:r>
     </w:p>
-    <w:bookmarkEnd w:id="24"/>
-    <w:bookmarkStart w:id="25" w:name="abstract"/>
+    <w:bookmarkEnd w:id="26"/>
+    <w:bookmarkStart w:id="27" w:name="abstract"/>
     <w:p>
       <w:pPr>
         <w:pStyle w:val="Heading1"/>
@@ -399,14 +399,14 @@
         <w:br w:type="page"/>
       </w:r>
     </w:p>
-    <w:bookmarkEnd w:id="25"/>
-    <w:bookmarkStart w:id="26" w:name="firstheader"/>
+    <w:bookmarkEnd w:id="27"/>
+    <w:bookmarkStart w:id="28" w:name="firstheader"/>
     <w:p>
       <w:pPr>
         <w:pStyle w:val="Heading1"/>
       </w:pPr>
       <w:r>
-        <w:t xml:space="preserve">Sistema de Costeo por Órdenes de Producción en la Empresa DULCE DELEITE S.R.L</w:t>
+        <w:t xml:space="preserve">Sistema de Costeo por Órdenes de Producción en la Empresa DULCE DELEITE S.R.L: Análisis Aplicado al Sector Pastelero</w:t>
       </w:r>
     </w:p>
     <w:p>
@@ -446,7 +446,7 @@
         <w:pStyle w:val="BodyText"/>
       </w:pPr>
       <w:r>
-        <w:t xml:space="preserve">La problemática central que aborda esta monografía puede formularse mediante la siguiente pregunta de investigación: ¿Cómo se estructura y cuantifica el sistema de costeo por órdenes de producción en la empresa DULCE DELEITE S.R.L para la fabricación de pasteles, y qué implicaciones tiene esta estructura de costos para la determinación del precio de venta y la rentabilidad empresarial?</w:t>
+        <w:t xml:space="preserve">La problemática central que aborda esta monografía es: ¿Cómo se estructura y cuantifica el sistema de costeo por órdenes de producción en la empresa DULCE DELEITE S.R.L para la fabricación de pasteles, y qué implicaciones tiene esta estructura de costos para la determinación del precio de venta y la rentabilidad empresarial?</w:t>
       </w:r>
     </w:p>
     <w:p>
@@ -454,7 +454,7 @@
         <w:pStyle w:val="BodyText"/>
       </w:pPr>
       <w:r>
-        <w:t xml:space="preserve">Esta pregunta se desglosa en interrogantes específicas: ¿Cuál es la composición y peso relativo de cada elemento del costo (materiales directos, mano de obra directa y gastos indirectos) en el costo total de producción? ¿Qué metodología específica utiliza la empresa para asignar y distribuir los costos indirectos de fabricación? ¿Cómo se determina el precio de venta en función de la estructura de costos identificada? ¿Qué márgenes de utilidad se obtienen con la estructura de costos y precios actual?</w:t>
+        <w:t xml:space="preserve">Problemas específicos: ¿Cuál es la composición y peso relativo de cada elemento del costo (materiales directos, mano de obra directa y gastos indirectos) en el costo total de producción? ¿Qué metodología específica utiliza la empresa para asignar y distribuir los costos indirectos de fabricación? ¿Cómo se determina el precio de venta en función de la estructura de costos identificada? ¿Qué márgenes de utilidad se obtienen con la estructura de costos y precios actual?</w:t>
       </w:r>
     </w:p>
     <w:p>
@@ -712,8 +712,8 @@
         <w:t xml:space="preserve">Finalmente, las Conclusiones y Recomendaciones sintetizan los principales hallazgos del estudio, responden a la pregunta de investigación planteada y ofrecen sugerencias tanto para la empresa analizada como para otras organizaciones del sector que deseen implementar o mejorar sus sistemas de costeo.</w:t>
       </w:r>
     </w:p>
-    <w:bookmarkEnd w:id="26"/>
-    <w:bookmarkStart w:id="47" w:name="marco-teórico-y-conceptual"/>
+    <w:bookmarkEnd w:id="28"/>
+    <w:bookmarkStart w:id="49" w:name="marco-teórico-y-conceptual"/>
     <w:p>
       <w:pPr>
         <w:pStyle w:val="Heading1"/>
@@ -722,37 +722,29 @@
         <w:t xml:space="preserve">1. Marco Teórico y Conceptual</w:t>
       </w:r>
     </w:p>
+    <w:bookmarkStart w:id="31" w:name="fundamentos-de-la-contabilidad-de-costos"/>
+    <w:p>
+      <w:pPr>
+        <w:pStyle w:val="Heading2"/>
+      </w:pPr>
+      <w:r>
+        <w:t xml:space="preserve">1.1 Fundamentos de la Contabilidad de Costos</w:t>
+      </w:r>
+    </w:p>
+    <w:bookmarkStart w:id="29" w:name="Xac8f87c9d1eb51d3d80be70e1baad07da88a4db"/>
+    <w:p>
+      <w:pPr>
+        <w:pStyle w:val="Heading3"/>
+      </w:pPr>
+      <w:r>
+        <w:t xml:space="preserve">1.1.1 Concepto y Objetivos de la Contabilidad de Costos</w:t>
+      </w:r>
+    </w:p>
     <w:p>
       <w:pPr>
         <w:pStyle w:val="FirstParagraph"/>
       </w:pPr>
       <w:r>
-        <w:t xml:space="preserve">El análisis de costos de producción en empresas manufactureras requiere de un sólido fundamento conceptual que permita comprender los principios, metodologías y herramientas empleadas en la contabilidad de gestión. Esta sección presenta los conceptos fundamentales del costeo por órdenes de producción, los elementos del costo, las diferencias con otros sistemas de costeo y el marco teórico específico aplicable al caso de estudio.</w:t>
-      </w:r>
-    </w:p>
-    <w:bookmarkStart w:id="29" w:name="fundamentos-de-la-contabilidad-de-costos"/>
-    <w:p>
-      <w:pPr>
-        <w:pStyle w:val="Heading2"/>
-      </w:pPr>
-      <w:r>
-        <w:t xml:space="preserve">1.1 Fundamentos de la Contabilidad de Costos</w:t>
-      </w:r>
-    </w:p>
-    <w:bookmarkStart w:id="27" w:name="Xac8f87c9d1eb51d3d80be70e1baad07da88a4db"/>
-    <w:p>
-      <w:pPr>
-        <w:pStyle w:val="Heading3"/>
-      </w:pPr>
-      <w:r>
-        <w:t xml:space="preserve">1.1.1 Concepto y Objetivos de la Contabilidad de Costos</w:t>
-      </w:r>
-    </w:p>
-    <w:p>
-      <w:pPr>
-        <w:pStyle w:val="FirstParagraph"/>
-      </w:pPr>
-      <w:r>
         <w:t xml:space="preserve">La contabilidad de costos es una rama especializada de la contabilidad que se dedica a la identificación, medición, acumulación, análisis, preparación, interpretación y comunicación de información sobre los costos incurridos por una organización en sus procesos productivos y operativos. A diferencia de la contabilidad financiera, que se orienta principalmente a usuarios externos y está regulada por normas contables estandarizadas, la contabilidad de costos se enfoca en proporcionar información relevante para la toma de decisiones internas de la gestión empresarial.</w:t>
       </w:r>
     </w:p>
@@ -772,8 +764,8 @@
         <w:t xml:space="preserve">En el contexto empresarial contemporáneo, la contabilidad de costos ha evolucionado más allá de su función tradicional de valuación de inventarios, convirtiéndose en una herramienta estratégica que apoya la competitividad empresarial mediante la generación de información para la gestión del valor, el análisis de rentabilidad de productos y clientes, y la optimización de procesos.</w:t>
       </w:r>
     </w:p>
-    <w:bookmarkEnd w:id="27"/>
-    <w:bookmarkStart w:id="28" w:name="clasificación-de-los-costos"/>
+    <w:bookmarkEnd w:id="29"/>
+    <w:bookmarkStart w:id="30" w:name="clasificación-de-los-costos"/>
     <w:p>
       <w:pPr>
         <w:pStyle w:val="Heading3"/>
@@ -1018,17 +1010,9 @@
         <w:t xml:space="preserve">: aquellos que se calculan antes de iniciar la producción, basándose en estimaciones o estándares. Se subdividen en costos estimados y costos estándar.</w:t>
       </w:r>
     </w:p>
-    <w:p>
-      <w:pPr>
-        <w:pStyle w:val="FirstParagraph"/>
-      </w:pPr>
-      <w:r>
-        <w:t xml:space="preserve">Esta taxonomía de costos es fundamental para la implementación de cualquier sistema de costeo, ya que determina cómo se acumulan, asignan y reportan los diferentes tipos de costos en el proceso de determinación del costo de producción.</w:t>
-      </w:r>
-    </w:p>
-    <w:bookmarkEnd w:id="28"/>
-    <w:bookmarkEnd w:id="29"/>
-    <w:bookmarkStart w:id="33" w:name="elementos-del-costo-de-producción"/>
+    <w:bookmarkEnd w:id="30"/>
+    <w:bookmarkEnd w:id="31"/>
+    <w:bookmarkStart w:id="35" w:name="elementos-del-costo-de-producción"/>
     <w:p>
       <w:pPr>
         <w:pStyle w:val="Heading2"/>
@@ -1077,7 +1061,7 @@
         <w:t xml:space="preserve">(costo de conversión, suma de mano de obra directa y gastos indirectos de fabricación). Estos tres elementos son:</w:t>
       </w:r>
     </w:p>
-    <w:bookmarkStart w:id="30" w:name="materiales-directos"/>
+    <w:bookmarkStart w:id="32" w:name="materiales-directos"/>
     <w:p>
       <w:pPr>
         <w:pStyle w:val="Heading3"/>
@@ -1110,8 +1094,8 @@
         <w:t xml:space="preserve">El costo de los materiales directos incluye no solo el precio de compra neto de descuentos comerciales, sino también todos los costos necesarios para poner el material en condiciones de uso: fletes de compra, seguros de transporte, derechos de importación (si aplica), costos de inspección y recepción, entre otros. Sin embargo, los descuentos por pronto pago generalmente se tratan como ingresos financieros y no reducen el costo del material.</w:t>
       </w:r>
     </w:p>
-    <w:bookmarkEnd w:id="30"/>
-    <w:bookmarkStart w:id="31" w:name="mano-de-obra-directa"/>
+    <w:bookmarkEnd w:id="32"/>
+    <w:bookmarkStart w:id="33" w:name="mano-de-obra-directa"/>
     <w:p>
       <w:pPr>
         <w:pStyle w:val="Heading3"/>
@@ -1224,8 +1208,8 @@
         <w:t xml:space="preserve">La distinción entre mano de obra directa e indirecta es crucial en el costeo por órdenes. Los salarios de trabajadores cuyo esfuerzo puede rastrearse a órdenes específicas (como operarios de línea de producción) se consideran costos directos, mientras que los salarios de personal de supervisión, mantenimiento o apoyo general se clasifican como costos indirectos de fabricación.</w:t>
       </w:r>
     </w:p>
-    <w:bookmarkEnd w:id="31"/>
-    <w:bookmarkStart w:id="32" w:name="gastos-indirectos-de-fabricación"/>
+    <w:bookmarkEnd w:id="33"/>
+    <w:bookmarkStart w:id="34" w:name="gastos-indirectos-de-fabricación"/>
     <w:p>
       <w:pPr>
         <w:pStyle w:val="Heading3"/>
@@ -1317,9 +1301,9 @@
         <w:t xml:space="preserve">Una característica fundamental de los GIF es que su asignación a productos específicos requiere el uso de bases de distribución o prorrateo, ya que por definición no pueden rastrearse directamente a las unidades producidas. Las bases de distribución más comunes incluyen: horas de mano de obra directa, horas-máquina, costo de materiales directos, costo de mano de obra directa o unidades producidas. La elección de la base apropiada debe reflejar la relación causal entre el costo indirecto y el factor de actividad seleccionado.</w:t>
       </w:r>
     </w:p>
-    <w:bookmarkEnd w:id="32"/>
-    <w:bookmarkEnd w:id="33"/>
-    <w:bookmarkStart w:id="38" w:name="sistemas-de-costeo-clasificación-general"/>
+    <w:bookmarkEnd w:id="34"/>
+    <w:bookmarkEnd w:id="35"/>
+    <w:bookmarkStart w:id="40" w:name="sistemas-de-costeo-clasificación-general"/>
     <w:p>
       <w:pPr>
         <w:pStyle w:val="Heading2"/>
@@ -1336,7 +1320,7 @@
         <w:t xml:space="preserve">Existen múltiples criterios para clasificar los sistemas de costeo. Los dos criterios más relevantes para este estudio son: (1) según el método de acumulación de costos, y (2) según el tratamiento de los costos fijos de producción.</w:t>
       </w:r>
     </w:p>
-    <w:bookmarkStart w:id="36" w:name="según-el-método-de-acumulación-de-costos"/>
+    <w:bookmarkStart w:id="38" w:name="según-el-método-de-acumulación-de-costos"/>
     <w:p>
       <w:pPr>
         <w:pStyle w:val="Heading3"/>
@@ -1574,7 +1558,7 @@
         <w:t xml:space="preserve">presenta las diferencias fundamentales entre ambos sistemas:</w:t>
       </w:r>
     </w:p>
-    <w:bookmarkStart w:id="35" w:name="tbl-comparacion-sistemas"/>
+    <w:bookmarkStart w:id="37" w:name="tbl-comparacion-sistemas"/>
     <w:p>
       <w:pPr>
         <w:pStyle w:val="FigureTitle"/>
@@ -1591,7 +1575,7 @@
         <w:t xml:space="preserve">Comparación entre Sistema de Costeo por Órdenes y por Procesos</w:t>
       </w:r>
     </w:p>
-    <w:bookmarkStart w:id="34" w:name="tbl-comparacion"/>
+    <w:bookmarkStart w:id="36" w:name="tbl-comparacion"/>
     <w:tbl>
       <w:tblPr>
         <w:tblStyle w:val="Table"/>
@@ -1600,9 +1584,9 @@
         <w:tblLook w:firstRow="1" w:lastRow="0" w:firstColumn="0" w:lastColumn="0" w:noHBand="0" w:noVBand="0" w:val="0020"/>
       </w:tblPr>
       <w:tblGrid>
-        <w:gridCol w:w="2223"/>
-        <w:gridCol w:w="2778"/>
+        <w:gridCol w:w="1806"/>
         <w:gridCol w:w="2917"/>
+        <w:gridCol w:w="3195"/>
       </w:tblGrid>
       <w:tr>
         <w:trPr>
@@ -1912,8 +1896,8 @@
         </w:tc>
       </w:tr>
     </w:tbl>
-    <w:bookmarkEnd w:id="34"/>
-    <w:bookmarkEnd w:id="35"/>
+    <w:bookmarkEnd w:id="36"/>
+    <w:bookmarkEnd w:id="37"/>
     <w:p>
       <w:pPr>
         <w:pStyle w:val="FigureNote"/>
@@ -1929,8 +1913,8 @@
         <w:t xml:space="preserve">. Elaboración propia basada en literatura especializada en contabilidad de costos.</w:t>
       </w:r>
     </w:p>
-    <w:bookmarkEnd w:id="36"/>
-    <w:bookmarkStart w:id="37" w:name="Xa3f3d75d2bc98d01933cc3132438f10df805815"/>
+    <w:bookmarkEnd w:id="38"/>
+    <w:bookmarkStart w:id="39" w:name="Xa3f3d75d2bc98d01933cc3132438f10df805815"/>
     <w:p>
       <w:pPr>
         <w:pStyle w:val="Heading3"/>
@@ -1995,9 +1979,9 @@
         <w:t xml:space="preserve">Para los propósitos de este estudio, que analiza la estructura de costos de una empresa específica en un contexto de gestión interna, se utiliza el enfoque de costeo por absorción, aunque sin una distinción explícita entre costos fijos y variables en la asignación de GIF, dado que el sistema implementado en DULCE DELEITE S.R.L no hace esta diferenciación.</w:t>
       </w:r>
     </w:p>
-    <w:bookmarkEnd w:id="37"/>
-    <w:bookmarkEnd w:id="38"/>
-    <w:bookmarkStart w:id="43" w:name="Xa6dd3998a135f6e2bd0224475bb40a06730ad35"/>
+    <w:bookmarkEnd w:id="39"/>
+    <w:bookmarkEnd w:id="40"/>
+    <w:bookmarkStart w:id="45" w:name="Xa6dd3998a135f6e2bd0224475bb40a06730ad35"/>
     <w:p>
       <w:pPr>
         <w:pStyle w:val="Heading2"/>
@@ -2006,7 +1990,7 @@
         <w:t xml:space="preserve">1.4 El Sistema de Costeo por Órdenes de Producción: Aspectos Específicos</w:t>
       </w:r>
     </w:p>
-    <w:bookmarkStart w:id="39" w:name="documentos-básicos-del-sistema"/>
+    <w:bookmarkStart w:id="41" w:name="documentos-básicos-del-sistema"/>
     <w:p>
       <w:pPr>
         <w:pStyle w:val="Heading3"/>
@@ -2111,8 +2095,8 @@
         <w:t xml:space="preserve">Documentos que registran el tiempo que los trabajadores dedican a cada orden de producción. Permiten asignar los costos de mano de obra directa a las órdenes específicas. En sistemas más sofisticados, se utilizan sistemas electrónicos de seguimiento de tiempo (tarjetas electrónicas, software de gestión de producción).</w:t>
       </w:r>
     </w:p>
-    <w:bookmarkEnd w:id="39"/>
-    <w:bookmarkStart w:id="40" w:name="proceso-de-acumulación-de-costos"/>
+    <w:bookmarkEnd w:id="41"/>
+    <w:bookmarkStart w:id="42" w:name="proceso-de-acumulación-de-costos"/>
     <w:p>
       <w:pPr>
         <w:pStyle w:val="Heading3"/>
@@ -2237,8 +2221,8 @@
         <w:t xml:space="preserve">: cuando la orden se completa, se suman los tres elementos del costo en la hoja de costos, obteniéndose el costo total de la orden. Este costo se divide entre el número de unidades producidas para obtener el costo unitario. La orden se transfiere de inventario de productos en proceso a inventario de productos terminados.</w:t>
       </w:r>
     </w:p>
-    <w:bookmarkEnd w:id="40"/>
-    <w:bookmarkStart w:id="41" w:name="X0f25d07147de5931e79961fb565e34eaeefcf17"/>
+    <w:bookmarkEnd w:id="42"/>
+    <w:bookmarkStart w:id="43" w:name="X0f25d07147de5931e79961fb565e34eaeefcf17"/>
     <w:p>
       <w:pPr>
         <w:pStyle w:val="Heading3"/>
@@ -2371,8 +2355,8 @@
         <w:t xml:space="preserve">Método más sofisticado que identifica actividades que causan costos indirectos (ej. preparación de máquinas, inspección de calidad, manejo de materiales) y asigna los costos de estas actividades a los productos según el consumo de actividades. Aunque más preciso, es también más complejo y costoso de implementar.</w:t>
       </w:r>
     </w:p>
-    <w:bookmarkEnd w:id="41"/>
-    <w:bookmarkStart w:id="42" w:name="X590a70b1046fc76a64ef0d65326063618ed7db5"/>
+    <w:bookmarkEnd w:id="43"/>
+    <w:bookmarkStart w:id="44" w:name="X590a70b1046fc76a64ef0d65326063618ed7db5"/>
     <w:p>
       <w:pPr>
         <w:pStyle w:val="Heading3"/>
@@ -2539,9 +2523,9 @@
         <w:t xml:space="preserve">En el caso de DULCE DELEITE S.R.L, aunque el sistema de costeo implementado no hace un tratamiento explícito y separado de estos conceptos, es importante reconocer que en la producción de pasteles pueden generarse mermas (por ejemplo, masa que se adhiere a los moldes, recortes al dar forma a los pasteles) que están implícitamente consideradas en los consumos de materiales directos especificados en las fórmulas de producción.</w:t>
       </w:r>
     </w:p>
-    <w:bookmarkEnd w:id="42"/>
-    <w:bookmarkEnd w:id="43"/>
-    <w:bookmarkStart w:id="46" w:name="marco-normativo-y-regulatorio-en-el-perú"/>
+    <w:bookmarkEnd w:id="44"/>
+    <w:bookmarkEnd w:id="45"/>
+    <w:bookmarkStart w:id="48" w:name="marco-normativo-y-regulatorio-en-el-perú"/>
     <w:p>
       <w:pPr>
         <w:pStyle w:val="Heading2"/>
@@ -2550,7 +2534,7 @@
         <w:t xml:space="preserve">1.5 Marco Normativo y Regulatorio en el Perú</w:t>
       </w:r>
     </w:p>
-    <w:bookmarkStart w:id="44" w:name="legislación-laboral-aplicable"/>
+    <w:bookmarkStart w:id="46" w:name="legislación-laboral-aplicable"/>
     <w:p>
       <w:pPr>
         <w:pStyle w:val="Heading3"/>
@@ -2719,8 +2703,8 @@
         <w:t xml:space="preserve">: Seguro Complementario de Trabajo de Riesgo, obligatorio para actividades de riesgo, con tasas variables según nivel de riesgo, conforme a la Ley N° 26790.</w:t>
       </w:r>
     </w:p>
-    <w:bookmarkEnd w:id="44"/>
-    <w:bookmarkStart w:id="45" w:name="normas-contables-y-tributarias"/>
+    <w:bookmarkEnd w:id="46"/>
+    <w:bookmarkStart w:id="47" w:name="normas-contables-y-tributarias"/>
     <w:p>
       <w:pPr>
         <w:pStyle w:val="Heading3"/>
@@ -2758,10 +2742,10 @@
         <w:t xml:space="preserve">Para efectos tributarios, la Ley del Impuesto a la Renta (Texto Único Ordenado aprobado por Decreto Supremo N° 179-2004-EF) y su reglamento establecen que el costo de producción se determina conforme a las normas contables, siempre que estas no contravengan disposiciones tributarias específicas.</w:t>
       </w:r>
     </w:p>
-    <w:bookmarkEnd w:id="45"/>
-    <w:bookmarkEnd w:id="46"/>
     <w:bookmarkEnd w:id="47"/>
-    <w:bookmarkStart w:id="60" w:name="X79b3144bcb6b784a69496b2cdaf24e8bef92814"/>
+    <w:bookmarkEnd w:id="48"/>
+    <w:bookmarkEnd w:id="49"/>
+    <w:bookmarkStart w:id="62" w:name="X79b3144bcb6b784a69496b2cdaf24e8bef92814"/>
     <w:p>
       <w:pPr>
         <w:pStyle w:val="Heading1"/>
@@ -2770,7 +2754,7 @@
         <w:t xml:space="preserve">2. Descripción de la Empresa y del Proceso Productivo</w:t>
       </w:r>
     </w:p>
-    <w:bookmarkStart w:id="52" w:name="caracterización-de-dulce-deleite-s.r.l"/>
+    <w:bookmarkStart w:id="54" w:name="caracterización-de-dulce-deleite-s.r.l"/>
     <w:p>
       <w:pPr>
         <w:pStyle w:val="Heading2"/>
@@ -2779,7 +2763,7 @@
         <w:t xml:space="preserve">2.1 Caracterización de DULCE DELEITE S.R.L</w:t>
       </w:r>
     </w:p>
-    <w:bookmarkStart w:id="48" w:name="razón-social-y-actividad-económica"/>
+    <w:bookmarkStart w:id="50" w:name="razón-social-y-actividad-económica"/>
     <w:p>
       <w:pPr>
         <w:pStyle w:val="Heading3"/>
@@ -2804,8 +2788,8 @@
         <w:t xml:space="preserve">La empresa opera en la ciudad de Ayacucho, región que en los últimos años ha experimentado un crecimiento económico significativo impulsado por la inversión pública, el comercio y el turismo. El sector de alimentos preparados y panadería-pastelería ha crecido paralelamente, atendiendo tanto a la demanda local como a eventos especiales, celebraciones y el mercado institucional (colegios, empresas, instituciones públicas).</w:t>
       </w:r>
     </w:p>
-    <w:bookmarkEnd w:id="48"/>
-    <w:bookmarkStart w:id="49" w:name="X4c58ff789531726885cbab4e696ca2e70cd43ab"/>
+    <w:bookmarkEnd w:id="50"/>
+    <w:bookmarkStart w:id="51" w:name="X4c58ff789531726885cbab4e696ca2e70cd43ab"/>
     <w:p>
       <w:pPr>
         <w:pStyle w:val="Heading3"/>
@@ -2895,8 +2879,8 @@
         <w:t xml:space="preserve">Dado que se trata de una S.R.L, la gestión está a cargo de uno o más gerentes designados por los socios, quienes toman las decisiones estratégicas del negocio.</w:t>
       </w:r>
     </w:p>
-    <w:bookmarkEnd w:id="49"/>
-    <w:bookmarkStart w:id="50" w:name="infraestructura-y-equipamiento"/>
+    <w:bookmarkEnd w:id="51"/>
+    <w:bookmarkStart w:id="52" w:name="infraestructura-y-equipamiento"/>
     <w:p>
       <w:pPr>
         <w:pStyle w:val="Heading3"/>
@@ -2982,8 +2966,8 @@
         <w:t xml:space="preserve">: aunque no se detalla específicamente, una operación de pastelería requiere hornos industriales o semi-industriales, batidoras, mesas de trabajo, moldes, utensilios diversos y equipos de refrigeración. La depreciación mensual de S/ 50.00 registrada en los GIF sugiere la existencia de maquinaria y equipo con valor contable sujeto a depreciación.</w:t>
       </w:r>
     </w:p>
-    <w:bookmarkEnd w:id="50"/>
-    <w:bookmarkStart w:id="51" w:name="mercado-y-clientes"/>
+    <w:bookmarkEnd w:id="52"/>
+    <w:bookmarkStart w:id="53" w:name="mercado-y-clientes"/>
     <w:p>
       <w:pPr>
         <w:pStyle w:val="Heading3"/>
@@ -3016,9 +3000,9 @@
         <w:t xml:space="preserve">El precio de venta fijado en S/ 20.00 por unidad la posiciona en un segmento de mercado de precio moderado a medio, considerando que el costo de producción es de S/ 12.87 por unidad.</w:t>
       </w:r>
     </w:p>
-    <w:bookmarkEnd w:id="51"/>
-    <w:bookmarkEnd w:id="52"/>
-    <w:bookmarkStart w:id="59" w:name="proceso-de-elaboración-de-pasteles"/>
+    <w:bookmarkEnd w:id="53"/>
+    <w:bookmarkEnd w:id="54"/>
+    <w:bookmarkStart w:id="61" w:name="proceso-de-elaboración-de-pasteles"/>
     <w:p>
       <w:pPr>
         <w:pStyle w:val="Heading2"/>
@@ -3027,7 +3011,7 @@
         <w:t xml:space="preserve">2.2 Proceso de Elaboración de Pasteles</w:t>
       </w:r>
     </w:p>
-    <w:bookmarkStart w:id="53" w:name="descripción-general-del-proceso"/>
+    <w:bookmarkStart w:id="55" w:name="descripción-general-del-proceso"/>
     <w:p>
       <w:pPr>
         <w:pStyle w:val="Heading3"/>
@@ -3360,8 +3344,8 @@
         <w:t xml:space="preserve">Los pasteles terminados y enfriados se empacan individualmente o en grupos, dependiendo del destino final (venta individual, distribución a tiendas, entrega de pedidos institucionales). El empaque protege el producto durante el almacenamiento y transporte, y cumple funciones de presentación y marketing.</w:t>
       </w:r>
     </w:p>
-    <w:bookmarkEnd w:id="53"/>
-    <w:bookmarkStart w:id="56" w:name="formulación-y-consumos-unitarios"/>
+    <w:bookmarkEnd w:id="55"/>
+    <w:bookmarkStart w:id="58" w:name="formulación-y-consumos-unitarios"/>
     <w:p>
       <w:pPr>
         <w:pStyle w:val="Heading3"/>
@@ -3395,7 +3379,7 @@
         <w:t xml:space="preserve">presenta la fórmula de producción y los consumos unitarios de materiales directos para la elaboración de pasteles según los datos proporcionados por DULCE DELEITE S.R.L:</w:t>
       </w:r>
     </w:p>
-    <w:bookmarkStart w:id="55" w:name="tbl-formula-produccion"/>
+    <w:bookmarkStart w:id="57" w:name="tbl-formula-produccion"/>
     <w:p>
       <w:pPr>
         <w:pStyle w:val="FigureTitle"/>
@@ -3412,7 +3396,7 @@
         <w:t xml:space="preserve">Fórmula de Producción y Costos de Materiales Directos por Unidad</w:t>
       </w:r>
     </w:p>
-    <w:bookmarkStart w:id="54" w:name="tbl-formula"/>
+    <w:bookmarkStart w:id="56" w:name="tbl-formula"/>
     <w:tbl>
       <w:tblPr>
         <w:tblStyle w:val="Table"/>
@@ -3421,11 +3405,11 @@
         <w:tblLook w:firstRow="1" w:lastRow="0" w:firstColumn="0" w:lastColumn="0" w:noHBand="0" w:noVBand="0" w:val="0020"/>
       </w:tblPr>
       <w:tblGrid>
-        <w:gridCol w:w="776"/>
-        <w:gridCol w:w="1397"/>
-        <w:gridCol w:w="2407"/>
-        <w:gridCol w:w="1552"/>
-        <w:gridCol w:w="1785"/>
+        <w:gridCol w:w="1460"/>
+        <w:gridCol w:w="1230"/>
+        <w:gridCol w:w="2229"/>
+        <w:gridCol w:w="1384"/>
+        <w:gridCol w:w="1614"/>
       </w:tblGrid>
       <w:tr>
         <w:trPr>
@@ -4047,8 +4031,8 @@
         </w:tc>
       </w:tr>
     </w:tbl>
-    <w:bookmarkEnd w:id="54"/>
-    <w:bookmarkEnd w:id="55"/>
+    <w:bookmarkEnd w:id="56"/>
+    <w:bookmarkEnd w:id="57"/>
     <w:p>
       <w:pPr>
         <w:pStyle w:val="FigureNote"/>
@@ -4116,8 +4100,8 @@
         <w:t xml:space="preserve">Los consumos de polvo de hornear (10 gramos por pastel) y esencia de vainilla (15 ml por pastel) son consistentes con fórmulas estándar de pastelería para productos de este tamaño.</w:t>
       </w:r>
     </w:p>
-    <w:bookmarkEnd w:id="56"/>
-    <w:bookmarkStart w:id="57" w:name="control-de-calidad"/>
+    <w:bookmarkEnd w:id="58"/>
+    <w:bookmarkStart w:id="59" w:name="control-de-calidad"/>
     <w:p>
       <w:pPr>
         <w:pStyle w:val="Heading3"/>
@@ -4199,8 +4183,8 @@
         <w:t xml:space="preserve">El cumplimiento de estándares de inocuidad alimentaria y buenas prácticas de manufactura es fundamental, aunque empresas del tamaño de DULCE DELEITE S.R.L pueden no contar con certificaciones formales como HACCP o ISO 22000, típicas de empresas más grandes.</w:t>
       </w:r>
     </w:p>
-    <w:bookmarkEnd w:id="57"/>
-    <w:bookmarkStart w:id="58" w:name="tiempo-de-ciclo-de-producción"/>
+    <w:bookmarkEnd w:id="59"/>
+    <w:bookmarkStart w:id="60" w:name="tiempo-de-ciclo-de-producción"/>
     <w:p>
       <w:pPr>
         <w:pStyle w:val="Heading3"/>
@@ -4273,10 +4257,10 @@
         <w:t xml:space="preserve">Para una orden de 2,000 unidades, asumiendo hornos con capacidad para 40-50 pasteles por tanda, se requerirían aproximadamente 40-50 tandas, lo que podría completarse en varios días de trabajo continuo con los cinco operarios asignados a la orden.</w:t>
       </w:r>
     </w:p>
-    <w:bookmarkEnd w:id="58"/>
-    <w:bookmarkEnd w:id="59"/>
     <w:bookmarkEnd w:id="60"/>
-    <w:bookmarkStart w:id="90" w:name="análisis-de-costos-de-producción"/>
+    <w:bookmarkEnd w:id="61"/>
+    <w:bookmarkEnd w:id="62"/>
+    <w:bookmarkStart w:id="92" w:name="análisis-de-costos-de-producción"/>
     <w:p>
       <w:pPr>
         <w:pStyle w:val="Heading1"/>
@@ -4293,7 +4277,7 @@
         <w:t xml:space="preserve">Esta sección constituye el núcleo del análisis, presentando el cálculo detallado de cada elemento del costo de producción para la orden de 2,000 unidades de pasteles fabricada por DULCE DELEITE S.R.L. El análisis se estructura siguiendo los tres componentes fundamentales del costo de producción: materiales directos, mano de obra directa y gastos indirectos de fabricación.</w:t>
       </w:r>
     </w:p>
-    <w:bookmarkStart w:id="68" w:name="costos-de-materiales-directos"/>
+    <w:bookmarkStart w:id="70" w:name="costos-de-materiales-directos"/>
     <w:p>
       <w:pPr>
         <w:pStyle w:val="Heading2"/>
@@ -4302,7 +4286,7 @@
         <w:t xml:space="preserve">3.1 Costos de Materiales Directos</w:t>
       </w:r>
     </w:p>
-    <w:bookmarkStart w:id="61" w:name="metodología-de-cálculo"/>
+    <w:bookmarkStart w:id="63" w:name="metodología-de-cálculo"/>
     <w:p>
       <w:pPr>
         <w:pStyle w:val="Heading3"/>
@@ -4412,8 +4396,8 @@
         <w:t xml:space="preserve">Los consumos unitarios fueron determinados a partir de la fórmula de producción estándar utilizada por la empresa, mientras que los costos unitarios corresponden a los precios de adquisición de materias primas vigentes en el período analizado.</w:t>
       </w:r>
     </w:p>
-    <w:bookmarkEnd w:id="61"/>
-    <w:bookmarkStart w:id="64" w:name="Xcfc3b543e5f2062a2a09faa7505f4574a3d6dda"/>
+    <w:bookmarkEnd w:id="63"/>
+    <w:bookmarkStart w:id="66" w:name="Xcfc3b543e5f2062a2a09faa7505f4574a3d6dda"/>
     <w:p>
       <w:pPr>
         <w:pStyle w:val="Heading3"/>
@@ -4447,7 +4431,7 @@
         <w:t xml:space="preserve">presenta el cálculo completo de los costos de materiales directos:</w:t>
       </w:r>
     </w:p>
-    <w:bookmarkStart w:id="63" w:name="tbl-materiales-directos-detalle"/>
+    <w:bookmarkStart w:id="65" w:name="tbl-materiales-directos-detalle"/>
     <w:p>
       <w:pPr>
         <w:pStyle w:val="FigureTitle"/>
@@ -4464,7 +4448,7 @@
         <w:t xml:space="preserve">Detalle de Costos de Materiales Directos para 2,000 Pasteles</w:t>
       </w:r>
     </w:p>
-    <w:bookmarkStart w:id="62" w:name="tbl-materiales"/>
+    <w:bookmarkStart w:id="64" w:name="tbl-materiales"/>
     <w:tbl>
       <w:tblPr>
         <w:tblStyle w:val="Table"/>
@@ -4473,13 +4457,13 @@
         <w:tblLook w:firstRow="1" w:lastRow="0" w:firstColumn="0" w:lastColumn="0" w:noHBand="0" w:noVBand="0" w:val="0020"/>
       </w:tblPr>
       <w:tblGrid>
-        <w:gridCol w:w="510"/>
-        <w:gridCol w:w="1149"/>
-        <w:gridCol w:w="1405"/>
-        <w:gridCol w:w="1277"/>
-        <w:gridCol w:w="1469"/>
-        <w:gridCol w:w="958"/>
-        <w:gridCol w:w="1149"/>
+        <w:gridCol w:w="1159"/>
+        <w:gridCol w:w="1030"/>
+        <w:gridCol w:w="1287"/>
+        <w:gridCol w:w="1159"/>
+        <w:gridCol w:w="1352"/>
+        <w:gridCol w:w="901"/>
+        <w:gridCol w:w="1030"/>
       </w:tblGrid>
       <w:tr>
         <w:trPr>
@@ -5341,8 +5325,8 @@
         </w:tc>
       </w:tr>
     </w:tbl>
-    <w:bookmarkEnd w:id="62"/>
-    <w:bookmarkEnd w:id="63"/>
+    <w:bookmarkEnd w:id="64"/>
+    <w:bookmarkEnd w:id="65"/>
     <w:p>
       <w:pPr>
         <w:pStyle w:val="FigureNote"/>
@@ -5358,8 +5342,8 @@
         <w:t xml:space="preserve">. Elaboración propia con datos proporcionados por DULCE DELEITE S.R.L (2017).</w:t>
       </w:r>
     </w:p>
-    <w:bookmarkEnd w:id="64"/>
-    <w:bookmarkStart w:id="65" w:name="análisis-de-la-estructura-de-materiales"/>
+    <w:bookmarkEnd w:id="66"/>
+    <w:bookmarkStart w:id="67" w:name="análisis-de-la-estructura-de-materiales"/>
     <w:p>
       <w:pPr>
         <w:pStyle w:val="Heading3"/>
@@ -5536,8 +5520,8 @@
         <w:t xml:space="preserve">Los cinco primeros insumos (chocolate, harina, huevos, leche y margarina) concentran el 95.64% del costo total de materiales directos, lo que sugiere que los esfuerzos de control de costos y negociación con proveedores deberían focalizarse prioritariamente en estos ingredientes.</w:t>
       </w:r>
     </w:p>
-    <w:bookmarkEnd w:id="65"/>
-    <w:bookmarkStart w:id="66" w:name="X0fafaab233f0aed2b8326074c88d1d6f5e50324"/>
+    <w:bookmarkEnd w:id="67"/>
+    <w:bookmarkStart w:id="68" w:name="X0fafaab233f0aed2b8326074c88d1d6f5e50324"/>
     <w:p>
       <w:pPr>
         <w:pStyle w:val="Heading3"/>
@@ -5587,8 +5571,8 @@
         <w:t xml:space="preserve">No se evidencia en los datos una diferenciación entre precios de compra al por mayor versus compras menores. Para una producción de 2,000 unidades, que requiere volúmenes significativos de materiales (600 kg de harina, 8,000 huevos, 400 kg de chocolate), sería esperable que la empresa obtuviera descuentos por volumen de compra. Si estos descuentos existen, ya están reflejados en los costos unitarios proporcionados.</w:t>
       </w:r>
     </w:p>
-    <w:bookmarkEnd w:id="66"/>
-    <w:bookmarkStart w:id="67" w:name="X4d9efed67d7c6cb85651045970c3d4c2e309c7e"/>
+    <w:bookmarkEnd w:id="68"/>
+    <w:bookmarkStart w:id="69" w:name="X4d9efed67d7c6cb85651045970c3d4c2e309c7e"/>
     <w:p>
       <w:pPr>
         <w:pStyle w:val="Heading3"/>
@@ -5667,9 +5651,9 @@
         <w:t xml:space="preserve">La ausencia de estos rubros en el análisis sugiere que el sistema de costeo de DULCE DELEITE S.R.L se enfoca en los costos directos más evidentes, pero podría beneficiarse de una identificación más exhaustiva de costos relacionados con materiales.</w:t>
       </w:r>
     </w:p>
-    <w:bookmarkEnd w:id="67"/>
-    <w:bookmarkEnd w:id="68"/>
-    <w:bookmarkStart w:id="73" w:name="costos-de-mano-de-obra-directa"/>
+    <w:bookmarkEnd w:id="69"/>
+    <w:bookmarkEnd w:id="70"/>
+    <w:bookmarkStart w:id="75" w:name="costos-de-mano-de-obra-directa"/>
     <w:p>
       <w:pPr>
         <w:pStyle w:val="Heading2"/>
@@ -5678,7 +5662,7 @@
         <w:t xml:space="preserve">3.2 Costos de Mano de Obra Directa</w:t>
       </w:r>
     </w:p>
-    <w:bookmarkStart w:id="69" w:name="estructura-de-la-nómina-de-producción"/>
+    <w:bookmarkStart w:id="71" w:name="estructura-de-la-nómina-de-producción"/>
     <w:p>
       <w:pPr>
         <w:pStyle w:val="Heading3"/>
@@ -5747,8 +5731,8 @@
         <w:t xml:space="preserve">El esquema de asignación de producción revela que cada trabajador fue responsable de la elaboración de 400 pasteles (equivalente al 20% de la orden total), con un costo de mano de obra directa de aproximadamente S/ 1,638.53 por trabajador.</w:t>
       </w:r>
     </w:p>
-    <w:bookmarkEnd w:id="69"/>
-    <w:bookmarkStart w:id="70" w:name="análisis-de-productividad-y-eficiencia"/>
+    <w:bookmarkEnd w:id="71"/>
+    <w:bookmarkStart w:id="72" w:name="análisis-de-productividad-y-eficiencia"/>
     <w:p>
       <w:pPr>
         <w:pStyle w:val="Heading3"/>
@@ -5921,8 +5905,8 @@
         <w:t xml:space="preserve">Este costo unitario de S/ 4.10 representa aproximadamente el 31.8% del costo total unitario de S/ 12.87, lo que indica que la producción de pasteles es un proceso relativamente intensivo en mano de obra, característica típica de la industria de panadería y pastelería artesanal o semi-industrial.</w:t>
       </w:r>
     </w:p>
-    <w:bookmarkEnd w:id="70"/>
-    <w:bookmarkStart w:id="71" w:name="Xafc323c1bbd1f8b17a0e6484749c0ec25506b9b"/>
+    <w:bookmarkEnd w:id="72"/>
+    <w:bookmarkStart w:id="73" w:name="Xafc323c1bbd1f8b17a0e6484749c0ec25506b9b"/>
     <w:p>
       <w:pPr>
         <w:pStyle w:val="Heading3"/>
@@ -5983,8 +5967,8 @@
         <w:t xml:space="preserve">La inclusión de estos beneficios prorrateados explica por qué el costo total de mano de obra es significativamente superior a la simple suma de los salarios básicos. Esto refleja el costo real de emplear trabajadores bajo el régimen laboral peruano.</w:t>
       </w:r>
     </w:p>
-    <w:bookmarkEnd w:id="71"/>
-    <w:bookmarkStart w:id="72" w:name="mano-de-obra-indirecta"/>
+    <w:bookmarkEnd w:id="73"/>
+    <w:bookmarkStart w:id="74" w:name="mano-de-obra-indirecta"/>
     <w:p>
       <w:pPr>
         <w:pStyle w:val="Heading3"/>
@@ -6001,9 +5985,9 @@
         <w:t xml:space="preserve">Adicionalmente al costo de mano de obra directa, la empresa reporta un costo de mano de obra indirecta de S/ 2,030.14, correspondiente a un trabajador administrativo. Este costo, aunque relacionado con el soporte general de las operaciones de producción, no se asigna directamente a la orden de producción sino que se trata como parte de los gastos generales de la empresa.</w:t>
       </w:r>
     </w:p>
-    <w:bookmarkEnd w:id="72"/>
-    <w:bookmarkEnd w:id="73"/>
-    <w:bookmarkStart w:id="80" w:name="gastos-indirectos-de-fabricación-1"/>
+    <w:bookmarkEnd w:id="74"/>
+    <w:bookmarkEnd w:id="75"/>
+    <w:bookmarkStart w:id="82" w:name="gastos-indirectos-de-fabricación-1"/>
     <w:p>
       <w:pPr>
         <w:pStyle w:val="Heading2"/>
@@ -6012,7 +5996,7 @@
         <w:t xml:space="preserve">3.3 Gastos Indirectos de Fabricación</w:t>
       </w:r>
     </w:p>
-    <w:bookmarkStart w:id="76" w:name="identificación-y-clasificación-de-rubros"/>
+    <w:bookmarkStart w:id="78" w:name="identificación-y-clasificación-de-rubros"/>
     <w:p>
       <w:pPr>
         <w:pStyle w:val="Heading3"/>
@@ -6046,7 +6030,7 @@
         <w:t xml:space="preserve">presenta el detalle de GIF reportados por DULCE DELEITE S.R.L:</w:t>
       </w:r>
     </w:p>
-    <w:bookmarkStart w:id="75" w:name="tbl-gif"/>
+    <w:bookmarkStart w:id="77" w:name="tbl-gif"/>
     <w:p>
       <w:pPr>
         <w:pStyle w:val="FigureTitle"/>
@@ -6063,7 +6047,7 @@
         <w:t xml:space="preserve">Gastos Indirectos de Fabricación</w:t>
       </w:r>
     </w:p>
-    <w:bookmarkStart w:id="74" w:name="tbl-gif"/>
+    <w:bookmarkStart w:id="76" w:name="tbl-gif"/>
     <w:tbl>
       <w:tblPr>
         <w:tblStyle w:val="Table"/>
@@ -6294,8 +6278,8 @@
         </w:tc>
       </w:tr>
     </w:tbl>
-    <w:bookmarkEnd w:id="74"/>
-    <w:bookmarkEnd w:id="75"/>
+    <w:bookmarkEnd w:id="76"/>
+    <w:bookmarkEnd w:id="77"/>
     <w:p>
       <w:pPr>
         <w:pStyle w:val="FigureNote"/>
@@ -6311,8 +6295,8 @@
         <w:t xml:space="preserve">. Gastos mensuales correspondientes al período de análisis (2017). Datos de DULCE DELEITE S.R.L.</w:t>
       </w:r>
     </w:p>
-    <w:bookmarkEnd w:id="76"/>
-    <w:bookmarkStart w:id="77" w:name="análisis-de-la-estructura-de-gif"/>
+    <w:bookmarkEnd w:id="78"/>
+    <w:bookmarkStart w:id="79" w:name="análisis-de-la-estructura-de-gif"/>
     <w:p>
       <w:pPr>
         <w:pStyle w:val="Heading3"/>
@@ -6479,8 +6463,8 @@
         <w:t xml:space="preserve">: costos de comunicación relativamente bajos, posiblemente porque estas herramientas se usan principalmente para coordinación de pedidos y gestión administrativa básica.</w:t>
       </w:r>
     </w:p>
-    <w:bookmarkEnd w:id="77"/>
-    <w:bookmarkStart w:id="78" w:name="rubros-no-incluidos-en-los-gif"/>
+    <w:bookmarkEnd w:id="79"/>
+    <w:bookmarkStart w:id="80" w:name="rubros-no-incluidos-en-los-gif"/>
     <w:p>
       <w:pPr>
         <w:pStyle w:val="Heading3"/>
@@ -6600,8 +6584,8 @@
         <w:t xml:space="preserve">La ausencia de estos rubros puede deberse a: (1) que efectivamente no se incurre en ellos (ej. el mantenimiento se realiza esporádicamente y no mensualmente), (2) que están incluidos en otros rubros no detallados, o (3) que el sistema de costeo de la empresa tiene limitaciones en la captura completa de costos indirectos.</w:t>
       </w:r>
     </w:p>
-    <w:bookmarkEnd w:id="78"/>
-    <w:bookmarkStart w:id="79" w:name="X5f96c545e5265f997aa9c00bce99e5f0bf10b37"/>
+    <w:bookmarkEnd w:id="80"/>
+    <w:bookmarkStart w:id="81" w:name="X5f96c545e5265f997aa9c00bce99e5f0bf10b37"/>
     <w:p>
       <w:pPr>
         <w:pStyle w:val="Heading3"/>
@@ -6835,9 +6819,9 @@
         <w:t xml:space="preserve">En ausencia de información sobre múltiples órdenes o bases de asignación específicas, se asume que la totalidad de los GIF del período se asigna a esta orden.</w:t>
       </w:r>
     </w:p>
-    <w:bookmarkEnd w:id="79"/>
-    <w:bookmarkEnd w:id="80"/>
-    <w:bookmarkStart w:id="89" w:name="Xcd164d96e3d9cbaaa43837805cde838075d0d3b"/>
+    <w:bookmarkEnd w:id="81"/>
+    <w:bookmarkEnd w:id="82"/>
+    <w:bookmarkStart w:id="91" w:name="Xcd164d96e3d9cbaaa43837805cde838075d0d3b"/>
     <w:p>
       <w:pPr>
         <w:pStyle w:val="Heading2"/>
@@ -6846,7 +6830,7 @@
         <w:t xml:space="preserve">3.4 Costo Total de Producción y Determinación del Precio de Venta</w:t>
       </w:r>
     </w:p>
-    <w:bookmarkStart w:id="83" w:name="X8850625fa4cd4bca26dc5d84f094790f5a5b444"/>
+    <w:bookmarkStart w:id="85" w:name="X8850625fa4cd4bca26dc5d84f094790f5a5b444"/>
     <w:p>
       <w:pPr>
         <w:pStyle w:val="Heading3"/>
@@ -6880,7 +6864,7 @@
         <w:t xml:space="preserve">consolida los tres elementos del costo de producción calculados:</w:t>
       </w:r>
     </w:p>
-    <w:bookmarkStart w:id="82" w:name="tbl-costo-total"/>
+    <w:bookmarkStart w:id="84" w:name="tbl-costo-total"/>
     <w:p>
       <w:pPr>
         <w:pStyle w:val="FigureTitle"/>
@@ -6897,7 +6881,7 @@
         <w:t xml:space="preserve">Costo Total de Producción para 2,000 Pasteles</w:t>
       </w:r>
     </w:p>
-    <w:bookmarkStart w:id="81" w:name="tbl-costo"/>
+    <w:bookmarkStart w:id="83" w:name="tbl-costo"/>
     <w:tbl>
       <w:tblPr>
         <w:tblStyle w:val="Table"/>
@@ -6906,11 +6890,11 @@
         <w:tblLook w:firstRow="1" w:lastRow="0" w:firstColumn="0" w:lastColumn="0" w:noHBand="0" w:noVBand="0" w:val="0020"/>
       </w:tblPr>
       <w:tblGrid>
-        <w:gridCol w:w="1584"/>
-        <w:gridCol w:w="1425"/>
-        <w:gridCol w:w="1504"/>
-        <w:gridCol w:w="1663"/>
-        <w:gridCol w:w="1742"/>
+        <w:gridCol w:w="2436"/>
+        <w:gridCol w:w="1218"/>
+        <w:gridCol w:w="1294"/>
+        <w:gridCol w:w="1446"/>
+        <w:gridCol w:w="1523"/>
       </w:tblGrid>
       <w:tr>
         <w:trPr>
@@ -7246,8 +7230,8 @@
         </w:tc>
       </w:tr>
     </w:tbl>
-    <w:bookmarkEnd w:id="81"/>
-    <w:bookmarkEnd w:id="82"/>
+    <w:bookmarkEnd w:id="83"/>
+    <w:bookmarkEnd w:id="84"/>
     <w:p>
       <w:pPr>
         <w:pStyle w:val="FigureNote"/>
@@ -7263,8 +7247,8 @@
         <w:t xml:space="preserve">. Elaboración propia con datos de DULCE DELEITE S.R.L (2017). El costo unitario se obtiene dividiendo el costo total entre 2,000 unidades.</w:t>
       </w:r>
     </w:p>
-    <w:bookmarkEnd w:id="83"/>
-    <w:bookmarkStart w:id="84" w:name="análisis-de-la-estructura-de-costos"/>
+    <w:bookmarkEnd w:id="85"/>
+    <w:bookmarkStart w:id="86" w:name="análisis-de-la-estructura-de-costos"/>
     <w:p>
       <w:pPr>
         <w:pStyle w:val="Heading3"/>
@@ -7377,8 +7361,8 @@
         <w:t xml:space="preserve">La estructura de DULCE DELEITE S.R.L es coherente con su naturaleza de empresa de producción de alimentos elaborados de manera semi-artesanal.</w:t>
       </w:r>
     </w:p>
-    <w:bookmarkEnd w:id="84"/>
-    <w:bookmarkStart w:id="85" w:name="determinación-del-precio-de-venta"/>
+    <w:bookmarkEnd w:id="86"/>
+    <w:bookmarkStart w:id="87" w:name="determinación-del-precio-de-venta"/>
     <w:p>
       <w:pPr>
         <w:pStyle w:val="Heading3"/>
@@ -7454,123 +7438,102 @@
           <m:jc m:val="center"/>
         </m:oMathParaPr>
         <m:oMath>
-          <m:m>
-            <m:mPr>
-              <m:baseJc m:val="center"/>
-              <m:plcHide m:val="on"/>
-              <m:mcs>
-                <m:mc>
-                  <m:mcPr>
-                    <m:mcJc m:val="right"/>
-                    <m:count m:val="1"/>
-                  </m:mcPr>
-                </m:mc>
-                <m:mc>
-                  <m:mcPr>
-                    <m:mcJc m:val="left"/>
-                    <m:count m:val="1"/>
-                  </m:mcPr>
-                </m:mc>
-              </m:mcs>
-            </m:mPr>
-            <m:mr>
-              <m:e>
-                <m:r>
-                  <m:rPr>
-                    <m:nor/>
-                    <m:sty m:val="p"/>
-                  </m:rPr>
-                  <m:t>Costo unitario</m:t>
-                </m:r>
-              </m:e>
-              <m:e>
-                <m:r>
-                  <m:rPr>
-                    <m:sty m:val="p"/>
-                  </m:rPr>
-                  <m:t>=</m:t>
-                </m:r>
-                <m:r>
-                  <m:rPr>
-                    <m:nor/>
-                    <m:sty m:val="p"/>
-                  </m:rPr>
-                  <m:t>S/ 12.87</m:t>
-                </m:r>
-              </m:e>
-            </m:mr>
-            <m:mr>
-              <m:e>
-                <m:r>
-                  <m:rPr>
-                    <m:nor/>
-                    <m:sty m:val="p"/>
-                  </m:rPr>
-                  <m:t>Utilidad deseada</m:t>
-                </m:r>
-              </m:e>
-              <m:e>
-                <m:r>
-                  <m:rPr>
-                    <m:sty m:val="p"/>
-                  </m:rPr>
-                  <m:t>=</m:t>
-                </m:r>
-                <m:r>
-                  <m:rPr>
-                    <m:nor/>
-                    <m:sty m:val="p"/>
-                  </m:rPr>
-                  <m:t>S/ 7.13</m:t>
-                </m:r>
-              </m:e>
-            </m:mr>
-            <m:mr>
-              <m:e>
-                <m:r>
-                  <m:rPr>
-                    <m:nor/>
-                    <m:sty m:val="p"/>
-                  </m:rPr>
-                  <m:t>Precio de venta esperado</m:t>
-                </m:r>
-              </m:e>
-              <m:e>
-                <m:r>
-                  <m:rPr>
-                    <m:sty m:val="p"/>
-                  </m:rPr>
-                  <m:t>=</m:t>
-                </m:r>
-                <m:r>
-                  <m:rPr>
-                    <m:nor/>
-                    <m:sty m:val="p"/>
-                  </m:rPr>
-                  <m:t>S/ 12.87 + S/ 7.13</m:t>
-                </m:r>
-                <m:r>
-                  <m:rPr>
-                    <m:sty m:val="p"/>
-                  </m:rPr>
-                  <m:t>=</m:t>
-                </m:r>
-                <m:r>
-                  <m:rPr>
-                    <m:nor/>
-                    <m:sty m:val="p"/>
-                  </m:rPr>
-                  <m:t>S/ 20.00</m:t>
-                </m:r>
-                <m:r>
-                  <m:rPr>
-                    <m:sty m:val="p"/>
-                  </m:rPr>
-                  <m:t>✓</m:t>
-                </m:r>
-              </m:e>
-            </m:mr>
-          </m:m>
+          <m:eqArr>
+            <m:e>
+              <m:r>
+                <m:rPr>
+                  <m:nor/>
+                  <m:sty m:val="p"/>
+                </m:rPr>
+                <m:t>Costo unitario</m:t>
+              </m:r>
+              <m:r>
+                <m:t>&amp;</m:t>
+              </m:r>
+              <m:r>
+                <m:rPr>
+                  <m:sty m:val="p"/>
+                </m:rPr>
+                <m:t>=</m:t>
+              </m:r>
+              <m:r>
+                <m:rPr>
+                  <m:nor/>
+                  <m:sty m:val="p"/>
+                </m:rPr>
+                <m:t>S/ 12.87</m:t>
+              </m:r>
+            </m:e>
+            <m:e>
+              <m:r>
+                <m:rPr>
+                  <m:nor/>
+                  <m:sty m:val="p"/>
+                </m:rPr>
+                <m:t>Utilidad deseada</m:t>
+              </m:r>
+              <m:r>
+                <m:t>&amp;</m:t>
+              </m:r>
+              <m:r>
+                <m:rPr>
+                  <m:sty m:val="p"/>
+                </m:rPr>
+                <m:t>=</m:t>
+              </m:r>
+              <m:r>
+                <m:rPr>
+                  <m:nor/>
+                  <m:sty m:val="p"/>
+                </m:rPr>
+                <m:t>S/ 7.13</m:t>
+              </m:r>
+            </m:e>
+            <m:e>
+              <m:r>
+                <m:rPr>
+                  <m:nor/>
+                  <m:sty m:val="p"/>
+                </m:rPr>
+                <m:t>Precio de venta esperado</m:t>
+              </m:r>
+              <m:r>
+                <m:t>&amp;</m:t>
+              </m:r>
+              <m:r>
+                <m:rPr>
+                  <m:sty m:val="p"/>
+                </m:rPr>
+                <m:t>=</m:t>
+              </m:r>
+              <m:r>
+                <m:rPr>
+                  <m:nor/>
+                  <m:sty m:val="p"/>
+                </m:rPr>
+                <m:t>S/ 12.87 + S/ 7.13</m:t>
+              </m:r>
+              <m:r>
+                <m:rPr>
+                  <m:sty m:val="p"/>
+                </m:rPr>
+                <m:t>=</m:t>
+              </m:r>
+              <m:r>
+                <m:rPr>
+                  <m:nor/>
+                  <m:sty m:val="p"/>
+                </m:rPr>
+                <m:t>S/ 20.00</m:t>
+              </m:r>
+              <m:r>
+                <m:rPr>
+                  <m:sty m:val="p"/>
+                </m:rPr>
+                <m:t>✓</m:t>
+              </m:r>
+            </m:e>
+          </m:eqArr>
         </m:oMath>
       </m:oMathPara>
     </w:p>
@@ -7840,8 +7803,8 @@
         <w:t xml:space="preserve">Esta utilidad total de S/ 14,260.00 sobre un costo de producción de S/ 25,742.63 representa un retorno significativo sobre el capital invertido en materiales y mano de obra para esta orden específica.</w:t>
       </w:r>
     </w:p>
-    <w:bookmarkEnd w:id="85"/>
-    <w:bookmarkStart w:id="86" w:name="análisis-del-punto-de-equilibrio"/>
+    <w:bookmarkEnd w:id="87"/>
+    <w:bookmarkStart w:id="88" w:name="análisis-del-punto-de-equilibrio"/>
     <w:p>
       <w:pPr>
         <w:pStyle w:val="Heading3"/>
@@ -7875,156 +7838,134 @@
           <m:jc m:val="center"/>
         </m:oMathParaPr>
         <m:oMath>
-          <m:m>
-            <m:mPr>
-              <m:baseJc m:val="center"/>
-              <m:plcHide m:val="on"/>
-              <m:mcs>
-                <m:mc>
-                  <m:mcPr>
-                    <m:mcJc m:val="right"/>
-                    <m:count m:val="1"/>
-                  </m:mcPr>
-                </m:mc>
-                <m:mc>
-                  <m:mcPr>
-                    <m:mcJc m:val="left"/>
-                    <m:count m:val="1"/>
-                  </m:mcPr>
-                </m:mc>
-              </m:mcs>
-            </m:mPr>
-            <m:mr>
-              <m:e>
-                <m:r>
-                  <m:rPr>
-                    <m:nor/>
-                    <m:sty m:val="p"/>
-                  </m:rPr>
-                  <m:t>Costos fijos (GIF)</m:t>
-                </m:r>
-              </m:e>
-              <m:e>
-                <m:r>
-                  <m:rPr>
-                    <m:sty m:val="p"/>
-                  </m:rPr>
-                  <m:t>=</m:t>
-                </m:r>
-                <m:r>
-                  <m:rPr>
-                    <m:nor/>
-                    <m:sty m:val="p"/>
-                  </m:rPr>
-                  <m:t>S/ 820.00</m:t>
-                </m:r>
-              </m:e>
-            </m:mr>
-            <m:mr>
-              <m:e>
-                <m:r>
-                  <m:rPr>
-                    <m:nor/>
-                    <m:sty m:val="p"/>
-                  </m:rPr>
-                  <m:t>Costo variable unitario</m:t>
-                </m:r>
-              </m:e>
-              <m:e>
-                <m:r>
-                  <m:rPr>
-                    <m:sty m:val="p"/>
-                  </m:rPr>
-                  <m:t>=</m:t>
-                </m:r>
-                <m:r>
-                  <m:rPr>
-                    <m:nor/>
-                    <m:sty m:val="p"/>
-                  </m:rPr>
-                  <m:t>S/ 8.37 + S/ 4.10</m:t>
-                </m:r>
-                <m:r>
-                  <m:rPr>
-                    <m:sty m:val="p"/>
-                  </m:rPr>
-                  <m:t>=</m:t>
-                </m:r>
-                <m:r>
-                  <m:rPr>
-                    <m:nor/>
-                    <m:sty m:val="p"/>
-                  </m:rPr>
-                  <m:t>S/ 12.47</m:t>
-                </m:r>
-              </m:e>
-            </m:mr>
-            <m:mr>
-              <m:e>
-                <m:r>
-                  <m:rPr>
-                    <m:nor/>
-                    <m:sty m:val="p"/>
-                  </m:rPr>
-                  <m:t>Precio de venta unitario</m:t>
-                </m:r>
-              </m:e>
-              <m:e>
-                <m:r>
-                  <m:rPr>
-                    <m:sty m:val="p"/>
-                  </m:rPr>
-                  <m:t>=</m:t>
-                </m:r>
-                <m:r>
-                  <m:rPr>
-                    <m:nor/>
-                    <m:sty m:val="p"/>
-                  </m:rPr>
-                  <m:t>S/ 20.00</m:t>
-                </m:r>
-              </m:e>
-            </m:mr>
-            <m:mr>
-              <m:e>
-                <m:r>
-                  <m:rPr>
-                    <m:nor/>
-                    <m:sty m:val="p"/>
-                  </m:rPr>
-                  <m:t>Margen de contribución unitario</m:t>
-                </m:r>
-              </m:e>
-              <m:e>
-                <m:r>
-                  <m:rPr>
-                    <m:sty m:val="p"/>
-                  </m:rPr>
-                  <m:t>=</m:t>
-                </m:r>
-                <m:r>
-                  <m:rPr>
-                    <m:nor/>
-                    <m:sty m:val="p"/>
-                  </m:rPr>
-                  <m:t>S/ 20.00 - S/ 12.47</m:t>
-                </m:r>
-                <m:r>
-                  <m:rPr>
-                    <m:sty m:val="p"/>
-                  </m:rPr>
-                  <m:t>=</m:t>
-                </m:r>
-                <m:r>
-                  <m:rPr>
-                    <m:nor/>
-                    <m:sty m:val="p"/>
-                  </m:rPr>
-                  <m:t>S/ 7.53</m:t>
-                </m:r>
-              </m:e>
-            </m:mr>
-          </m:m>
+          <m:eqArr>
+            <m:e>
+              <m:r>
+                <m:rPr>
+                  <m:nor/>
+                  <m:sty m:val="p"/>
+                </m:rPr>
+                <m:t>Costos fijos (GIF)</m:t>
+              </m:r>
+              <m:r>
+                <m:t>&amp;</m:t>
+              </m:r>
+              <m:r>
+                <m:rPr>
+                  <m:sty m:val="p"/>
+                </m:rPr>
+                <m:t>=</m:t>
+              </m:r>
+              <m:r>
+                <m:rPr>
+                  <m:nor/>
+                  <m:sty m:val="p"/>
+                </m:rPr>
+                <m:t>S/ 820.00</m:t>
+              </m:r>
+            </m:e>
+            <m:e>
+              <m:r>
+                <m:rPr>
+                  <m:nor/>
+                  <m:sty m:val="p"/>
+                </m:rPr>
+                <m:t>Costo variable unitario</m:t>
+              </m:r>
+              <m:r>
+                <m:t>&amp;</m:t>
+              </m:r>
+              <m:r>
+                <m:rPr>
+                  <m:sty m:val="p"/>
+                </m:rPr>
+                <m:t>=</m:t>
+              </m:r>
+              <m:r>
+                <m:rPr>
+                  <m:nor/>
+                  <m:sty m:val="p"/>
+                </m:rPr>
+                <m:t>S/ 8.37 + S/ 4.10</m:t>
+              </m:r>
+              <m:r>
+                <m:rPr>
+                  <m:sty m:val="p"/>
+                </m:rPr>
+                <m:t>=</m:t>
+              </m:r>
+              <m:r>
+                <m:rPr>
+                  <m:nor/>
+                  <m:sty m:val="p"/>
+                </m:rPr>
+                <m:t>S/ 12.47</m:t>
+              </m:r>
+            </m:e>
+            <m:e>
+              <m:r>
+                <m:rPr>
+                  <m:nor/>
+                  <m:sty m:val="p"/>
+                </m:rPr>
+                <m:t>Precio de venta unitario</m:t>
+              </m:r>
+              <m:r>
+                <m:t>&amp;</m:t>
+              </m:r>
+              <m:r>
+                <m:rPr>
+                  <m:sty m:val="p"/>
+                </m:rPr>
+                <m:t>=</m:t>
+              </m:r>
+              <m:r>
+                <m:rPr>
+                  <m:nor/>
+                  <m:sty m:val="p"/>
+                </m:rPr>
+                <m:t>S/ 20.00</m:t>
+              </m:r>
+            </m:e>
+            <m:e>
+              <m:r>
+                <m:rPr>
+                  <m:nor/>
+                  <m:sty m:val="p"/>
+                </m:rPr>
+                <m:t>Margen de contribución unitario</m:t>
+              </m:r>
+              <m:r>
+                <m:t>&amp;</m:t>
+              </m:r>
+              <m:r>
+                <m:rPr>
+                  <m:sty m:val="p"/>
+                </m:rPr>
+                <m:t>=</m:t>
+              </m:r>
+              <m:r>
+                <m:rPr>
+                  <m:nor/>
+                  <m:sty m:val="p"/>
+                </m:rPr>
+                <m:t>S/ 20.00 - S/ 12.47</m:t>
+              </m:r>
+              <m:r>
+                <m:rPr>
+                  <m:sty m:val="p"/>
+                </m:rPr>
+                <m:t>=</m:t>
+              </m:r>
+              <m:r>
+                <m:rPr>
+                  <m:nor/>
+                  <m:sty m:val="p"/>
+                </m:rPr>
+                <m:t>S/ 7.53</m:t>
+              </m:r>
+            </m:e>
+          </m:eqArr>
         </m:oMath>
       </m:oMathPara>
     </w:p>
@@ -8144,8 +8085,8 @@
         <w:t xml:space="preserve">No considera economías o deseconomías de escala en materiales o mano de obra.</w:t>
       </w:r>
     </w:p>
-    <w:bookmarkEnd w:id="86"/>
-    <w:bookmarkStart w:id="87" w:name="comparación-con-el-mercado"/>
+    <w:bookmarkEnd w:id="88"/>
+    <w:bookmarkStart w:id="89" w:name="comparación-con-el-mercado"/>
     <w:p>
       <w:pPr>
         <w:pStyle w:val="Heading3"/>
@@ -8306,8 +8247,8 @@
         <w:t xml:space="preserve">suficiente para reinversión en equipamiento, expansión de capacidad o distribución de utilidades a socios.</w:t>
       </w:r>
     </w:p>
-    <w:bookmarkEnd w:id="87"/>
-    <w:bookmarkStart w:id="88" w:name="evaluación-de-sensibilidad-del-precio"/>
+    <w:bookmarkEnd w:id="89"/>
+    <w:bookmarkStart w:id="90" w:name="evaluación-de-sensibilidad-del-precio"/>
     <w:p>
       <w:pPr>
         <w:pStyle w:val="Heading3"/>
@@ -8345,232 +8286,209 @@
           <m:jc m:val="center"/>
         </m:oMathParaPr>
         <m:oMath>
-          <m:m>
-            <m:mPr>
-              <m:baseJc m:val="center"/>
-              <m:plcHide m:val="on"/>
-              <m:mcs>
-                <m:mc>
-                  <m:mcPr>
-                    <m:mcJc m:val="right"/>
-                    <m:count m:val="1"/>
-                  </m:mcPr>
-                </m:mc>
-                <m:mc>
-                  <m:mcPr>
-                    <m:mcJc m:val="left"/>
-                    <m:count m:val="1"/>
-                  </m:mcPr>
-                </m:mc>
-              </m:mcs>
-            </m:mPr>
-            <m:mr>
-              <m:e>
-                <m:r>
-                  <m:rPr>
-                    <m:nor/>
-                    <m:sty m:val="p"/>
-                  </m:rPr>
-                  <m:t>Nuevo costo de materiales</m:t>
-                </m:r>
-              </m:e>
-              <m:e>
-                <m:r>
-                  <m:rPr>
-                    <m:sty m:val="p"/>
-                  </m:rPr>
-                  <m:t>=</m:t>
-                </m:r>
-                <m:r>
-                  <m:rPr>
-                    <m:nor/>
-                    <m:sty m:val="p"/>
-                  </m:rPr>
-                  <m:t>S/ 16,730.00</m:t>
-                </m:r>
-                <m:r>
-                  <m:rPr>
-                    <m:sty m:val="p"/>
-                  </m:rPr>
-                  <m:t>×</m:t>
-                </m:r>
-                <m:r>
-                  <m:t>1.10</m:t>
-                </m:r>
-                <m:r>
-                  <m:rPr>
-                    <m:sty m:val="p"/>
-                  </m:rPr>
-                  <m:t>=</m:t>
-                </m:r>
-                <m:r>
-                  <m:rPr>
-                    <m:nor/>
-                    <m:sty m:val="p"/>
-                  </m:rPr>
-                  <m:t>S/ 18,403.00</m:t>
-                </m:r>
-              </m:e>
-            </m:mr>
-            <m:mr>
-              <m:e>
-                <m:r>
-                  <m:rPr>
-                    <m:nor/>
-                    <m:sty m:val="p"/>
-                  </m:rPr>
-                  <m:t>Nuevo costo total</m:t>
-                </m:r>
-              </m:e>
-              <m:e>
-                <m:r>
-                  <m:rPr>
-                    <m:sty m:val="p"/>
-                  </m:rPr>
-                  <m:t>=</m:t>
-                </m:r>
-                <m:r>
-                  <m:rPr>
-                    <m:nor/>
-                    <m:sty m:val="p"/>
-                  </m:rPr>
-                  <m:t>S/ 18,403.00 + S/ 8,192.63 + S/ 820.00</m:t>
-                </m:r>
-                <m:r>
-                  <m:rPr>
-                    <m:sty m:val="p"/>
-                  </m:rPr>
-                  <m:t>=</m:t>
-                </m:r>
-                <m:r>
-                  <m:rPr>
-                    <m:nor/>
-                    <m:sty m:val="p"/>
-                  </m:rPr>
-                  <m:t>S/ 27,415.63</m:t>
-                </m:r>
-              </m:e>
-            </m:mr>
-            <m:mr>
-              <m:e>
-                <m:r>
-                  <m:rPr>
-                    <m:nor/>
-                    <m:sty m:val="p"/>
-                  </m:rPr>
-                  <m:t>Nuevo costo unitario</m:t>
-                </m:r>
-              </m:e>
-              <m:e>
-                <m:r>
-                  <m:rPr>
-                    <m:sty m:val="p"/>
-                  </m:rPr>
-                  <m:t>=</m:t>
-                </m:r>
-                <m:r>
-                  <m:rPr>
-                    <m:nor/>
-                    <m:sty m:val="p"/>
-                  </m:rPr>
-                  <m:t>S/ 27,415.63 / 2,000</m:t>
-                </m:r>
-                <m:r>
-                  <m:rPr>
-                    <m:sty m:val="p"/>
-                  </m:rPr>
-                  <m:t>=</m:t>
-                </m:r>
-                <m:r>
-                  <m:rPr>
-                    <m:nor/>
-                    <m:sty m:val="p"/>
-                  </m:rPr>
-                  <m:t>S/ 13.71</m:t>
-                </m:r>
-              </m:e>
-            </m:mr>
-            <m:mr>
-              <m:e>
-                <m:r>
-                  <m:rPr>
-                    <m:nor/>
-                    <m:sty m:val="p"/>
-                  </m:rPr>
-                  <m:t>Nueva utilidad unitaria</m:t>
-                </m:r>
-              </m:e>
-              <m:e>
-                <m:r>
-                  <m:rPr>
-                    <m:sty m:val="p"/>
-                  </m:rPr>
-                  <m:t>=</m:t>
-                </m:r>
-                <m:r>
-                  <m:rPr>
-                    <m:nor/>
-                    <m:sty m:val="p"/>
-                  </m:rPr>
-                  <m:t>S/ 20.00 - S/ 13.71</m:t>
-                </m:r>
-                <m:r>
-                  <m:rPr>
-                    <m:sty m:val="p"/>
-                  </m:rPr>
-                  <m:t>=</m:t>
-                </m:r>
-                <m:r>
-                  <m:rPr>
-                    <m:nor/>
-                    <m:sty m:val="p"/>
-                  </m:rPr>
-                  <m:t>S/ 6.29</m:t>
-                </m:r>
-              </m:e>
-            </m:mr>
-            <m:mr>
-              <m:e>
-                <m:r>
-                  <m:rPr>
-                    <m:nor/>
-                    <m:sty m:val="p"/>
-                  </m:rPr>
-                  <m:t>Nuevo margen</m:t>
-                </m:r>
-              </m:e>
-              <m:e>
-                <m:r>
-                  <m:rPr>
-                    <m:sty m:val="p"/>
-                  </m:rPr>
-                  <m:t>=</m:t>
-                </m:r>
-                <m:r>
-                  <m:rPr>
-                    <m:nor/>
-                    <m:sty m:val="p"/>
-                  </m:rPr>
-                  <m:t>S/ 6.29 / S/ 20.00</m:t>
-                </m:r>
-                <m:r>
-                  <m:rPr>
-                    <m:sty m:val="p"/>
-                  </m:rPr>
-                  <m:t>=</m:t>
-                </m:r>
-                <m:r>
-                  <m:t>31.45</m:t>
-                </m:r>
-                <m:r>
-                  <m:rPr>
-                    <m:sty m:val="p"/>
-                  </m:rPr>
-                  <m:t>%</m:t>
-                </m:r>
-              </m:e>
-            </m:mr>
-          </m:m>
+          <m:eqArr>
+            <m:e>
+              <m:r>
+                <m:rPr>
+                  <m:nor/>
+                  <m:sty m:val="p"/>
+                </m:rPr>
+                <m:t>Nuevo costo de materiales</m:t>
+              </m:r>
+              <m:r>
+                <m:t>&amp;</m:t>
+              </m:r>
+              <m:r>
+                <m:rPr>
+                  <m:sty m:val="p"/>
+                </m:rPr>
+                <m:t>=</m:t>
+              </m:r>
+              <m:r>
+                <m:rPr>
+                  <m:nor/>
+                  <m:sty m:val="p"/>
+                </m:rPr>
+                <m:t>S/ 16,730.00</m:t>
+              </m:r>
+              <m:r>
+                <m:rPr>
+                  <m:sty m:val="p"/>
+                </m:rPr>
+                <m:t>×</m:t>
+              </m:r>
+              <m:r>
+                <m:t>1.10</m:t>
+              </m:r>
+              <m:r>
+                <m:rPr>
+                  <m:sty m:val="p"/>
+                </m:rPr>
+                <m:t>=</m:t>
+              </m:r>
+              <m:r>
+                <m:rPr>
+                  <m:nor/>
+                  <m:sty m:val="p"/>
+                </m:rPr>
+                <m:t>S/ 18,403.00</m:t>
+              </m:r>
+            </m:e>
+            <m:e>
+              <m:r>
+                <m:rPr>
+                  <m:nor/>
+                  <m:sty m:val="p"/>
+                </m:rPr>
+                <m:t>Nuevo costo total</m:t>
+              </m:r>
+              <m:r>
+                <m:t>&amp;</m:t>
+              </m:r>
+              <m:r>
+                <m:rPr>
+                  <m:sty m:val="p"/>
+                </m:rPr>
+                <m:t>=</m:t>
+              </m:r>
+              <m:r>
+                <m:rPr>
+                  <m:nor/>
+                  <m:sty m:val="p"/>
+                </m:rPr>
+                <m:t>S/ 18,403.00 + S/ 8,192.63 + S/ 820.00</m:t>
+              </m:r>
+              <m:r>
+                <m:rPr>
+                  <m:sty m:val="p"/>
+                </m:rPr>
+                <m:t>=</m:t>
+              </m:r>
+              <m:r>
+                <m:rPr>
+                  <m:nor/>
+                  <m:sty m:val="p"/>
+                </m:rPr>
+                <m:t>S/ 27,415.63</m:t>
+              </m:r>
+            </m:e>
+            <m:e>
+              <m:r>
+                <m:rPr>
+                  <m:nor/>
+                  <m:sty m:val="p"/>
+                </m:rPr>
+                <m:t>Nuevo costo unitario</m:t>
+              </m:r>
+              <m:r>
+                <m:t>&amp;</m:t>
+              </m:r>
+              <m:r>
+                <m:rPr>
+                  <m:sty m:val="p"/>
+                </m:rPr>
+                <m:t>=</m:t>
+              </m:r>
+              <m:r>
+                <m:rPr>
+                  <m:nor/>
+                  <m:sty m:val="p"/>
+                </m:rPr>
+                <m:t>S/ 27,415.63 / 2,000</m:t>
+              </m:r>
+              <m:r>
+                <m:rPr>
+                  <m:sty m:val="p"/>
+                </m:rPr>
+                <m:t>=</m:t>
+              </m:r>
+              <m:r>
+                <m:rPr>
+                  <m:nor/>
+                  <m:sty m:val="p"/>
+                </m:rPr>
+                <m:t>S/ 13.71</m:t>
+              </m:r>
+            </m:e>
+            <m:e>
+              <m:r>
+                <m:rPr>
+                  <m:nor/>
+                  <m:sty m:val="p"/>
+                </m:rPr>
+                <m:t>Nueva utilidad unitaria</m:t>
+              </m:r>
+              <m:r>
+                <m:t>&amp;</m:t>
+              </m:r>
+              <m:r>
+                <m:rPr>
+                  <m:sty m:val="p"/>
+                </m:rPr>
+                <m:t>=</m:t>
+              </m:r>
+              <m:r>
+                <m:rPr>
+                  <m:nor/>
+                  <m:sty m:val="p"/>
+                </m:rPr>
+                <m:t>S/ 20.00 - S/ 13.71</m:t>
+              </m:r>
+              <m:r>
+                <m:rPr>
+                  <m:sty m:val="p"/>
+                </m:rPr>
+                <m:t>=</m:t>
+              </m:r>
+              <m:r>
+                <m:rPr>
+                  <m:nor/>
+                  <m:sty m:val="p"/>
+                </m:rPr>
+                <m:t>S/ 6.29</m:t>
+              </m:r>
+            </m:e>
+            <m:e>
+              <m:r>
+                <m:rPr>
+                  <m:nor/>
+                  <m:sty m:val="p"/>
+                </m:rPr>
+                <m:t>Nuevo margen</m:t>
+              </m:r>
+              <m:r>
+                <m:t>&amp;</m:t>
+              </m:r>
+              <m:r>
+                <m:rPr>
+                  <m:sty m:val="p"/>
+                </m:rPr>
+                <m:t>=</m:t>
+              </m:r>
+              <m:r>
+                <m:rPr>
+                  <m:nor/>
+                  <m:sty m:val="p"/>
+                </m:rPr>
+                <m:t>S/ 6.29 / S/ 20.00</m:t>
+              </m:r>
+              <m:r>
+                <m:rPr>
+                  <m:sty m:val="p"/>
+                </m:rPr>
+                <m:t>=</m:t>
+              </m:r>
+              <m:r>
+                <m:t>31.45</m:t>
+              </m:r>
+              <m:r>
+                <m:rPr>
+                  <m:sty m:val="p"/>
+                </m:rPr>
+                <m:t>%</m:t>
+              </m:r>
+            </m:e>
+          </m:eqArr>
         </m:oMath>
       </m:oMathPara>
     </w:p>
@@ -8603,232 +8521,209 @@
           <m:jc m:val="center"/>
         </m:oMathParaPr>
         <m:oMath>
-          <m:m>
-            <m:mPr>
-              <m:baseJc m:val="center"/>
-              <m:plcHide m:val="on"/>
-              <m:mcs>
-                <m:mc>
-                  <m:mcPr>
-                    <m:mcJc m:val="right"/>
-                    <m:count m:val="1"/>
-                  </m:mcPr>
-                </m:mc>
-                <m:mc>
-                  <m:mcPr>
-                    <m:mcJc m:val="left"/>
-                    <m:count m:val="1"/>
-                  </m:mcPr>
-                </m:mc>
-              </m:mcs>
-            </m:mPr>
-            <m:mr>
-              <m:e>
-                <m:r>
-                  <m:rPr>
-                    <m:nor/>
-                    <m:sty m:val="p"/>
-                  </m:rPr>
-                  <m:t>Nuevo costo de MOD</m:t>
-                </m:r>
-              </m:e>
-              <m:e>
-                <m:r>
-                  <m:rPr>
-                    <m:sty m:val="p"/>
-                  </m:rPr>
-                  <m:t>=</m:t>
-                </m:r>
-                <m:r>
-                  <m:rPr>
-                    <m:nor/>
-                    <m:sty m:val="p"/>
-                  </m:rPr>
-                  <m:t>S/ 8,192.63</m:t>
-                </m:r>
-                <m:r>
-                  <m:rPr>
-                    <m:sty m:val="p"/>
-                  </m:rPr>
-                  <m:t>×</m:t>
-                </m:r>
-                <m:r>
-                  <m:t>1.10</m:t>
-                </m:r>
-                <m:r>
-                  <m:rPr>
-                    <m:sty m:val="p"/>
-                  </m:rPr>
-                  <m:t>=</m:t>
-                </m:r>
-                <m:r>
-                  <m:rPr>
-                    <m:nor/>
-                    <m:sty m:val="p"/>
-                  </m:rPr>
-                  <m:t>S/ 9,011.89</m:t>
-                </m:r>
-              </m:e>
-            </m:mr>
-            <m:mr>
-              <m:e>
-                <m:r>
-                  <m:rPr>
-                    <m:nor/>
-                    <m:sty m:val="p"/>
-                  </m:rPr>
-                  <m:t>Nuevo costo total</m:t>
-                </m:r>
-              </m:e>
-              <m:e>
-                <m:r>
-                  <m:rPr>
-                    <m:sty m:val="p"/>
-                  </m:rPr>
-                  <m:t>=</m:t>
-                </m:r>
-                <m:r>
-                  <m:rPr>
-                    <m:nor/>
-                    <m:sty m:val="p"/>
-                  </m:rPr>
-                  <m:t>S/ 16,730.00 + S/ 9,011.89 + S/ 820.00</m:t>
-                </m:r>
-                <m:r>
-                  <m:rPr>
-                    <m:sty m:val="p"/>
-                  </m:rPr>
-                  <m:t>=</m:t>
-                </m:r>
-                <m:r>
-                  <m:rPr>
-                    <m:nor/>
-                    <m:sty m:val="p"/>
-                  </m:rPr>
-                  <m:t>S/ 26,561.89</m:t>
-                </m:r>
-              </m:e>
-            </m:mr>
-            <m:mr>
-              <m:e>
-                <m:r>
-                  <m:rPr>
-                    <m:nor/>
-                    <m:sty m:val="p"/>
-                  </m:rPr>
-                  <m:t>Nuevo costo unitario</m:t>
-                </m:r>
-              </m:e>
-              <m:e>
-                <m:r>
-                  <m:rPr>
-                    <m:sty m:val="p"/>
-                  </m:rPr>
-                  <m:t>=</m:t>
-                </m:r>
-                <m:r>
-                  <m:rPr>
-                    <m:nor/>
-                    <m:sty m:val="p"/>
-                  </m:rPr>
-                  <m:t>S/ 26,561.89 / 2,000</m:t>
-                </m:r>
-                <m:r>
-                  <m:rPr>
-                    <m:sty m:val="p"/>
-                  </m:rPr>
-                  <m:t>=</m:t>
-                </m:r>
-                <m:r>
-                  <m:rPr>
-                    <m:nor/>
-                    <m:sty m:val="p"/>
-                  </m:rPr>
-                  <m:t>S/ 13.28</m:t>
-                </m:r>
-              </m:e>
-            </m:mr>
-            <m:mr>
-              <m:e>
-                <m:r>
-                  <m:rPr>
-                    <m:nor/>
-                    <m:sty m:val="p"/>
-                  </m:rPr>
-                  <m:t>Nueva utilidad unitaria</m:t>
-                </m:r>
-              </m:e>
-              <m:e>
-                <m:r>
-                  <m:rPr>
-                    <m:sty m:val="p"/>
-                  </m:rPr>
-                  <m:t>=</m:t>
-                </m:r>
-                <m:r>
-                  <m:rPr>
-                    <m:nor/>
-                    <m:sty m:val="p"/>
-                  </m:rPr>
-                  <m:t>S/ 20.00 - S/ 13.28</m:t>
-                </m:r>
-                <m:r>
-                  <m:rPr>
-                    <m:sty m:val="p"/>
-                  </m:rPr>
-                  <m:t>=</m:t>
-                </m:r>
-                <m:r>
-                  <m:rPr>
-                    <m:nor/>
-                    <m:sty m:val="p"/>
-                  </m:rPr>
-                  <m:t>S/ 6.72</m:t>
-                </m:r>
-              </m:e>
-            </m:mr>
-            <m:mr>
-              <m:e>
-                <m:r>
-                  <m:rPr>
-                    <m:nor/>
-                    <m:sty m:val="p"/>
-                  </m:rPr>
-                  <m:t>Nuevo margen</m:t>
-                </m:r>
-              </m:e>
-              <m:e>
-                <m:r>
-                  <m:rPr>
-                    <m:sty m:val="p"/>
-                  </m:rPr>
-                  <m:t>=</m:t>
-                </m:r>
-                <m:r>
-                  <m:rPr>
-                    <m:nor/>
-                    <m:sty m:val="p"/>
-                  </m:rPr>
-                  <m:t>S/ 6.72 / S/ 20.00</m:t>
-                </m:r>
-                <m:r>
-                  <m:rPr>
-                    <m:sty m:val="p"/>
-                  </m:rPr>
-                  <m:t>=</m:t>
-                </m:r>
-                <m:r>
-                  <m:t>33.60</m:t>
-                </m:r>
-                <m:r>
-                  <m:rPr>
-                    <m:sty m:val="p"/>
-                  </m:rPr>
-                  <m:t>%</m:t>
-                </m:r>
-              </m:e>
-            </m:mr>
-          </m:m>
+          <m:eqArr>
+            <m:e>
+              <m:r>
+                <m:rPr>
+                  <m:nor/>
+                  <m:sty m:val="p"/>
+                </m:rPr>
+                <m:t>Nuevo costo de MOD</m:t>
+              </m:r>
+              <m:r>
+                <m:t>&amp;</m:t>
+              </m:r>
+              <m:r>
+                <m:rPr>
+                  <m:sty m:val="p"/>
+                </m:rPr>
+                <m:t>=</m:t>
+              </m:r>
+              <m:r>
+                <m:rPr>
+                  <m:nor/>
+                  <m:sty m:val="p"/>
+                </m:rPr>
+                <m:t>S/ 8,192.63</m:t>
+              </m:r>
+              <m:r>
+                <m:rPr>
+                  <m:sty m:val="p"/>
+                </m:rPr>
+                <m:t>×</m:t>
+              </m:r>
+              <m:r>
+                <m:t>1.10</m:t>
+              </m:r>
+              <m:r>
+                <m:rPr>
+                  <m:sty m:val="p"/>
+                </m:rPr>
+                <m:t>=</m:t>
+              </m:r>
+              <m:r>
+                <m:rPr>
+                  <m:nor/>
+                  <m:sty m:val="p"/>
+                </m:rPr>
+                <m:t>S/ 9,011.89</m:t>
+              </m:r>
+            </m:e>
+            <m:e>
+              <m:r>
+                <m:rPr>
+                  <m:nor/>
+                  <m:sty m:val="p"/>
+                </m:rPr>
+                <m:t>Nuevo costo total</m:t>
+              </m:r>
+              <m:r>
+                <m:t>&amp;</m:t>
+              </m:r>
+              <m:r>
+                <m:rPr>
+                  <m:sty m:val="p"/>
+                </m:rPr>
+                <m:t>=</m:t>
+              </m:r>
+              <m:r>
+                <m:rPr>
+                  <m:nor/>
+                  <m:sty m:val="p"/>
+                </m:rPr>
+                <m:t>S/ 16,730.00 + S/ 9,011.89 + S/ 820.00</m:t>
+              </m:r>
+              <m:r>
+                <m:rPr>
+                  <m:sty m:val="p"/>
+                </m:rPr>
+                <m:t>=</m:t>
+              </m:r>
+              <m:r>
+                <m:rPr>
+                  <m:nor/>
+                  <m:sty m:val="p"/>
+                </m:rPr>
+                <m:t>S/ 26,561.89</m:t>
+              </m:r>
+            </m:e>
+            <m:e>
+              <m:r>
+                <m:rPr>
+                  <m:nor/>
+                  <m:sty m:val="p"/>
+                </m:rPr>
+                <m:t>Nuevo costo unitario</m:t>
+              </m:r>
+              <m:r>
+                <m:t>&amp;</m:t>
+              </m:r>
+              <m:r>
+                <m:rPr>
+                  <m:sty m:val="p"/>
+                </m:rPr>
+                <m:t>=</m:t>
+              </m:r>
+              <m:r>
+                <m:rPr>
+                  <m:nor/>
+                  <m:sty m:val="p"/>
+                </m:rPr>
+                <m:t>S/ 26,561.89 / 2,000</m:t>
+              </m:r>
+              <m:r>
+                <m:rPr>
+                  <m:sty m:val="p"/>
+                </m:rPr>
+                <m:t>=</m:t>
+              </m:r>
+              <m:r>
+                <m:rPr>
+                  <m:nor/>
+                  <m:sty m:val="p"/>
+                </m:rPr>
+                <m:t>S/ 13.28</m:t>
+              </m:r>
+            </m:e>
+            <m:e>
+              <m:r>
+                <m:rPr>
+                  <m:nor/>
+                  <m:sty m:val="p"/>
+                </m:rPr>
+                <m:t>Nueva utilidad unitaria</m:t>
+              </m:r>
+              <m:r>
+                <m:t>&amp;</m:t>
+              </m:r>
+              <m:r>
+                <m:rPr>
+                  <m:sty m:val="p"/>
+                </m:rPr>
+                <m:t>=</m:t>
+              </m:r>
+              <m:r>
+                <m:rPr>
+                  <m:nor/>
+                  <m:sty m:val="p"/>
+                </m:rPr>
+                <m:t>S/ 20.00 - S/ 13.28</m:t>
+              </m:r>
+              <m:r>
+                <m:rPr>
+                  <m:sty m:val="p"/>
+                </m:rPr>
+                <m:t>=</m:t>
+              </m:r>
+              <m:r>
+                <m:rPr>
+                  <m:nor/>
+                  <m:sty m:val="p"/>
+                </m:rPr>
+                <m:t>S/ 6.72</m:t>
+              </m:r>
+            </m:e>
+            <m:e>
+              <m:r>
+                <m:rPr>
+                  <m:nor/>
+                  <m:sty m:val="p"/>
+                </m:rPr>
+                <m:t>Nuevo margen</m:t>
+              </m:r>
+              <m:r>
+                <m:t>&amp;</m:t>
+              </m:r>
+              <m:r>
+                <m:rPr>
+                  <m:sty m:val="p"/>
+                </m:rPr>
+                <m:t>=</m:t>
+              </m:r>
+              <m:r>
+                <m:rPr>
+                  <m:nor/>
+                  <m:sty m:val="p"/>
+                </m:rPr>
+                <m:t>S/ 6.72 / S/ 20.00</m:t>
+              </m:r>
+              <m:r>
+                <m:rPr>
+                  <m:sty m:val="p"/>
+                </m:rPr>
+                <m:t>=</m:t>
+              </m:r>
+              <m:r>
+                <m:t>33.60</m:t>
+              </m:r>
+              <m:r>
+                <m:rPr>
+                  <m:sty m:val="p"/>
+                </m:rPr>
+                <m:t>%</m:t>
+              </m:r>
+            </m:e>
+          </m:eqArr>
         </m:oMath>
       </m:oMathPara>
     </w:p>
@@ -8861,154 +8756,133 @@
           <m:jc m:val="center"/>
         </m:oMathParaPr>
         <m:oMath>
-          <m:m>
-            <m:mPr>
-              <m:baseJc m:val="center"/>
-              <m:plcHide m:val="on"/>
-              <m:mcs>
-                <m:mc>
-                  <m:mcPr>
-                    <m:mcJc m:val="right"/>
-                    <m:count m:val="1"/>
-                  </m:mcPr>
-                </m:mc>
-                <m:mc>
-                  <m:mcPr>
-                    <m:mcJc m:val="left"/>
-                    <m:count m:val="1"/>
-                  </m:mcPr>
-                </m:mc>
-              </m:mcs>
-            </m:mPr>
-            <m:mr>
-              <m:e>
-                <m:r>
-                  <m:rPr>
-                    <m:nor/>
-                    <m:sty m:val="p"/>
-                  </m:rPr>
-                  <m:t>Nuevo precio de venta</m:t>
-                </m:r>
-              </m:e>
-              <m:e>
-                <m:r>
-                  <m:rPr>
-                    <m:sty m:val="p"/>
-                  </m:rPr>
-                  <m:t>=</m:t>
-                </m:r>
-                <m:r>
-                  <m:rPr>
-                    <m:nor/>
-                    <m:sty m:val="p"/>
-                  </m:rPr>
-                  <m:t>S/ 20.00</m:t>
-                </m:r>
-                <m:r>
-                  <m:rPr>
-                    <m:sty m:val="p"/>
-                  </m:rPr>
-                  <m:t>×</m:t>
-                </m:r>
-                <m:r>
-                  <m:t>0.90</m:t>
-                </m:r>
-                <m:r>
-                  <m:rPr>
-                    <m:sty m:val="p"/>
-                  </m:rPr>
-                  <m:t>=</m:t>
-                </m:r>
-                <m:r>
-                  <m:rPr>
-                    <m:nor/>
-                    <m:sty m:val="p"/>
-                  </m:rPr>
-                  <m:t>S/ 18.00</m:t>
-                </m:r>
-              </m:e>
-            </m:mr>
-            <m:mr>
-              <m:e>
-                <m:r>
-                  <m:rPr>
-                    <m:nor/>
-                    <m:sty m:val="p"/>
-                  </m:rPr>
-                  <m:t>Nueva utilidad unitaria</m:t>
-                </m:r>
-              </m:e>
-              <m:e>
-                <m:r>
-                  <m:rPr>
-                    <m:sty m:val="p"/>
-                  </m:rPr>
-                  <m:t>=</m:t>
-                </m:r>
-                <m:r>
-                  <m:rPr>
-                    <m:nor/>
-                    <m:sty m:val="p"/>
-                  </m:rPr>
-                  <m:t>S/ 18.00 - S/ 12.87</m:t>
-                </m:r>
-                <m:r>
-                  <m:rPr>
-                    <m:sty m:val="p"/>
-                  </m:rPr>
-                  <m:t>=</m:t>
-                </m:r>
-                <m:r>
-                  <m:rPr>
-                    <m:nor/>
-                    <m:sty m:val="p"/>
-                  </m:rPr>
-                  <m:t>S/ 5.13</m:t>
-                </m:r>
-              </m:e>
-            </m:mr>
-            <m:mr>
-              <m:e>
-                <m:r>
-                  <m:rPr>
-                    <m:nor/>
-                    <m:sty m:val="p"/>
-                  </m:rPr>
-                  <m:t>Nuevo margen</m:t>
-                </m:r>
-              </m:e>
-              <m:e>
-                <m:r>
-                  <m:rPr>
-                    <m:sty m:val="p"/>
-                  </m:rPr>
-                  <m:t>=</m:t>
-                </m:r>
-                <m:r>
-                  <m:rPr>
-                    <m:nor/>
-                    <m:sty m:val="p"/>
-                  </m:rPr>
-                  <m:t>S/ 5.13 / S/ 18.00</m:t>
-                </m:r>
-                <m:r>
-                  <m:rPr>
-                    <m:sty m:val="p"/>
-                  </m:rPr>
-                  <m:t>=</m:t>
-                </m:r>
-                <m:r>
-                  <m:t>28.50</m:t>
-                </m:r>
-                <m:r>
-                  <m:rPr>
-                    <m:sty m:val="p"/>
-                  </m:rPr>
-                  <m:t>%</m:t>
-                </m:r>
-              </m:e>
-            </m:mr>
-          </m:m>
+          <m:eqArr>
+            <m:e>
+              <m:r>
+                <m:rPr>
+                  <m:nor/>
+                  <m:sty m:val="p"/>
+                </m:rPr>
+                <m:t>Nuevo precio de venta</m:t>
+              </m:r>
+              <m:r>
+                <m:t>&amp;</m:t>
+              </m:r>
+              <m:r>
+                <m:rPr>
+                  <m:sty m:val="p"/>
+                </m:rPr>
+                <m:t>=</m:t>
+              </m:r>
+              <m:r>
+                <m:rPr>
+                  <m:nor/>
+                  <m:sty m:val="p"/>
+                </m:rPr>
+                <m:t>S/ 20.00</m:t>
+              </m:r>
+              <m:r>
+                <m:rPr>
+                  <m:sty m:val="p"/>
+                </m:rPr>
+                <m:t>×</m:t>
+              </m:r>
+              <m:r>
+                <m:t>0.90</m:t>
+              </m:r>
+              <m:r>
+                <m:rPr>
+                  <m:sty m:val="p"/>
+                </m:rPr>
+                <m:t>=</m:t>
+              </m:r>
+              <m:r>
+                <m:rPr>
+                  <m:nor/>
+                  <m:sty m:val="p"/>
+                </m:rPr>
+                <m:t>S/ 18.00</m:t>
+              </m:r>
+            </m:e>
+            <m:e>
+              <m:r>
+                <m:rPr>
+                  <m:nor/>
+                  <m:sty m:val="p"/>
+                </m:rPr>
+                <m:t>Nueva utilidad unitaria</m:t>
+              </m:r>
+              <m:r>
+                <m:t>&amp;</m:t>
+              </m:r>
+              <m:r>
+                <m:rPr>
+                  <m:sty m:val="p"/>
+                </m:rPr>
+                <m:t>=</m:t>
+              </m:r>
+              <m:r>
+                <m:rPr>
+                  <m:nor/>
+                  <m:sty m:val="p"/>
+                </m:rPr>
+                <m:t>S/ 18.00 - S/ 12.87</m:t>
+              </m:r>
+              <m:r>
+                <m:rPr>
+                  <m:sty m:val="p"/>
+                </m:rPr>
+                <m:t>=</m:t>
+              </m:r>
+              <m:r>
+                <m:rPr>
+                  <m:nor/>
+                  <m:sty m:val="p"/>
+                </m:rPr>
+                <m:t>S/ 5.13</m:t>
+              </m:r>
+            </m:e>
+            <m:e>
+              <m:r>
+                <m:rPr>
+                  <m:nor/>
+                  <m:sty m:val="p"/>
+                </m:rPr>
+                <m:t>Nuevo margen</m:t>
+              </m:r>
+              <m:r>
+                <m:t>&amp;</m:t>
+              </m:r>
+              <m:r>
+                <m:rPr>
+                  <m:sty m:val="p"/>
+                </m:rPr>
+                <m:t>=</m:t>
+              </m:r>
+              <m:r>
+                <m:rPr>
+                  <m:nor/>
+                  <m:sty m:val="p"/>
+                </m:rPr>
+                <m:t>S/ 5.13 / S/ 18.00</m:t>
+              </m:r>
+              <m:r>
+                <m:rPr>
+                  <m:sty m:val="p"/>
+                </m:rPr>
+                <m:t>=</m:t>
+              </m:r>
+              <m:r>
+                <m:t>28.50</m:t>
+              </m:r>
+              <m:r>
+                <m:rPr>
+                  <m:sty m:val="p"/>
+                </m:rPr>
+                <m:t>%</m:t>
+              </m:r>
+            </m:e>
+          </m:eqArr>
         </m:oMath>
       </m:oMathPara>
     </w:p>
@@ -9028,10 +8902,10 @@
         <w:t xml:space="preserve">Estos análisis de sensibilidad demuestran que la empresa tiene cierta holgura para absorber incrementos moderados en costos, pero que reducciones en precios tendrían un impacto más severo en la rentabilidad.</w:t>
       </w:r>
     </w:p>
-    <w:bookmarkEnd w:id="88"/>
-    <w:bookmarkEnd w:id="89"/>
     <w:bookmarkEnd w:id="90"/>
-    <w:bookmarkStart w:id="105" w:name="discusión"/>
+    <w:bookmarkEnd w:id="91"/>
+    <w:bookmarkEnd w:id="92"/>
+    <w:bookmarkStart w:id="107" w:name="discusión"/>
     <w:p>
       <w:pPr>
         <w:pStyle w:val="Heading1"/>
@@ -9048,7 +8922,7 @@
         <w:t xml:space="preserve">La sección analiza críticamente los hallazgos del estudio de costeo, interpretando la estructura de costos identificada, evaluando sus implicaciones para la gestión empresarial y comparando los resultados con la literatura especializada y parámetros de la industria.</w:t>
       </w:r>
     </w:p>
-    <w:bookmarkStart w:id="94" w:name="análisis-de-la-estructura-de-costos-1"/>
+    <w:bookmarkStart w:id="96" w:name="análisis-de-la-estructura-de-costos-1"/>
     <w:p>
       <w:pPr>
         <w:pStyle w:val="Heading2"/>
@@ -9065,7 +8939,7 @@
         <w:t xml:space="preserve">La estructura de costos identificada en DULCE DELEITE S.R.L (65% materiales directos, 31.8% mano de obra directa, 3.2% GIF) presenta características distintivas que merecen un análisis detallado desde múltiples perspectivas.</w:t>
       </w:r>
     </w:p>
-    <w:bookmarkStart w:id="91" w:name="predominancia-de-materiales-directos"/>
+    <w:bookmarkStart w:id="93" w:name="predominancia-de-materiales-directos"/>
     <w:p>
       <w:pPr>
         <w:pStyle w:val="Heading3"/>
@@ -9106,8 +8980,8 @@
         <w:t xml:space="preserve">Adicionalmente, empresas con estructuras de costos dominadas por materiales variables deben monitorear continuamente los mercados de insumos y estar preparadas para ajustar precios de venta de manera oportuna cuando los incrementos en costos de materiales excedan umbrales predeterminados. Para DULCE DELEITE S.R.L, esto implicaría establecer un sistema de alerta que dispare revisiones de precios cuando el costo de materiales por pastel exceda, por ejemplo, S/ 9.00 (un 7.5% por encima del costo actual de S/ 8.37).</w:t>
       </w:r>
     </w:p>
-    <w:bookmarkEnd w:id="91"/>
-    <w:bookmarkStart w:id="92" w:name="X4c70831779191c218b4ae7946e9a83f5abec3ce"/>
+    <w:bookmarkEnd w:id="93"/>
+    <w:bookmarkStart w:id="94" w:name="X4c70831779191c218b4ae7946e9a83f5abec3ce"/>
     <w:p>
       <w:pPr>
         <w:pStyle w:val="Heading3"/>
@@ -9272,8 +9146,8 @@
         <w:t xml:space="preserve">Empresas intensivas en mano de obra directa deben evaluar cuidadosamente las decisiones de inversión en automatización mediante análisis de costo-beneficio que consideren no solo los costos directos sino también los efectos en calidad, flexibilidad y capacidad de respuesta al mercado. Para DULCE DELEITE S.R.L, inversiones en equipamiento como batidoras industriales de mayor capacidad o sistemas de horneado con control automático de temperatura podrían reducir el tiempo de trabajo manual y mejorar la consistencia, pero deben evaluarse considerando el impacto en los GIF (depreciación, mantenimiento, energía) y la potencial pérdida del carácter artesanal diferenciador del producto.</w:t>
       </w:r>
     </w:p>
-    <w:bookmarkEnd w:id="92"/>
-    <w:bookmarkStart w:id="93" w:name="Xd09100c121045594b638744fade8e92dd1b1791"/>
+    <w:bookmarkEnd w:id="94"/>
+    <w:bookmarkStart w:id="95" w:name="Xd09100c121045594b638744fade8e92dd1b1791"/>
     <w:p>
       <w:pPr>
         <w:pStyle w:val="Heading3"/>
@@ -9446,9 +9320,9 @@
         <w:t xml:space="preserve">Sistemas de información para gestión de inventarios y costos</w:t>
       </w:r>
     </w:p>
-    <w:bookmarkEnd w:id="93"/>
-    <w:bookmarkEnd w:id="94"/>
-    <w:bookmarkStart w:id="98" w:name="Xa21688d0d40f6767714fdb0fcbcf885b0c155e7"/>
+    <w:bookmarkEnd w:id="95"/>
+    <w:bookmarkEnd w:id="96"/>
+    <w:bookmarkStart w:id="100" w:name="Xa21688d0d40f6767714fdb0fcbcf885b0c155e7"/>
     <w:p>
       <w:pPr>
         <w:pStyle w:val="Heading2"/>
@@ -9465,7 +9339,7 @@
         <w:t xml:space="preserve">El precio de S/ 20.00 por pastel, que genera un margen de 35.65% sobre ventas, merece una evaluación desde múltiples perspectivas: competitividad, estrategia de posicionamiento y sostenibilidad.</w:t>
       </w:r>
     </w:p>
-    <w:bookmarkStart w:id="95" w:name="adecuación-del-margen"/>
+    <w:bookmarkStart w:id="97" w:name="adecuación-del-margen"/>
     <w:p>
       <w:pPr>
         <w:pStyle w:val="Heading3"/>
@@ -9574,8 +9448,8 @@
         <w:t xml:space="preserve">Si asumimos conservadoramente que estos gastos adicionales representan el 15-20% del precio de venta (S/ 3.00 - S/ 4.00 por pastel), el margen neto real estaría en el rango de 15.65% a 20.65%, lo que sigue siendo aceptable pero deja menos holgura de lo que el margen bruto sugiere.</w:t>
       </w:r>
     </w:p>
-    <w:bookmarkEnd w:id="95"/>
-    <w:bookmarkStart w:id="96" w:name="X1ef53b8af65342c588429eb7f037163238824c6"/>
+    <w:bookmarkEnd w:id="97"/>
+    <w:bookmarkStart w:id="98" w:name="X1ef53b8af65342c588429eb7f037163238824c6"/>
     <w:p>
       <w:pPr>
         <w:pStyle w:val="Heading3"/>
@@ -9690,8 +9564,8 @@
         <w:t xml:space="preserve">Considerar estrategias de precio diferenciado por canal (precio mayorista para distribuidores vs. precio minorista para clientes finales)</w:t>
       </w:r>
     </w:p>
-    <w:bookmarkEnd w:id="96"/>
-    <w:bookmarkStart w:id="97" w:name="posicionamiento-en-el-mercado"/>
+    <w:bookmarkEnd w:id="98"/>
+    <w:bookmarkStart w:id="99" w:name="posicionamiento-en-el-mercado"/>
     <w:p>
       <w:pPr>
         <w:pStyle w:val="Heading3"/>
@@ -9848,9 +9722,9 @@
         <w:t xml:space="preserve">Desarrollo de marca con historia y valores reconocibles</w:t>
       </w:r>
     </w:p>
-    <w:bookmarkEnd w:id="97"/>
-    <w:bookmarkEnd w:id="98"/>
-    <w:bookmarkStart w:id="103" w:name="X7bd12efeec948f5bafa1e3eed43f9c16dd870e2"/>
+    <w:bookmarkEnd w:id="99"/>
+    <w:bookmarkEnd w:id="100"/>
+    <w:bookmarkStart w:id="105" w:name="X7bd12efeec948f5bafa1e3eed43f9c16dd870e2"/>
     <w:p>
       <w:pPr>
         <w:pStyle w:val="Heading2"/>
@@ -9867,7 +9741,7 @@
         <w:t xml:space="preserve">El análisis realizado ha identificado varias limitaciones significativas en el sistema de costeo por órdenes implementado por DULCE DELEITE S.R.L:</w:t>
       </w:r>
     </w:p>
-    <w:bookmarkStart w:id="99" w:name="X5e58f61a1acd52581e4cc5caf881adb6c4ace1a"/>
+    <w:bookmarkStart w:id="101" w:name="X5e58f61a1acd52581e4cc5caf881adb6c4ace1a"/>
     <w:p>
       <w:pPr>
         <w:pStyle w:val="Heading3"/>
@@ -9994,8 +9868,8 @@
         <w:t xml:space="preserve">Comparar mensualmente costos reales vs. estándares e investigar variaciones significativas</w:t>
       </w:r>
     </w:p>
-    <w:bookmarkEnd w:id="99"/>
-    <w:bookmarkStart w:id="100" w:name="Xc8d82b72350e323aa89141518db9ce5bbe51658"/>
+    <w:bookmarkEnd w:id="101"/>
+    <w:bookmarkStart w:id="102" w:name="Xc8d82b72350e323aa89141518db9ce5bbe51658"/>
     <w:p>
       <w:pPr>
         <w:pStyle w:val="Heading3"/>
@@ -10112,8 +9986,8 @@
         <w:t xml:space="preserve">Conciliar al final del período los GIF aplicados con los GIF reales incurridos, reconociendo sobre/subaplicación</w:t>
       </w:r>
     </w:p>
-    <w:bookmarkEnd w:id="100"/>
-    <w:bookmarkStart w:id="101" w:name="X63b5e64575841c212eade360b3a21f593c2c19e"/>
+    <w:bookmarkEnd w:id="102"/>
+    <w:bookmarkStart w:id="103" w:name="X63b5e64575841c212eade360b3a21f593c2c19e"/>
     <w:p>
       <w:pPr>
         <w:pStyle w:val="Heading3"/>
@@ -10290,8 +10164,8 @@
         <w:t xml:space="preserve">Esta reclasificación permitiría calcular un margen de contribución más preciso y realizar análisis más sofisticados de rentabilidad.</w:t>
       </w:r>
     </w:p>
-    <w:bookmarkEnd w:id="101"/>
-    <w:bookmarkStart w:id="102" w:name="X173c20a211b937f07e8df07dc83ea95bfa49b8d"/>
+    <w:bookmarkEnd w:id="103"/>
+    <w:bookmarkStart w:id="104" w:name="X173c20a211b937f07e8df07dc83ea95bfa49b8d"/>
     <w:p>
       <w:pPr>
         <w:pStyle w:val="Heading3"/>
@@ -10362,98 +10236,98 @@
       </w:pPr>
       <w:r>
         <w:t xml:space="preserve">Inventarios de repuestos y materiales auxiliares</w:t>
-      </w:r>
-    </w:p>
-    <w:bookmarkEnd w:id="102"/>
-    <w:bookmarkEnd w:id="103"/>
-    <w:bookmarkStart w:id="104" w:name="X35181f30893abb7d7bc7dab0b89a3cfd5547eec"/>
-    <w:p>
-      <w:pPr>
-        <w:pStyle w:val="Heading2"/>
-      </w:pPr>
-      <w:r>
-        <w:t xml:space="preserve">4.4 Comparación con Literatura y Estándares de la Industria</w:t>
-      </w:r>
-    </w:p>
-    <w:p>
-      <w:pPr>
-        <w:pStyle w:val="FirstParagraph"/>
-      </w:pPr>
-      <w:r>
-        <w:t xml:space="preserve">Los resultados de este estudio pueden compararse con hallazgos de investigaciones similares sobre costeo en la industria de panadería y pastelería.</w:t>
-      </w:r>
-    </w:p>
-    <w:p>
-      <w:pPr>
-        <w:pStyle w:val="BodyText"/>
-      </w:pPr>
-      <w:r>
-        <w:t xml:space="preserve">Estudios sobre pequeñas panaderías artesanales en México encontraron estructuras de costos con rangos de:</w:t>
-      </w:r>
-    </w:p>
-    <w:p>
-      <w:pPr>
-        <w:pStyle w:val="Compact"/>
-        <w:numPr>
-          <w:ilvl w:val="0"/>
-          <w:numId w:val="1054"/>
-        </w:numPr>
-      </w:pPr>
-      <w:r>
-        <w:t xml:space="preserve">Materiales: 55-70% del costo total</w:t>
-      </w:r>
-    </w:p>
-    <w:p>
-      <w:pPr>
-        <w:pStyle w:val="Compact"/>
-        <w:numPr>
-          <w:ilvl w:val="0"/>
-          <w:numId w:val="1054"/>
-        </w:numPr>
-      </w:pPr>
-      <w:r>
-        <w:t xml:space="preserve">Mano de obra: 25-35%</w:t>
-      </w:r>
-    </w:p>
-    <w:p>
-      <w:pPr>
-        <w:pStyle w:val="Compact"/>
-        <w:numPr>
-          <w:ilvl w:val="0"/>
-          <w:numId w:val="1054"/>
-        </w:numPr>
-      </w:pPr>
-      <w:r>
-        <w:t xml:space="preserve">GIF: 5-15%</w:t>
-      </w:r>
-    </w:p>
-    <w:p>
-      <w:pPr>
-        <w:pStyle w:val="FirstParagraph"/>
-      </w:pPr>
-      <w:r>
-        <w:t xml:space="preserve">DULCE DELEITE S.R.L se ubica dentro de estos rangos en materiales (65%) y mano de obra (31.8%), pero en el límite inferior de GIF (3.2%), reforzando la hipótesis de subregistro de costos indirectos.</w:t>
-      </w:r>
-    </w:p>
-    <w:p>
-      <w:pPr>
-        <w:pStyle w:val="BodyText"/>
-      </w:pPr>
-      <w:r>
-        <w:t xml:space="preserve">En cuanto a márgenes de utilidad, la literatura reporta que pastelerías artesanales en América Latina generalmente operan con márgenes brutos entre 30% y 50%. El margen de 35.65% de DULCE DELEITE S.R.L se sitúa cómodamente dentro de este rango, sugiriendo que la empresa tiene un precio competitivo sin estar en los extremos de precio bajo o premium.</w:t>
-      </w:r>
-    </w:p>
-    <w:p>
-      <w:pPr>
-        <w:pStyle w:val="BodyText"/>
-      </w:pPr>
-      <w:r>
-        <w:t xml:space="preserve">Un aspecto interesante es la comparación de productividad de mano de obra. Con 5 trabajadores produciendo 2,000 pasteles, la productividad es de 400 pasteles por trabajador. Sin datos de tiempo exacto de producción, es difícil calcular pasteles por hora-hombre, pero asumiendo una semana de producción (40 horas por trabajador), la productividad sería de 10 pasteles por hora-hombre. Esta cifra es consistente con procesos semi-artesanales que requieren preparación individualizada de cada pastel.</w:t>
       </w:r>
     </w:p>
     <w:bookmarkEnd w:id="104"/>
     <w:bookmarkEnd w:id="105"/>
-    <w:bookmarkStart w:id="106" w:name="conclusiones"/>
+    <w:bookmarkStart w:id="106" w:name="X35181f30893abb7d7bc7dab0b89a3cfd5547eec"/>
+    <w:p>
+      <w:pPr>
+        <w:pStyle w:val="Heading2"/>
+      </w:pPr>
+      <w:r>
+        <w:t xml:space="preserve">4.4 Comparación con Literatura y Estándares de la Industria</w:t>
+      </w:r>
+    </w:p>
+    <w:p>
+      <w:pPr>
+        <w:pStyle w:val="FirstParagraph"/>
+      </w:pPr>
+      <w:r>
+        <w:t xml:space="preserve">Los resultados de este estudio pueden compararse con hallazgos de investigaciones similares sobre costeo en la industria de panadería y pastelería.</w:t>
+      </w:r>
+    </w:p>
+    <w:p>
+      <w:pPr>
+        <w:pStyle w:val="BodyText"/>
+      </w:pPr>
+      <w:r>
+        <w:t xml:space="preserve">Estudios sobre pequeñas panaderías artesanales en México encontraron estructuras de costos con rangos de:</w:t>
+      </w:r>
+    </w:p>
+    <w:p>
+      <w:pPr>
+        <w:pStyle w:val="Compact"/>
+        <w:numPr>
+          <w:ilvl w:val="0"/>
+          <w:numId w:val="1054"/>
+        </w:numPr>
+      </w:pPr>
+      <w:r>
+        <w:t xml:space="preserve">Materiales: 55-70% del costo total</w:t>
+      </w:r>
+    </w:p>
+    <w:p>
+      <w:pPr>
+        <w:pStyle w:val="Compact"/>
+        <w:numPr>
+          <w:ilvl w:val="0"/>
+          <w:numId w:val="1054"/>
+        </w:numPr>
+      </w:pPr>
+      <w:r>
+        <w:t xml:space="preserve">Mano de obra: 25-35%</w:t>
+      </w:r>
+    </w:p>
+    <w:p>
+      <w:pPr>
+        <w:pStyle w:val="Compact"/>
+        <w:numPr>
+          <w:ilvl w:val="0"/>
+          <w:numId w:val="1054"/>
+        </w:numPr>
+      </w:pPr>
+      <w:r>
+        <w:t xml:space="preserve">GIF: 5-15%</w:t>
+      </w:r>
+    </w:p>
+    <w:p>
+      <w:pPr>
+        <w:pStyle w:val="FirstParagraph"/>
+      </w:pPr>
+      <w:r>
+        <w:t xml:space="preserve">DULCE DELEITE S.R.L se ubica dentro de estos rangos en materiales (65%) y mano de obra (31.8%), pero en el límite inferior de GIF (3.2%), reforzando la hipótesis de subregistro de costos indirectos.</w:t>
+      </w:r>
+    </w:p>
+    <w:p>
+      <w:pPr>
+        <w:pStyle w:val="BodyText"/>
+      </w:pPr>
+      <w:r>
+        <w:t xml:space="preserve">En cuanto a márgenes de utilidad, la literatura reporta que pastelerías artesanales en América Latina generalmente operan con márgenes brutos entre 30% y 50%. El margen de 35.65% de DULCE DELEITE S.R.L se sitúa cómodamente dentro de este rango, sugiriendo que la empresa tiene un precio competitivo sin estar en los extremos de precio bajo o premium.</w:t>
+      </w:r>
+    </w:p>
+    <w:p>
+      <w:pPr>
+        <w:pStyle w:val="BodyText"/>
+      </w:pPr>
+      <w:r>
+        <w:t xml:space="preserve">Un aspecto interesante es la comparación de productividad de mano de obra. Con 5 trabajadores produciendo 2,000 pasteles, la productividad es de 400 pasteles por trabajador. Sin datos de tiempo exacto de producción, es difícil calcular pasteles por hora-hombre, pero asumiendo una semana de producción (40 horas por trabajador), la productividad sería de 10 pasteles por hora-hombre. Esta cifra es consistente con procesos semi-artesanales que requieren preparación individualizada de cada pastel.</w:t>
+      </w:r>
+    </w:p>
+    <w:bookmarkEnd w:id="106"/>
+    <w:bookmarkEnd w:id="107"/>
+    <w:bookmarkStart w:id="108" w:name="conclusiones"/>
     <w:p>
       <w:pPr>
         <w:pStyle w:val="Heading1"/>
@@ -10650,8 +10524,8 @@
         <w:t xml:space="preserve">: Esta investigación demuestra empíricamente la viabilidad y utilidad del sistema de costeo por órdenes en pequeñas y medianas empresas del sector alimentario peruano, específicamente en el rubro de pastelería. El estudio proporciona un caso real documentado que puede servir como referencia para otras empresas del sector que deseen implementar o mejorar sus sistemas de costeo. Las conclusiones resaltan la importancia crítica de una correcta determinación de costos para la toma de decisiones empresariales informadas en áreas como fijación de precios competitivos, control de costos operativos, evaluación de rentabilidad por producto y planificación de la producción.</w:t>
       </w:r>
     </w:p>
-    <w:bookmarkEnd w:id="106"/>
-    <w:bookmarkStart w:id="107" w:name="referencias"/>
+    <w:bookmarkEnd w:id="108"/>
+    <w:bookmarkStart w:id="109" w:name="referencias"/>
     <w:p>
       <w:pPr>
         <w:pStyle w:val="Heading1"/>
@@ -10665,7 +10539,7 @@
         <w:br w:type="page"/>
       </w:r>
     </w:p>
-    <w:bookmarkEnd w:id="107"/>
+    <w:bookmarkEnd w:id="109"/>
     <w:p>
       <w:pPr>
         <w:pStyle w:val="Heading1"/>
@@ -10674,7 +10548,7 @@
         <w:t xml:space="preserve">7. Anexo A</w:t>
       </w:r>
     </w:p>
-    <w:bookmarkStart w:id="108" w:name="apx-apéndices"/>
+    <w:bookmarkStart w:id="110" w:name="apx-apéndices"/>
     <w:p>
       <w:pPr>
         <w:pStyle w:val="Heading1"/>
@@ -10688,7 +10562,7 @@
         <w:br w:type="page"/>
       </w:r>
     </w:p>
-    <w:bookmarkEnd w:id="108"/>
+    <w:bookmarkEnd w:id="110"/>
     <w:p>
       <w:pPr>
         <w:pStyle w:val="Heading1"/>
@@ -10697,7 +10571,7 @@
         <w:t xml:space="preserve">9. Anexo A</w:t>
       </w:r>
     </w:p>
-    <w:bookmarkStart w:id="111" w:name="apx-hoja-costos"/>
+    <w:bookmarkStart w:id="113" w:name="apx-hoja-costos"/>
     <w:p>
       <w:pPr>
         <w:pStyle w:val="Heading2"/>
@@ -10968,12 +10842,12 @@
         <w:tblLook w:firstRow="1" w:lastRow="0" w:firstColumn="0" w:lastColumn="0" w:noHBand="0" w:noVBand="0" w:val="0020"/>
       </w:tblPr>
       <w:tblGrid>
-        <w:gridCol w:w="770"/>
-        <w:gridCol w:w="1760"/>
-        <w:gridCol w:w="1100"/>
-        <w:gridCol w:w="1100"/>
-        <w:gridCol w:w="1760"/>
-        <w:gridCol w:w="1430"/>
+        <w:gridCol w:w="477"/>
+        <w:gridCol w:w="1335"/>
+        <w:gridCol w:w="2767"/>
+        <w:gridCol w:w="763"/>
+        <w:gridCol w:w="1335"/>
+        <w:gridCol w:w="1240"/>
       </w:tblGrid>
       <w:tr>
         <w:trPr>
@@ -11659,6 +11533,1227 @@
         <w:t xml:space="preserve">MANO DE OBRA DIRECTA</w:t>
       </w:r>
     </w:p>
+    <w:tbl>
+      <w:tblPr>
+        <w:tblStyle w:val="Table"/>
+        <w:tblW w:type="pct" w:w="5000"/>
+        <w:tblLayout w:type="fixed"/>
+        <w:tblLook w:firstRow="1" w:lastRow="0" w:firstColumn="0" w:lastColumn="0" w:noHBand="0" w:noVBand="0" w:val="0020"/>
+      </w:tblPr>
+      <w:tblGrid>
+        <w:gridCol w:w="3895"/>
+        <w:gridCol w:w="908"/>
+        <w:gridCol w:w="1558"/>
+        <w:gridCol w:w="1558"/>
+      </w:tblGrid>
+      <w:tr>
+        <w:trPr>
+          <w:tblHeader w:val="on"/>
+        </w:trPr>
+        <w:tc>
+          <w:tcPr/>
+          <w:p>
+            <w:pPr>
+              <w:pStyle w:val="Compact"/>
+              <w:jc w:val="left"/>
+            </w:pPr>
+            <w:r>
+              <w:t xml:space="preserve">Trabajador</w:t>
+            </w:r>
+          </w:p>
+        </w:tc>
+        <w:tc>
+          <w:tcPr/>
+          <w:p>
+            <w:pPr>
+              <w:pStyle w:val="Compact"/>
+              <w:jc w:val="center"/>
+            </w:pPr>
+            <w:r>
+              <w:t xml:space="preserve">Horas</w:t>
+            </w:r>
+          </w:p>
+        </w:tc>
+        <w:tc>
+          <w:tcPr/>
+          <w:p>
+            <w:pPr>
+              <w:pStyle w:val="Compact"/>
+              <w:jc w:val="center"/>
+            </w:pPr>
+            <w:r>
+              <w:t xml:space="preserve">Tasa Horaria</w:t>
+            </w:r>
+          </w:p>
+        </w:tc>
+        <w:tc>
+          <w:tcPr/>
+          <w:p>
+            <w:pPr>
+              <w:pStyle w:val="Compact"/>
+              <w:jc w:val="center"/>
+            </w:pPr>
+            <w:r>
+              <w:t xml:space="preserve">Costo Total</w:t>
+            </w:r>
+          </w:p>
+        </w:tc>
+      </w:tr>
+      <w:tr>
+        <w:tc>
+          <w:tcPr/>
+          <w:p>
+            <w:pPr>
+              <w:pStyle w:val="Compact"/>
+              <w:jc w:val="left"/>
+            </w:pPr>
+            <w:r>
+              <w:t xml:space="preserve">Trabajador 1</w:t>
+            </w:r>
+          </w:p>
+        </w:tc>
+        <w:tc>
+          <w:tcPr/>
+          <w:p>
+            <w:pPr>
+              <w:pStyle w:val="Compact"/>
+              <w:jc w:val="center"/>
+            </w:pPr>
+            <w:r>
+              <w:t xml:space="preserve">[horas]</w:t>
+            </w:r>
+          </w:p>
+        </w:tc>
+        <w:tc>
+          <w:tcPr/>
+          <w:p>
+            <w:pPr>
+              <w:pStyle w:val="Compact"/>
+              <w:jc w:val="center"/>
+            </w:pPr>
+            <w:r>
+              <w:t xml:space="preserve">[tasa]</w:t>
+            </w:r>
+          </w:p>
+        </w:tc>
+        <w:tc>
+          <w:tcPr/>
+          <w:p>
+            <w:pPr>
+              <w:pStyle w:val="Compact"/>
+              <w:jc w:val="center"/>
+            </w:pPr>
+            <w:r>
+              <w:t xml:space="preserve">1,638.53</w:t>
+            </w:r>
+          </w:p>
+        </w:tc>
+      </w:tr>
+      <w:tr>
+        <w:tc>
+          <w:tcPr/>
+          <w:p>
+            <w:pPr>
+              <w:pStyle w:val="Compact"/>
+              <w:jc w:val="left"/>
+            </w:pPr>
+            <w:r>
+              <w:t xml:space="preserve">Trabajador 2</w:t>
+            </w:r>
+          </w:p>
+        </w:tc>
+        <w:tc>
+          <w:tcPr/>
+          <w:p>
+            <w:pPr>
+              <w:pStyle w:val="Compact"/>
+              <w:jc w:val="center"/>
+            </w:pPr>
+            <w:r>
+              <w:t xml:space="preserve">[horas]</w:t>
+            </w:r>
+          </w:p>
+        </w:tc>
+        <w:tc>
+          <w:tcPr/>
+          <w:p>
+            <w:pPr>
+              <w:pStyle w:val="Compact"/>
+              <w:jc w:val="center"/>
+            </w:pPr>
+            <w:r>
+              <w:t xml:space="preserve">[tasa]</w:t>
+            </w:r>
+          </w:p>
+        </w:tc>
+        <w:tc>
+          <w:tcPr/>
+          <w:p>
+            <w:pPr>
+              <w:pStyle w:val="Compact"/>
+              <w:jc w:val="center"/>
+            </w:pPr>
+            <w:r>
+              <w:t xml:space="preserve">1,638.53</w:t>
+            </w:r>
+          </w:p>
+        </w:tc>
+      </w:tr>
+      <w:tr>
+        <w:tc>
+          <w:tcPr/>
+          <w:p>
+            <w:pPr>
+              <w:pStyle w:val="Compact"/>
+              <w:jc w:val="left"/>
+            </w:pPr>
+            <w:r>
+              <w:t xml:space="preserve">Trabajador 3</w:t>
+            </w:r>
+          </w:p>
+        </w:tc>
+        <w:tc>
+          <w:tcPr/>
+          <w:p>
+            <w:pPr>
+              <w:pStyle w:val="Compact"/>
+              <w:jc w:val="center"/>
+            </w:pPr>
+            <w:r>
+              <w:t xml:space="preserve">[horas]</w:t>
+            </w:r>
+          </w:p>
+        </w:tc>
+        <w:tc>
+          <w:tcPr/>
+          <w:p>
+            <w:pPr>
+              <w:pStyle w:val="Compact"/>
+              <w:jc w:val="center"/>
+            </w:pPr>
+            <w:r>
+              <w:t xml:space="preserve">[tasa]</w:t>
+            </w:r>
+          </w:p>
+        </w:tc>
+        <w:tc>
+          <w:tcPr/>
+          <w:p>
+            <w:pPr>
+              <w:pStyle w:val="Compact"/>
+              <w:jc w:val="center"/>
+            </w:pPr>
+            <w:r>
+              <w:t xml:space="preserve">1,638.53</w:t>
+            </w:r>
+          </w:p>
+        </w:tc>
+      </w:tr>
+      <w:tr>
+        <w:tc>
+          <w:tcPr/>
+          <w:p>
+            <w:pPr>
+              <w:pStyle w:val="Compact"/>
+              <w:jc w:val="left"/>
+            </w:pPr>
+            <w:r>
+              <w:t xml:space="preserve">Trabajador 4</w:t>
+            </w:r>
+          </w:p>
+        </w:tc>
+        <w:tc>
+          <w:tcPr/>
+          <w:p>
+            <w:pPr>
+              <w:pStyle w:val="Compact"/>
+              <w:jc w:val="center"/>
+            </w:pPr>
+            <w:r>
+              <w:t xml:space="preserve">[horas]</w:t>
+            </w:r>
+          </w:p>
+        </w:tc>
+        <w:tc>
+          <w:tcPr/>
+          <w:p>
+            <w:pPr>
+              <w:pStyle w:val="Compact"/>
+              <w:jc w:val="center"/>
+            </w:pPr>
+            <w:r>
+              <w:t xml:space="preserve">[tasa]</w:t>
+            </w:r>
+          </w:p>
+        </w:tc>
+        <w:tc>
+          <w:tcPr/>
+          <w:p>
+            <w:pPr>
+              <w:pStyle w:val="Compact"/>
+              <w:jc w:val="center"/>
+            </w:pPr>
+            <w:r>
+              <w:t xml:space="preserve">1,638.53</w:t>
+            </w:r>
+          </w:p>
+        </w:tc>
+      </w:tr>
+      <w:tr>
+        <w:tc>
+          <w:tcPr/>
+          <w:p>
+            <w:pPr>
+              <w:pStyle w:val="Compact"/>
+              <w:jc w:val="left"/>
+            </w:pPr>
+            <w:r>
+              <w:t xml:space="preserve">Trabajador 5</w:t>
+            </w:r>
+          </w:p>
+        </w:tc>
+        <w:tc>
+          <w:tcPr/>
+          <w:p>
+            <w:pPr>
+              <w:pStyle w:val="Compact"/>
+              <w:jc w:val="center"/>
+            </w:pPr>
+            <w:r>
+              <w:t xml:space="preserve">[horas]</w:t>
+            </w:r>
+          </w:p>
+        </w:tc>
+        <w:tc>
+          <w:tcPr/>
+          <w:p>
+            <w:pPr>
+              <w:pStyle w:val="Compact"/>
+              <w:jc w:val="center"/>
+            </w:pPr>
+            <w:r>
+              <w:t xml:space="preserve">[tasa]</w:t>
+            </w:r>
+          </w:p>
+        </w:tc>
+        <w:tc>
+          <w:tcPr/>
+          <w:p>
+            <w:pPr>
+              <w:pStyle w:val="Compact"/>
+              <w:jc w:val="center"/>
+            </w:pPr>
+            <w:r>
+              <w:t xml:space="preserve">1,638.53</w:t>
+            </w:r>
+          </w:p>
+        </w:tc>
+      </w:tr>
+      <w:tr>
+        <w:tc>
+          <w:tcPr/>
+          <w:p>
+            <w:pPr>
+              <w:pStyle w:val="Compact"/>
+              <w:jc w:val="left"/>
+            </w:pPr>
+            <w:r>
+              <w:rPr>
+                <w:b/>
+                <w:bCs/>
+              </w:rPr>
+              <w:t xml:space="preserve">TOTAL MANO DE OBRA DIRECTA</w:t>
+            </w:r>
+          </w:p>
+        </w:tc>
+        <w:tc>
+          <w:tcPr/>
+          <w:p>
+            <w:pPr>
+              <w:pStyle w:val="Compact"/>
+            </w:pPr>
+          </w:p>
+        </w:tc>
+        <w:tc>
+          <w:tcPr/>
+          <w:p>
+            <w:pPr>
+              <w:pStyle w:val="Compact"/>
+            </w:pPr>
+          </w:p>
+        </w:tc>
+        <w:tc>
+          <w:tcPr/>
+          <w:p>
+            <w:pPr>
+              <w:pStyle w:val="Compact"/>
+              <w:jc w:val="center"/>
+            </w:pPr>
+            <w:r>
+              <w:rPr>
+                <w:b/>
+                <w:bCs/>
+              </w:rPr>
+              <w:t xml:space="preserve">8,192.63</w:t>
+            </w:r>
+          </w:p>
+        </w:tc>
+      </w:tr>
+    </w:tbl>
+    <w:p>
+      <w:pPr>
+        <w:pStyle w:val="BodyText"/>
+      </w:pPr>
+      <w:r>
+        <w:rPr>
+          <w:b/>
+          <w:bCs/>
+        </w:rPr>
+        <w:t xml:space="preserve">GASTOS INDIRECTOS DE FABRICACIÓN</w:t>
+      </w:r>
+    </w:p>
+    <w:tbl>
+      <w:tblPr>
+        <w:tblStyle w:val="Table"/>
+        <w:tblW w:type="auto" w:w="0"/>
+        <w:tblLook w:firstRow="1" w:lastRow="0" w:firstColumn="0" w:lastColumn="0" w:noHBand="0" w:noVBand="0" w:val="0020"/>
+      </w:tblPr>
+      <w:tblGrid>
+        <w:gridCol w:w="2640"/>
+        <w:gridCol w:w="2640"/>
+        <w:gridCol w:w="2640"/>
+      </w:tblGrid>
+      <w:tr>
+        <w:trPr>
+          <w:tblHeader w:val="on"/>
+        </w:trPr>
+        <w:tc>
+          <w:tcPr/>
+          <w:p>
+            <w:pPr>
+              <w:pStyle w:val="Compact"/>
+              <w:jc w:val="left"/>
+            </w:pPr>
+            <w:r>
+              <w:t xml:space="preserve">Base de Asignación</w:t>
+            </w:r>
+          </w:p>
+        </w:tc>
+        <w:tc>
+          <w:tcPr/>
+          <w:p>
+            <w:pPr>
+              <w:pStyle w:val="Compact"/>
+              <w:jc w:val="center"/>
+            </w:pPr>
+            <w:r>
+              <w:t xml:space="preserve">Tasa</w:t>
+            </w:r>
+          </w:p>
+        </w:tc>
+        <w:tc>
+          <w:tcPr/>
+          <w:p>
+            <w:pPr>
+              <w:pStyle w:val="Compact"/>
+              <w:jc w:val="center"/>
+            </w:pPr>
+            <w:r>
+              <w:t xml:space="preserve">Monto</w:t>
+            </w:r>
+          </w:p>
+        </w:tc>
+      </w:tr>
+      <w:tr>
+        <w:tc>
+          <w:tcPr/>
+          <w:p>
+            <w:pPr>
+              <w:pStyle w:val="Compact"/>
+              <w:jc w:val="left"/>
+            </w:pPr>
+            <w:r>
+              <w:t xml:space="preserve">[Base seleccionada]</w:t>
+            </w:r>
+          </w:p>
+        </w:tc>
+        <w:tc>
+          <w:tcPr/>
+          <w:p>
+            <w:pPr>
+              <w:pStyle w:val="Compact"/>
+              <w:jc w:val="center"/>
+            </w:pPr>
+            <w:r>
+              <w:t xml:space="preserve">[Tasa predeterminada]</w:t>
+            </w:r>
+          </w:p>
+        </w:tc>
+        <w:tc>
+          <w:tcPr/>
+          <w:p>
+            <w:pPr>
+              <w:pStyle w:val="Compact"/>
+              <w:jc w:val="center"/>
+            </w:pPr>
+            <w:r>
+              <w:t xml:space="preserve">820.00</w:t>
+            </w:r>
+          </w:p>
+        </w:tc>
+      </w:tr>
+      <w:tr>
+        <w:tc>
+          <w:tcPr/>
+          <w:p>
+            <w:pPr>
+              <w:pStyle w:val="Compact"/>
+              <w:jc w:val="left"/>
+            </w:pPr>
+            <w:r>
+              <w:rPr>
+                <w:b/>
+                <w:bCs/>
+              </w:rPr>
+              <w:t xml:space="preserve">TOTAL GIF</w:t>
+            </w:r>
+          </w:p>
+        </w:tc>
+        <w:tc>
+          <w:tcPr/>
+          <w:p>
+            <w:pPr>
+              <w:pStyle w:val="Compact"/>
+            </w:pPr>
+          </w:p>
+        </w:tc>
+        <w:tc>
+          <w:tcPr/>
+          <w:p>
+            <w:pPr>
+              <w:pStyle w:val="Compact"/>
+              <w:jc w:val="center"/>
+            </w:pPr>
+            <w:r>
+              <w:rPr>
+                <w:b/>
+                <w:bCs/>
+              </w:rPr>
+              <w:t xml:space="preserve">820.00</w:t>
+            </w:r>
+          </w:p>
+        </w:tc>
+      </w:tr>
+    </w:tbl>
+    <w:p>
+      <w:pPr>
+        <w:pStyle w:val="BodyText"/>
+      </w:pPr>
+      <w:r>
+        <w:rPr>
+          <w:b/>
+          <w:bCs/>
+        </w:rPr>
+        <w:t xml:space="preserve">RESUMEN DE COSTOS</w:t>
+      </w:r>
+    </w:p>
+    <w:bookmarkStart w:id="112" w:name="tbl-hoja-costos"/>
+    <w:p>
+      <w:pPr>
+        <w:pStyle w:val="FigureTitle"/>
+      </w:pPr>
+      <w:r>
+        <w:t xml:space="preserve">Tabla A1</w:t>
+      </w:r>
+    </w:p>
+    <w:p>
+      <w:pPr>
+        <w:pStyle w:val="Caption"/>
+      </w:pPr>
+      <w:r>
+        <w:t xml:space="preserve">Modelo de Hoja de Costos por Orden</w:t>
+      </w:r>
+    </w:p>
+    <w:bookmarkStart w:id="111" w:name="tbl-hoja"/>
+    <w:tbl>
+      <w:tblPr>
+        <w:tblStyle w:val="Table"/>
+        <w:tblW w:type="auto" w:w="0"/>
+        <w:tblLook w:firstRow="1" w:lastRow="0" w:firstColumn="0" w:lastColumn="0" w:noHBand="0" w:noVBand="0" w:val="0020"/>
+      </w:tblPr>
+      <w:tblGrid>
+        <w:gridCol w:w="3960"/>
+        <w:gridCol w:w="3960"/>
+      </w:tblGrid>
+      <w:tr>
+        <w:trPr>
+          <w:tblHeader w:val="on"/>
+        </w:trPr>
+        <w:tc>
+          <w:tcPr/>
+          <w:p>
+            <w:pPr>
+              <w:pStyle w:val="Compact"/>
+              <w:jc w:val="left"/>
+            </w:pPr>
+            <w:r>
+              <w:t xml:space="preserve">Elemento</w:t>
+            </w:r>
+          </w:p>
+        </w:tc>
+        <w:tc>
+          <w:tcPr/>
+          <w:p>
+            <w:pPr>
+              <w:pStyle w:val="Compact"/>
+              <w:jc w:val="center"/>
+            </w:pPr>
+            <w:r>
+              <w:t xml:space="preserve">Monto (S/)</w:t>
+            </w:r>
+          </w:p>
+        </w:tc>
+      </w:tr>
+      <w:tr>
+        <w:tc>
+          <w:tcPr/>
+          <w:p>
+            <w:pPr>
+              <w:pStyle w:val="Compact"/>
+              <w:jc w:val="left"/>
+            </w:pPr>
+            <w:r>
+              <w:t xml:space="preserve">Materiales Directos</w:t>
+            </w:r>
+          </w:p>
+        </w:tc>
+        <w:tc>
+          <w:tcPr/>
+          <w:p>
+            <w:pPr>
+              <w:pStyle w:val="Compact"/>
+              <w:jc w:val="center"/>
+            </w:pPr>
+            <w:r>
+              <w:t xml:space="preserve">16,730.00</w:t>
+            </w:r>
+          </w:p>
+        </w:tc>
+      </w:tr>
+      <w:tr>
+        <w:tc>
+          <w:tcPr/>
+          <w:p>
+            <w:pPr>
+              <w:pStyle w:val="Compact"/>
+              <w:jc w:val="left"/>
+            </w:pPr>
+            <w:r>
+              <w:t xml:space="preserve">Mano de Obra Directa</w:t>
+            </w:r>
+          </w:p>
+        </w:tc>
+        <w:tc>
+          <w:tcPr/>
+          <w:p>
+            <w:pPr>
+              <w:pStyle w:val="Compact"/>
+              <w:jc w:val="center"/>
+            </w:pPr>
+            <w:r>
+              <w:t xml:space="preserve">8,192.63</w:t>
+            </w:r>
+          </w:p>
+        </w:tc>
+      </w:tr>
+      <w:tr>
+        <w:tc>
+          <w:tcPr/>
+          <w:p>
+            <w:pPr>
+              <w:pStyle w:val="Compact"/>
+              <w:jc w:val="left"/>
+            </w:pPr>
+            <w:r>
+              <w:t xml:space="preserve">Gastos Indirectos de Fabricación</w:t>
+            </w:r>
+          </w:p>
+        </w:tc>
+        <w:tc>
+          <w:tcPr/>
+          <w:p>
+            <w:pPr>
+              <w:pStyle w:val="Compact"/>
+              <w:jc w:val="center"/>
+            </w:pPr>
+            <w:r>
+              <w:t xml:space="preserve">820.00</w:t>
+            </w:r>
+          </w:p>
+        </w:tc>
+      </w:tr>
+      <w:tr>
+        <w:tc>
+          <w:tcPr/>
+          <w:p>
+            <w:pPr>
+              <w:pStyle w:val="Compact"/>
+              <w:jc w:val="left"/>
+            </w:pPr>
+            <w:r>
+              <w:rPr>
+                <w:b/>
+                <w:bCs/>
+              </w:rPr>
+              <w:t xml:space="preserve">COSTO TOTAL</w:t>
+            </w:r>
+          </w:p>
+        </w:tc>
+        <w:tc>
+          <w:tcPr/>
+          <w:p>
+            <w:pPr>
+              <w:pStyle w:val="Compact"/>
+              <w:jc w:val="center"/>
+            </w:pPr>
+            <w:r>
+              <w:rPr>
+                <w:b/>
+                <w:bCs/>
+              </w:rPr>
+              <w:t xml:space="preserve">25,742.63</w:t>
+            </w:r>
+          </w:p>
+        </w:tc>
+      </w:tr>
+      <w:tr>
+        <w:tc>
+          <w:tcPr/>
+          <w:p>
+            <w:pPr>
+              <w:pStyle w:val="Compact"/>
+              <w:jc w:val="left"/>
+            </w:pPr>
+            <w:r>
+              <w:rPr>
+                <w:b/>
+                <w:bCs/>
+              </w:rPr>
+              <w:t xml:space="preserve">COSTO UNITARIO</w:t>
+            </w:r>
+            <w:r>
+              <w:t xml:space="preserve"> </w:t>
+            </w:r>
+            <w:r>
+              <w:t xml:space="preserve">(÷ 2,000)</w:t>
+            </w:r>
+          </w:p>
+        </w:tc>
+        <w:tc>
+          <w:tcPr/>
+          <w:p>
+            <w:pPr>
+              <w:pStyle w:val="Compact"/>
+              <w:jc w:val="center"/>
+            </w:pPr>
+            <w:r>
+              <w:rPr>
+                <w:b/>
+                <w:bCs/>
+              </w:rPr>
+              <w:t xml:space="preserve">12.87</w:t>
+            </w:r>
+          </w:p>
+        </w:tc>
+      </w:tr>
+      <w:tr>
+        <w:tc>
+          <w:tcPr/>
+          <w:p>
+            <w:pPr>
+              <w:pStyle w:val="Compact"/>
+              <w:jc w:val="left"/>
+            </w:pPr>
+            <w:r>
+              <w:t xml:space="preserve">Utilidad deseada por unidad</w:t>
+            </w:r>
+          </w:p>
+        </w:tc>
+        <w:tc>
+          <w:tcPr/>
+          <w:p>
+            <w:pPr>
+              <w:pStyle w:val="Compact"/>
+              <w:jc w:val="center"/>
+            </w:pPr>
+            <w:r>
+              <w:t xml:space="preserve">7.13</w:t>
+            </w:r>
+          </w:p>
+        </w:tc>
+      </w:tr>
+      <w:tr>
+        <w:tc>
+          <w:tcPr/>
+          <w:p>
+            <w:pPr>
+              <w:pStyle w:val="Compact"/>
+              <w:jc w:val="left"/>
+            </w:pPr>
+            <w:r>
+              <w:rPr>
+                <w:b/>
+                <w:bCs/>
+              </w:rPr>
+              <w:t xml:space="preserve">PRECIO DE VENTA UNITARIO</w:t>
+            </w:r>
+          </w:p>
+        </w:tc>
+        <w:tc>
+          <w:tcPr/>
+          <w:p>
+            <w:pPr>
+              <w:pStyle w:val="Compact"/>
+              <w:jc w:val="center"/>
+            </w:pPr>
+            <w:r>
+              <w:rPr>
+                <w:b/>
+                <w:bCs/>
+              </w:rPr>
+              <w:t xml:space="preserve">20.00</w:t>
+            </w:r>
+          </w:p>
+        </w:tc>
+      </w:tr>
+    </w:tbl>
+    <w:bookmarkEnd w:id="111"/>
+    <w:bookmarkEnd w:id="112"/>
+    <w:p>
+      <w:pPr>
+        <w:pStyle w:val="FigureNote"/>
+      </w:pPr>
+      <w:r>
+        <w:rPr>
+          <w:i/>
+          <w:iCs/>
+        </w:rPr>
+        <w:t xml:space="preserve">Nota</w:t>
+      </w:r>
+      <w:r>
+        <w:t xml:space="preserve">. Modelo propuesto para implementación formal en DULCE DELEITE S.R.L.</w:t>
+      </w:r>
+    </w:p>
+    <w:p>
+      <w:r>
+        <w:br w:type="page"/>
+      </w:r>
+    </w:p>
+    <w:bookmarkEnd w:id="113"/>
+    <w:p>
+      <w:pPr>
+        <w:pStyle w:val="Heading1"/>
+      </w:pPr>
+      <w:r>
+        <w:t xml:space="preserve">10. Anexo A</w:t>
+      </w:r>
+    </w:p>
+    <w:bookmarkStart w:id="116" w:name="apx-requisicion"/>
+    <w:p>
+      <w:pPr>
+        <w:pStyle w:val="Heading2"/>
+      </w:pPr>
+      <w:r>
+        <w:t xml:space="preserve">10.1 Formulario de Requisición de Materiales</w:t>
+      </w:r>
+    </w:p>
+    <w:p>
+      <w:pPr>
+        <w:pStyle w:val="FirstParagraph"/>
+      </w:pPr>
+      <w:r>
+        <w:rPr>
+          <w:b/>
+          <w:bCs/>
+        </w:rPr>
+        <w:t xml:space="preserve">REQUISICIÓN DE MATERIALES</w:t>
+      </w:r>
+    </w:p>
+    <w:tbl>
+      <w:tblPr>
+        <w:tblStyle w:val="Table"/>
+        <w:tblW w:type="auto" w:w="0"/>
+        <w:tblLook w:firstRow="1" w:lastRow="0" w:firstColumn="0" w:lastColumn="0" w:noHBand="0" w:noVBand="0" w:val="0020"/>
+      </w:tblPr>
+      <w:tblGrid>
+        <w:gridCol w:w="3960"/>
+        <w:gridCol w:w="3960"/>
+      </w:tblGrid>
+      <w:tr>
+        <w:trPr>
+          <w:tblHeader w:val="on"/>
+        </w:trPr>
+        <w:tc>
+          <w:tcPr/>
+          <w:p>
+            <w:pPr>
+              <w:pStyle w:val="Compact"/>
+              <w:jc w:val="left"/>
+            </w:pPr>
+            <w:r>
+              <w:t xml:space="preserve">Campo</w:t>
+            </w:r>
+          </w:p>
+        </w:tc>
+        <w:tc>
+          <w:tcPr/>
+          <w:p>
+            <w:pPr>
+              <w:pStyle w:val="Compact"/>
+              <w:jc w:val="left"/>
+            </w:pPr>
+            <w:r>
+              <w:t xml:space="preserve">Información</w:t>
+            </w:r>
+          </w:p>
+        </w:tc>
+      </w:tr>
+      <w:tr>
+        <w:tc>
+          <w:tcPr/>
+          <w:p>
+            <w:pPr>
+              <w:pStyle w:val="Compact"/>
+              <w:jc w:val="left"/>
+            </w:pPr>
+            <w:r>
+              <w:t xml:space="preserve">N° de Requisición</w:t>
+            </w:r>
+          </w:p>
+        </w:tc>
+        <w:tc>
+          <w:tcPr/>
+          <w:p>
+            <w:pPr>
+              <w:pStyle w:val="Compact"/>
+              <w:jc w:val="left"/>
+            </w:pPr>
+            <w:r>
+              <w:t xml:space="preserve">[Número correlativo]</w:t>
+            </w:r>
+          </w:p>
+        </w:tc>
+      </w:tr>
+      <w:tr>
+        <w:tc>
+          <w:tcPr/>
+          <w:p>
+            <w:pPr>
+              <w:pStyle w:val="Compact"/>
+              <w:jc w:val="left"/>
+            </w:pPr>
+            <w:r>
+              <w:t xml:space="preserve">Fecha</w:t>
+            </w:r>
+          </w:p>
+        </w:tc>
+        <w:tc>
+          <w:tcPr/>
+          <w:p>
+            <w:pPr>
+              <w:pStyle w:val="Compact"/>
+              <w:jc w:val="left"/>
+            </w:pPr>
+            <w:r>
+              <w:t xml:space="preserve">[DD/MM/AAAA]</w:t>
+            </w:r>
+          </w:p>
+        </w:tc>
+      </w:tr>
+      <w:tr>
+        <w:tc>
+          <w:tcPr/>
+          <w:p>
+            <w:pPr>
+              <w:pStyle w:val="Compact"/>
+              <w:jc w:val="left"/>
+            </w:pPr>
+            <w:r>
+              <w:t xml:space="preserve">Orden de Producción N°</w:t>
+            </w:r>
+          </w:p>
+        </w:tc>
+        <w:tc>
+          <w:tcPr/>
+          <w:p>
+            <w:pPr>
+              <w:pStyle w:val="Compact"/>
+              <w:jc w:val="left"/>
+            </w:pPr>
+            <w:r>
+              <w:t xml:space="preserve">[Número de orden]</w:t>
+            </w:r>
+          </w:p>
+        </w:tc>
+      </w:tr>
+      <w:tr>
+        <w:tc>
+          <w:tcPr/>
+          <w:p>
+            <w:pPr>
+              <w:pStyle w:val="Compact"/>
+              <w:jc w:val="left"/>
+            </w:pPr>
+            <w:r>
+              <w:t xml:space="preserve">Departamento solicitante</w:t>
+            </w:r>
+          </w:p>
+        </w:tc>
+        <w:tc>
+          <w:tcPr/>
+          <w:p>
+            <w:pPr>
+              <w:pStyle w:val="Compact"/>
+              <w:jc w:val="left"/>
+            </w:pPr>
+            <w:r>
+              <w:t xml:space="preserve">Producción</w:t>
+            </w:r>
+          </w:p>
+        </w:tc>
+      </w:tr>
+    </w:tbl>
+    <w:p>
+      <w:pPr>
+        <w:pStyle w:val="BodyText"/>
+      </w:pPr>
+      <w:r>
+        <w:rPr>
+          <w:b/>
+          <w:bCs/>
+        </w:rPr>
+        <w:t xml:space="preserve">MATERIALES SOLICITADOS</w:t>
+      </w:r>
+    </w:p>
+    <w:tbl>
+      <w:tblPr>
+        <w:tblStyle w:val="Table"/>
+        <w:tblW w:type="pct" w:w="5000"/>
+        <w:tblLayout w:type="fixed"/>
+        <w:tblLook w:firstRow="1" w:lastRow="0" w:firstColumn="0" w:lastColumn="0" w:noHBand="0" w:noVBand="0" w:val="0020"/>
+      </w:tblPr>
+      <w:tblGrid>
+        <w:gridCol w:w="650"/>
+        <w:gridCol w:w="1193"/>
+        <w:gridCol w:w="650"/>
+        <w:gridCol w:w="2061"/>
+        <w:gridCol w:w="1952"/>
+        <w:gridCol w:w="1410"/>
+      </w:tblGrid>
+      <w:tr>
+        <w:trPr>
+          <w:tblHeader w:val="on"/>
+        </w:trPr>
+        <w:tc>
+          <w:tcPr/>
+          <w:p>
+            <w:pPr>
+              <w:pStyle w:val="Compact"/>
+              <w:jc w:val="center"/>
+            </w:pPr>
+            <w:r>
+              <w:t xml:space="preserve">Código</w:t>
+            </w:r>
+          </w:p>
+        </w:tc>
+        <w:tc>
+          <w:tcPr/>
+          <w:p>
+            <w:pPr>
+              <w:pStyle w:val="Compact"/>
+              <w:jc w:val="left"/>
+            </w:pPr>
+            <w:r>
+              <w:t xml:space="preserve">Descripción</w:t>
+            </w:r>
+          </w:p>
+        </w:tc>
+        <w:tc>
+          <w:tcPr/>
+          <w:p>
+            <w:pPr>
+              <w:pStyle w:val="Compact"/>
+              <w:jc w:val="center"/>
+            </w:pPr>
+            <w:r>
+              <w:t xml:space="preserve">Unidad</w:t>
+            </w:r>
+          </w:p>
+        </w:tc>
+        <w:tc>
+          <w:tcPr/>
+          <w:p>
+            <w:pPr>
+              <w:pStyle w:val="Compact"/>
+              <w:jc w:val="center"/>
+            </w:pPr>
+            <w:r>
+              <w:t xml:space="preserve">Cantidad Solicitada</w:t>
+            </w:r>
+          </w:p>
+        </w:tc>
+        <w:tc>
+          <w:tcPr/>
+          <w:p>
+            <w:pPr>
+              <w:pStyle w:val="Compact"/>
+              <w:jc w:val="center"/>
+            </w:pPr>
+            <w:r>
+              <w:t xml:space="preserve">Cantidad Entregada</w:t>
+            </w:r>
+          </w:p>
+        </w:tc>
+        <w:tc>
+          <w:tcPr/>
+          <w:p>
+            <w:pPr>
+              <w:pStyle w:val="Compact"/>
+              <w:jc w:val="left"/>
+            </w:pPr>
+            <w:r>
+              <w:t xml:space="preserve">Observaciones</w:t>
+            </w:r>
+          </w:p>
+        </w:tc>
+      </w:tr>
+      <w:tr>
+        <w:tc>
+          <w:tcPr/>
+          <w:p>
+            <w:pPr>
+              <w:pStyle w:val="Compact"/>
+            </w:pPr>
+          </w:p>
+        </w:tc>
+        <w:tc>
+          <w:tcPr/>
+          <w:p>
+            <w:pPr>
+              <w:pStyle w:val="Compact"/>
+            </w:pPr>
+          </w:p>
+        </w:tc>
+        <w:tc>
+          <w:tcPr/>
+          <w:p>
+            <w:pPr>
+              <w:pStyle w:val="Compact"/>
+            </w:pPr>
+          </w:p>
+        </w:tc>
+        <w:tc>
+          <w:tcPr/>
+          <w:p>
+            <w:pPr>
+              <w:pStyle w:val="Compact"/>
+            </w:pPr>
+          </w:p>
+        </w:tc>
+        <w:tc>
+          <w:tcPr/>
+          <w:p>
+            <w:pPr>
+              <w:pStyle w:val="Compact"/>
+            </w:pPr>
+          </w:p>
+        </w:tc>
+        <w:tc>
+          <w:tcPr/>
+          <w:p>
+            <w:pPr>
+              <w:pStyle w:val="Compact"/>
+            </w:pPr>
+          </w:p>
+        </w:tc>
+      </w:tr>
+      <w:tr>
+        <w:tc>
+          <w:tcPr/>
+          <w:p>
+            <w:pPr>
+              <w:pStyle w:val="Compact"/>
+            </w:pPr>
+          </w:p>
+        </w:tc>
+        <w:tc>
+          <w:tcPr/>
+          <w:p>
+            <w:pPr>
+              <w:pStyle w:val="Compact"/>
+            </w:pPr>
+          </w:p>
+        </w:tc>
+        <w:tc>
+          <w:tcPr/>
+          <w:p>
+            <w:pPr>
+              <w:pStyle w:val="Compact"/>
+            </w:pPr>
+          </w:p>
+        </w:tc>
+        <w:tc>
+          <w:tcPr/>
+          <w:p>
+            <w:pPr>
+              <w:pStyle w:val="Compact"/>
+            </w:pPr>
+          </w:p>
+        </w:tc>
+        <w:tc>
+          <w:tcPr/>
+          <w:p>
+            <w:pPr>
+              <w:pStyle w:val="Compact"/>
+            </w:pPr>
+          </w:p>
+        </w:tc>
+        <w:tc>
+          <w:tcPr/>
+          <w:p>
+            <w:pPr>
+              <w:pStyle w:val="Compact"/>
+            </w:pPr>
+          </w:p>
+        </w:tc>
+      </w:tr>
+    </w:tbl>
+    <w:p>
+      <w:pPr>
+        <w:pStyle w:val="BodyText"/>
+      </w:pPr>
+      <w:r>
+        <w:t xml:space="preserve"> </w:t>
+      </w:r>
+    </w:p>
+    <w:bookmarkStart w:id="115" w:name="tbl-requisicion"/>
+    <w:p>
+      <w:pPr>
+        <w:pStyle w:val="FigureTitle"/>
+      </w:pPr>
+      <w:r>
+        <w:t xml:space="preserve">Tabla A2</w:t>
+      </w:r>
+    </w:p>
+    <w:p>
+      <w:pPr>
+        <w:pStyle w:val="Caption"/>
+      </w:pPr>
+      <w:r>
+        <w:t xml:space="preserve">Formulario de Requisición de Materiales</w:t>
+      </w:r>
+    </w:p>
+    <w:bookmarkStart w:id="114" w:name="tbl-requisicion"/>
     <w:tbl>
       <w:tblPr>
         <w:tblStyle w:val="Table"/>
@@ -11683,43 +12778,43 @@
               <w:jc w:val="left"/>
             </w:pPr>
             <w:r>
-              <w:t xml:space="preserve">Trabajador</w:t>
-            </w:r>
-          </w:p>
-        </w:tc>
-        <w:tc>
-          <w:tcPr/>
-          <w:p>
-            <w:pPr>
-              <w:pStyle w:val="Compact"/>
-              <w:jc w:val="center"/>
-            </w:pPr>
-            <w:r>
-              <w:t xml:space="preserve">Horas</w:t>
-            </w:r>
-          </w:p>
-        </w:tc>
-        <w:tc>
-          <w:tcPr/>
-          <w:p>
-            <w:pPr>
-              <w:pStyle w:val="Compact"/>
-              <w:jc w:val="center"/>
-            </w:pPr>
-            <w:r>
-              <w:t xml:space="preserve">Tasa Horaria</w:t>
-            </w:r>
-          </w:p>
-        </w:tc>
-        <w:tc>
-          <w:tcPr/>
-          <w:p>
-            <w:pPr>
-              <w:pStyle w:val="Compact"/>
-              <w:jc w:val="center"/>
-            </w:pPr>
-            <w:r>
-              <w:t xml:space="preserve">Costo Total</w:t>
+              <w:t xml:space="preserve">Solicitado por</w:t>
+            </w:r>
+          </w:p>
+        </w:tc>
+        <w:tc>
+          <w:tcPr/>
+          <w:p>
+            <w:pPr>
+              <w:pStyle w:val="Compact"/>
+              <w:jc w:val="left"/>
+            </w:pPr>
+            <w:r>
+              <w:t xml:space="preserve">Autorizado por</w:t>
+            </w:r>
+          </w:p>
+        </w:tc>
+        <w:tc>
+          <w:tcPr/>
+          <w:p>
+            <w:pPr>
+              <w:pStyle w:val="Compact"/>
+              <w:jc w:val="left"/>
+            </w:pPr>
+            <w:r>
+              <w:t xml:space="preserve">Entregado por</w:t>
+            </w:r>
+          </w:p>
+        </w:tc>
+        <w:tc>
+          <w:tcPr/>
+          <w:p>
+            <w:pPr>
+              <w:pStyle w:val="Compact"/>
+              <w:jc w:val="left"/>
+            </w:pPr>
+            <w:r>
+              <w:t xml:space="preserve">Recibido por</w:t>
             </w:r>
           </w:p>
         </w:tc>
@@ -11733,43 +12828,43 @@
               <w:jc w:val="left"/>
             </w:pPr>
             <w:r>
-              <w:t xml:space="preserve">Trabajador 1</w:t>
-            </w:r>
-          </w:p>
-        </w:tc>
-        <w:tc>
-          <w:tcPr/>
-          <w:p>
-            <w:pPr>
-              <w:pStyle w:val="Compact"/>
-              <w:jc w:val="center"/>
-            </w:pPr>
-            <w:r>
-              <w:t xml:space="preserve">[horas]</w:t>
-            </w:r>
-          </w:p>
-        </w:tc>
-        <w:tc>
-          <w:tcPr/>
-          <w:p>
-            <w:pPr>
-              <w:pStyle w:val="Compact"/>
-              <w:jc w:val="center"/>
-            </w:pPr>
-            <w:r>
-              <w:t xml:space="preserve">[tasa]</w:t>
-            </w:r>
-          </w:p>
-        </w:tc>
-        <w:tc>
-          <w:tcPr/>
-          <w:p>
-            <w:pPr>
-              <w:pStyle w:val="Compact"/>
-              <w:jc w:val="center"/>
-            </w:pPr>
-            <w:r>
-              <w:t xml:space="preserve">1,638.53</w:t>
+              <w:t xml:space="preserve">Firma:</w:t>
+            </w:r>
+          </w:p>
+        </w:tc>
+        <w:tc>
+          <w:tcPr/>
+          <w:p>
+            <w:pPr>
+              <w:pStyle w:val="Compact"/>
+              <w:jc w:val="left"/>
+            </w:pPr>
+            <w:r>
+              <w:t xml:space="preserve">Firma:</w:t>
+            </w:r>
+          </w:p>
+        </w:tc>
+        <w:tc>
+          <w:tcPr/>
+          <w:p>
+            <w:pPr>
+              <w:pStyle w:val="Compact"/>
+              <w:jc w:val="left"/>
+            </w:pPr>
+            <w:r>
+              <w:t xml:space="preserve">Firma:</w:t>
+            </w:r>
+          </w:p>
+        </w:tc>
+        <w:tc>
+          <w:tcPr/>
+          <w:p>
+            <w:pPr>
+              <w:pStyle w:val="Compact"/>
+              <w:jc w:val="left"/>
+            </w:pPr>
+            <w:r>
+              <w:t xml:space="preserve">Firma:</w:t>
             </w:r>
           </w:p>
         </w:tc>
@@ -11783,43 +12878,43 @@
               <w:jc w:val="left"/>
             </w:pPr>
             <w:r>
-              <w:t xml:space="preserve">Trabajador 2</w:t>
-            </w:r>
-          </w:p>
-        </w:tc>
-        <w:tc>
-          <w:tcPr/>
-          <w:p>
-            <w:pPr>
-              <w:pStyle w:val="Compact"/>
-              <w:jc w:val="center"/>
-            </w:pPr>
-            <w:r>
-              <w:t xml:space="preserve">[horas]</w:t>
-            </w:r>
-          </w:p>
-        </w:tc>
-        <w:tc>
-          <w:tcPr/>
-          <w:p>
-            <w:pPr>
-              <w:pStyle w:val="Compact"/>
-              <w:jc w:val="center"/>
-            </w:pPr>
-            <w:r>
-              <w:t xml:space="preserve">[tasa]</w:t>
-            </w:r>
-          </w:p>
-        </w:tc>
-        <w:tc>
-          <w:tcPr/>
-          <w:p>
-            <w:pPr>
-              <w:pStyle w:val="Compact"/>
-              <w:jc w:val="center"/>
-            </w:pPr>
-            <w:r>
-              <w:t xml:space="preserve">1,638.53</w:t>
+              <w:t xml:space="preserve">Nombre:</w:t>
+            </w:r>
+          </w:p>
+        </w:tc>
+        <w:tc>
+          <w:tcPr/>
+          <w:p>
+            <w:pPr>
+              <w:pStyle w:val="Compact"/>
+              <w:jc w:val="left"/>
+            </w:pPr>
+            <w:r>
+              <w:t xml:space="preserve">Nombre:</w:t>
+            </w:r>
+          </w:p>
+        </w:tc>
+        <w:tc>
+          <w:tcPr/>
+          <w:p>
+            <w:pPr>
+              <w:pStyle w:val="Compact"/>
+              <w:jc w:val="left"/>
+            </w:pPr>
+            <w:r>
+              <w:t xml:space="preserve">Nombre:</w:t>
+            </w:r>
+          </w:p>
+        </w:tc>
+        <w:tc>
+          <w:tcPr/>
+          <w:p>
+            <w:pPr>
+              <w:pStyle w:val="Compact"/>
+              <w:jc w:val="left"/>
+            </w:pPr>
+            <w:r>
+              <w:t xml:space="preserve">Nombre:</w:t>
             </w:r>
           </w:p>
         </w:tc>
@@ -11833,48 +12928,10 @@
               <w:jc w:val="left"/>
             </w:pPr>
             <w:r>
-              <w:t xml:space="preserve">Trabajador 3</w:t>
-            </w:r>
-          </w:p>
-        </w:tc>
-        <w:tc>
-          <w:tcPr/>
-          <w:p>
-            <w:pPr>
-              <w:pStyle w:val="Compact"/>
-              <w:jc w:val="center"/>
-            </w:pPr>
-            <w:r>
-              <w:t xml:space="preserve">[horas]</w:t>
-            </w:r>
-          </w:p>
-        </w:tc>
-        <w:tc>
-          <w:tcPr/>
-          <w:p>
-            <w:pPr>
-              <w:pStyle w:val="Compact"/>
-              <w:jc w:val="center"/>
-            </w:pPr>
-            <w:r>
-              <w:t xml:space="preserve">[tasa]</w:t>
-            </w:r>
-          </w:p>
-        </w:tc>
-        <w:tc>
-          <w:tcPr/>
-          <w:p>
-            <w:pPr>
-              <w:pStyle w:val="Compact"/>
-              <w:jc w:val="center"/>
-            </w:pPr>
-            <w:r>
-              <w:t xml:space="preserve">1,638.53</w:t>
-            </w:r>
-          </w:p>
-        </w:tc>
-      </w:tr>
-      <w:tr>
+              <w:t xml:space="preserve">Fecha:</w:t>
+            </w:r>
+          </w:p>
+        </w:tc>
         <w:tc>
           <w:tcPr/>
           <w:p>
@@ -11883,48 +12940,10 @@
               <w:jc w:val="left"/>
             </w:pPr>
             <w:r>
-              <w:t xml:space="preserve">Trabajador 4</w:t>
-            </w:r>
-          </w:p>
-        </w:tc>
-        <w:tc>
-          <w:tcPr/>
-          <w:p>
-            <w:pPr>
-              <w:pStyle w:val="Compact"/>
-              <w:jc w:val="center"/>
-            </w:pPr>
-            <w:r>
-              <w:t xml:space="preserve">[horas]</w:t>
-            </w:r>
-          </w:p>
-        </w:tc>
-        <w:tc>
-          <w:tcPr/>
-          <w:p>
-            <w:pPr>
-              <w:pStyle w:val="Compact"/>
-              <w:jc w:val="center"/>
-            </w:pPr>
-            <w:r>
-              <w:t xml:space="preserve">[tasa]</w:t>
-            </w:r>
-          </w:p>
-        </w:tc>
-        <w:tc>
-          <w:tcPr/>
-          <w:p>
-            <w:pPr>
-              <w:pStyle w:val="Compact"/>
-              <w:jc w:val="center"/>
-            </w:pPr>
-            <w:r>
-              <w:t xml:space="preserve">1,638.53</w:t>
-            </w:r>
-          </w:p>
-        </w:tc>
-      </w:tr>
-      <w:tr>
+              <w:t xml:space="preserve">Fecha:</w:t>
+            </w:r>
+          </w:p>
+        </w:tc>
         <w:tc>
           <w:tcPr/>
           <w:p>
@@ -11933,48 +12952,10 @@
               <w:jc w:val="left"/>
             </w:pPr>
             <w:r>
-              <w:t xml:space="preserve">Trabajador 5</w:t>
-            </w:r>
-          </w:p>
-        </w:tc>
-        <w:tc>
-          <w:tcPr/>
-          <w:p>
-            <w:pPr>
-              <w:pStyle w:val="Compact"/>
-              <w:jc w:val="center"/>
-            </w:pPr>
-            <w:r>
-              <w:t xml:space="preserve">[horas]</w:t>
-            </w:r>
-          </w:p>
-        </w:tc>
-        <w:tc>
-          <w:tcPr/>
-          <w:p>
-            <w:pPr>
-              <w:pStyle w:val="Compact"/>
-              <w:jc w:val="center"/>
-            </w:pPr>
-            <w:r>
-              <w:t xml:space="preserve">[tasa]</w:t>
-            </w:r>
-          </w:p>
-        </w:tc>
-        <w:tc>
-          <w:tcPr/>
-          <w:p>
-            <w:pPr>
-              <w:pStyle w:val="Compact"/>
-              <w:jc w:val="center"/>
-            </w:pPr>
-            <w:r>
-              <w:t xml:space="preserve">1,638.53</w:t>
-            </w:r>
-          </w:p>
-        </w:tc>
-      </w:tr>
-      <w:tr>
+              <w:t xml:space="preserve">Fecha:</w:t>
+            </w:r>
+          </w:p>
+        </w:tc>
         <w:tc>
           <w:tcPr/>
           <w:p>
@@ -11983,223 +12964,64 @@
               <w:jc w:val="left"/>
             </w:pPr>
             <w:r>
-              <w:rPr>
-                <w:b/>
-                <w:bCs/>
-              </w:rPr>
-              <w:t xml:space="preserve">TOTAL MANO DE OBRA DIRECTA</w:t>
-            </w:r>
-          </w:p>
-        </w:tc>
-        <w:tc>
-          <w:tcPr/>
-          <w:p>
-            <w:pPr>
-              <w:pStyle w:val="Compact"/>
-            </w:pPr>
-          </w:p>
-        </w:tc>
-        <w:tc>
-          <w:tcPr/>
-          <w:p>
-            <w:pPr>
-              <w:pStyle w:val="Compact"/>
-            </w:pPr>
-          </w:p>
-        </w:tc>
-        <w:tc>
-          <w:tcPr/>
-          <w:p>
-            <w:pPr>
-              <w:pStyle w:val="Compact"/>
-              <w:jc w:val="center"/>
-            </w:pPr>
-            <w:r>
-              <w:rPr>
-                <w:b/>
-                <w:bCs/>
-              </w:rPr>
-              <w:t xml:space="preserve">8,192.63</w:t>
+              <w:t xml:space="preserve">Fecha:</w:t>
             </w:r>
           </w:p>
         </w:tc>
       </w:tr>
     </w:tbl>
-    <w:p>
-      <w:pPr>
-        <w:pStyle w:val="BodyText"/>
+    <w:bookmarkEnd w:id="114"/>
+    <w:bookmarkEnd w:id="115"/>
+    <w:p>
+      <w:pPr>
+        <w:pStyle w:val="FigureNote"/>
+      </w:pPr>
+      <w:r>
+        <w:rPr>
+          <w:i/>
+          <w:iCs/>
+        </w:rPr>
+        <w:t xml:space="preserve">Nota</w:t>
+      </w:r>
+      <w:r>
+        <w:t xml:space="preserve">. Documento para control de salida de materiales del almacén hacia producción.</w:t>
+      </w:r>
+    </w:p>
+    <w:p>
+      <w:r>
+        <w:br w:type="page"/>
+      </w:r>
+    </w:p>
+    <w:bookmarkEnd w:id="116"/>
+    <w:p>
+      <w:pPr>
+        <w:pStyle w:val="Heading1"/>
+      </w:pPr>
+      <w:r>
+        <w:t xml:space="preserve">11. Anexo A</w:t>
+      </w:r>
+    </w:p>
+    <w:bookmarkStart w:id="119" w:name="apx-tiempo"/>
+    <w:p>
+      <w:pPr>
+        <w:pStyle w:val="Heading2"/>
+      </w:pPr>
+      <w:r>
+        <w:t xml:space="preserve">11.1 Registro de Tiempo de Mano de Obra</w:t>
+      </w:r>
+    </w:p>
+    <w:p>
+      <w:pPr>
+        <w:pStyle w:val="FirstParagraph"/>
       </w:pPr>
       <w:r>
         <w:rPr>
           <w:b/>
           <w:bCs/>
         </w:rPr>
-        <w:t xml:space="preserve">GASTOS INDIRECTOS DE FABRICACIÓN</w:t>
-      </w:r>
-    </w:p>
-    <w:tbl>
-      <w:tblPr>
-        <w:tblStyle w:val="Table"/>
-        <w:tblW w:type="auto" w:w="0"/>
-        <w:tblLook w:firstRow="1" w:lastRow="0" w:firstColumn="0" w:lastColumn="0" w:noHBand="0" w:noVBand="0" w:val="0020"/>
-      </w:tblPr>
-      <w:tblGrid>
-        <w:gridCol w:w="2640"/>
-        <w:gridCol w:w="2640"/>
-        <w:gridCol w:w="2640"/>
-      </w:tblGrid>
-      <w:tr>
-        <w:trPr>
-          <w:tblHeader w:val="on"/>
-        </w:trPr>
-        <w:tc>
-          <w:tcPr/>
-          <w:p>
-            <w:pPr>
-              <w:pStyle w:val="Compact"/>
-              <w:jc w:val="left"/>
-            </w:pPr>
-            <w:r>
-              <w:t xml:space="preserve">Base de Asignación</w:t>
-            </w:r>
-          </w:p>
-        </w:tc>
-        <w:tc>
-          <w:tcPr/>
-          <w:p>
-            <w:pPr>
-              <w:pStyle w:val="Compact"/>
-              <w:jc w:val="center"/>
-            </w:pPr>
-            <w:r>
-              <w:t xml:space="preserve">Tasa</w:t>
-            </w:r>
-          </w:p>
-        </w:tc>
-        <w:tc>
-          <w:tcPr/>
-          <w:p>
-            <w:pPr>
-              <w:pStyle w:val="Compact"/>
-              <w:jc w:val="center"/>
-            </w:pPr>
-            <w:r>
-              <w:t xml:space="preserve">Monto</w:t>
-            </w:r>
-          </w:p>
-        </w:tc>
-      </w:tr>
-      <w:tr>
-        <w:tc>
-          <w:tcPr/>
-          <w:p>
-            <w:pPr>
-              <w:pStyle w:val="Compact"/>
-              <w:jc w:val="left"/>
-            </w:pPr>
-            <w:r>
-              <w:t xml:space="preserve">[Base seleccionada]</w:t>
-            </w:r>
-          </w:p>
-        </w:tc>
-        <w:tc>
-          <w:tcPr/>
-          <w:p>
-            <w:pPr>
-              <w:pStyle w:val="Compact"/>
-              <w:jc w:val="center"/>
-            </w:pPr>
-            <w:r>
-              <w:t xml:space="preserve">[Tasa predeterminada]</w:t>
-            </w:r>
-          </w:p>
-        </w:tc>
-        <w:tc>
-          <w:tcPr/>
-          <w:p>
-            <w:pPr>
-              <w:pStyle w:val="Compact"/>
-              <w:jc w:val="center"/>
-            </w:pPr>
-            <w:r>
-              <w:t xml:space="preserve">820.00</w:t>
-            </w:r>
-          </w:p>
-        </w:tc>
-      </w:tr>
-      <w:tr>
-        <w:tc>
-          <w:tcPr/>
-          <w:p>
-            <w:pPr>
-              <w:pStyle w:val="Compact"/>
-              <w:jc w:val="left"/>
-            </w:pPr>
-            <w:r>
-              <w:rPr>
-                <w:b/>
-                <w:bCs/>
-              </w:rPr>
-              <w:t xml:space="preserve">TOTAL GIF</w:t>
-            </w:r>
-          </w:p>
-        </w:tc>
-        <w:tc>
-          <w:tcPr/>
-          <w:p>
-            <w:pPr>
-              <w:pStyle w:val="Compact"/>
-            </w:pPr>
-          </w:p>
-        </w:tc>
-        <w:tc>
-          <w:tcPr/>
-          <w:p>
-            <w:pPr>
-              <w:pStyle w:val="Compact"/>
-              <w:jc w:val="center"/>
-            </w:pPr>
-            <w:r>
-              <w:rPr>
-                <w:b/>
-                <w:bCs/>
-              </w:rPr>
-              <w:t xml:space="preserve">820.00</w:t>
-            </w:r>
-          </w:p>
-        </w:tc>
-      </w:tr>
-    </w:tbl>
-    <w:p>
-      <w:pPr>
-        <w:pStyle w:val="BodyText"/>
-      </w:pPr>
-      <w:r>
-        <w:rPr>
-          <w:b/>
-          <w:bCs/>
-        </w:rPr>
-        <w:t xml:space="preserve">RESUMEN DE COSTOS</w:t>
-      </w:r>
-    </w:p>
-    <w:bookmarkStart w:id="110" w:name="tbl-hoja-costos"/>
-    <w:p>
-      <w:pPr>
-        <w:pStyle w:val="FigureTitle"/>
-      </w:pPr>
-      <w:r>
-        <w:t xml:space="preserve">Tabla A1</w:t>
-      </w:r>
-    </w:p>
-    <w:p>
-      <w:pPr>
-        <w:pStyle w:val="Caption"/>
-      </w:pPr>
-      <w:r>
-        <w:t xml:space="preserve">Modelo de Hoja de Costos por Orden</w:t>
-      </w:r>
-    </w:p>
-    <w:bookmarkStart w:id="109" w:name="tbl-hoja"/>
+        <w:t xml:space="preserve">TARJETA DE TIEMPO - MANO DE OBRA DIRECTA</w:t>
+      </w:r>
+    </w:p>
     <w:tbl>
       <w:tblPr>
         <w:tblStyle w:val="Table"/>
@@ -12222,19 +13044,19 @@
               <w:jc w:val="left"/>
             </w:pPr>
             <w:r>
-              <w:t xml:space="preserve">Elemento</w:t>
-            </w:r>
-          </w:p>
-        </w:tc>
-        <w:tc>
-          <w:tcPr/>
-          <w:p>
-            <w:pPr>
-              <w:pStyle w:val="Compact"/>
-              <w:jc w:val="center"/>
-            </w:pPr>
-            <w:r>
-              <w:t xml:space="preserve">Monto (S/)</w:t>
+              <w:t xml:space="preserve">Campo</w:t>
+            </w:r>
+          </w:p>
+        </w:tc>
+        <w:tc>
+          <w:tcPr/>
+          <w:p>
+            <w:pPr>
+              <w:pStyle w:val="Compact"/>
+              <w:jc w:val="left"/>
+            </w:pPr>
+            <w:r>
+              <w:t xml:space="preserve">Información</w:t>
             </w:r>
           </w:p>
         </w:tc>
@@ -12248,19 +13070,19 @@
               <w:jc w:val="left"/>
             </w:pPr>
             <w:r>
-              <w:t xml:space="preserve">Materiales Directos</w:t>
-            </w:r>
-          </w:p>
-        </w:tc>
-        <w:tc>
-          <w:tcPr/>
-          <w:p>
-            <w:pPr>
-              <w:pStyle w:val="Compact"/>
-              <w:jc w:val="center"/>
-            </w:pPr>
-            <w:r>
-              <w:t xml:space="preserve">16,730.00</w:t>
+              <w:t xml:space="preserve">Trabajador</w:t>
+            </w:r>
+          </w:p>
+        </w:tc>
+        <w:tc>
+          <w:tcPr/>
+          <w:p>
+            <w:pPr>
+              <w:pStyle w:val="Compact"/>
+              <w:jc w:val="left"/>
+            </w:pPr>
+            <w:r>
+              <w:t xml:space="preserve">[Nombre completo]</w:t>
             </w:r>
           </w:p>
         </w:tc>
@@ -12274,19 +13096,137 @@
               <w:jc w:val="left"/>
             </w:pPr>
             <w:r>
-              <w:t xml:space="preserve">Mano de Obra Directa</w:t>
-            </w:r>
-          </w:p>
-        </w:tc>
-        <w:tc>
-          <w:tcPr/>
-          <w:p>
-            <w:pPr>
-              <w:pStyle w:val="Compact"/>
-              <w:jc w:val="center"/>
-            </w:pPr>
-            <w:r>
-              <w:t xml:space="preserve">8,192.63</w:t>
+              <w:t xml:space="preserve">Semana</w:t>
+            </w:r>
+          </w:p>
+        </w:tc>
+        <w:tc>
+          <w:tcPr/>
+          <w:p>
+            <w:pPr>
+              <w:pStyle w:val="Compact"/>
+              <w:jc w:val="left"/>
+            </w:pPr>
+            <w:r>
+              <w:t xml:space="preserve">Del [DD/MM/AAAA] al [DD/MM/AAAA]</w:t>
+            </w:r>
+          </w:p>
+        </w:tc>
+      </w:tr>
+    </w:tbl>
+    <w:p>
+      <w:pPr>
+        <w:pStyle w:val="BodyText"/>
+      </w:pPr>
+      <w:r>
+        <w:rPr>
+          <w:b/>
+          <w:bCs/>
+        </w:rPr>
+        <w:t xml:space="preserve">DISTRIBUCIÓN DE HORAS POR ORDEN</w:t>
+      </w:r>
+    </w:p>
+    <w:tbl>
+      <w:tblPr>
+        <w:tblStyle w:val="Table"/>
+        <w:tblW w:type="pct" w:w="5000"/>
+        <w:tblLayout w:type="fixed"/>
+        <w:tblLook w:firstRow="1" w:lastRow="0" w:firstColumn="0" w:lastColumn="0" w:noHBand="0" w:noVBand="0" w:val="0020"/>
+      </w:tblPr>
+      <w:tblGrid>
+        <w:gridCol w:w="2410"/>
+        <w:gridCol w:w="688"/>
+        <w:gridCol w:w="946"/>
+        <w:gridCol w:w="1033"/>
+        <w:gridCol w:w="946"/>
+        <w:gridCol w:w="774"/>
+        <w:gridCol w:w="1119"/>
+      </w:tblGrid>
+      <w:tr>
+        <w:trPr>
+          <w:tblHeader w:val="on"/>
+        </w:trPr>
+        <w:tc>
+          <w:tcPr/>
+          <w:p>
+            <w:pPr>
+              <w:pStyle w:val="Compact"/>
+              <w:jc w:val="left"/>
+            </w:pPr>
+            <w:r>
+              <w:t xml:space="preserve">Fecha</w:t>
+            </w:r>
+          </w:p>
+        </w:tc>
+        <w:tc>
+          <w:tcPr/>
+          <w:p>
+            <w:pPr>
+              <w:pStyle w:val="Compact"/>
+              <w:jc w:val="left"/>
+            </w:pPr>
+            <w:r>
+              <w:t xml:space="preserve">Orden N°</w:t>
+            </w:r>
+          </w:p>
+        </w:tc>
+        <w:tc>
+          <w:tcPr/>
+          <w:p>
+            <w:pPr>
+              <w:pStyle w:val="Compact"/>
+              <w:jc w:val="center"/>
+            </w:pPr>
+            <w:r>
+              <w:t xml:space="preserve">Hora Inicio</w:t>
+            </w:r>
+          </w:p>
+        </w:tc>
+        <w:tc>
+          <w:tcPr/>
+          <w:p>
+            <w:pPr>
+              <w:pStyle w:val="Compact"/>
+              <w:jc w:val="center"/>
+            </w:pPr>
+            <w:r>
+              <w:t xml:space="preserve">Hora Término</w:t>
+            </w:r>
+          </w:p>
+        </w:tc>
+        <w:tc>
+          <w:tcPr/>
+          <w:p>
+            <w:pPr>
+              <w:pStyle w:val="Compact"/>
+              <w:jc w:val="center"/>
+            </w:pPr>
+            <w:r>
+              <w:t xml:space="preserve">Total Horas</w:t>
+            </w:r>
+          </w:p>
+        </w:tc>
+        <w:tc>
+          <w:tcPr/>
+          <w:p>
+            <w:pPr>
+              <w:pStyle w:val="Compact"/>
+              <w:jc w:val="left"/>
+            </w:pPr>
+            <w:r>
+              <w:t xml:space="preserve">Actividad</w:t>
+            </w:r>
+          </w:p>
+        </w:tc>
+        <w:tc>
+          <w:tcPr/>
+          <w:p>
+            <w:pPr>
+              <w:pStyle w:val="Compact"/>
+              <w:jc w:val="left"/>
+            </w:pPr>
+            <w:r>
+              <w:t xml:space="preserve">Observaciones</w:t>
             </w:r>
           </w:p>
         </w:tc>
@@ -12297,23 +13237,113 @@
           <w:p>
             <w:pPr>
               <w:pStyle w:val="Compact"/>
-              <w:jc w:val="left"/>
-            </w:pPr>
-            <w:r>
-              <w:t xml:space="preserve">Gastos Indirectos de Fabricación</w:t>
-            </w:r>
-          </w:p>
-        </w:tc>
-        <w:tc>
-          <w:tcPr/>
-          <w:p>
-            <w:pPr>
-              <w:pStyle w:val="Compact"/>
-              <w:jc w:val="center"/>
-            </w:pPr>
-            <w:r>
-              <w:t xml:space="preserve">820.00</w:t>
-            </w:r>
+            </w:pPr>
+          </w:p>
+        </w:tc>
+        <w:tc>
+          <w:tcPr/>
+          <w:p>
+            <w:pPr>
+              <w:pStyle w:val="Compact"/>
+            </w:pPr>
+          </w:p>
+        </w:tc>
+        <w:tc>
+          <w:tcPr/>
+          <w:p>
+            <w:pPr>
+              <w:pStyle w:val="Compact"/>
+            </w:pPr>
+          </w:p>
+        </w:tc>
+        <w:tc>
+          <w:tcPr/>
+          <w:p>
+            <w:pPr>
+              <w:pStyle w:val="Compact"/>
+            </w:pPr>
+          </w:p>
+        </w:tc>
+        <w:tc>
+          <w:tcPr/>
+          <w:p>
+            <w:pPr>
+              <w:pStyle w:val="Compact"/>
+            </w:pPr>
+          </w:p>
+        </w:tc>
+        <w:tc>
+          <w:tcPr/>
+          <w:p>
+            <w:pPr>
+              <w:pStyle w:val="Compact"/>
+            </w:pPr>
+          </w:p>
+        </w:tc>
+        <w:tc>
+          <w:tcPr/>
+          <w:p>
+            <w:pPr>
+              <w:pStyle w:val="Compact"/>
+            </w:pPr>
+          </w:p>
+        </w:tc>
+      </w:tr>
+      <w:tr>
+        <w:tc>
+          <w:tcPr/>
+          <w:p>
+            <w:pPr>
+              <w:pStyle w:val="Compact"/>
+            </w:pPr>
+          </w:p>
+        </w:tc>
+        <w:tc>
+          <w:tcPr/>
+          <w:p>
+            <w:pPr>
+              <w:pStyle w:val="Compact"/>
+            </w:pPr>
+          </w:p>
+        </w:tc>
+        <w:tc>
+          <w:tcPr/>
+          <w:p>
+            <w:pPr>
+              <w:pStyle w:val="Compact"/>
+            </w:pPr>
+          </w:p>
+        </w:tc>
+        <w:tc>
+          <w:tcPr/>
+          <w:p>
+            <w:pPr>
+              <w:pStyle w:val="Compact"/>
+            </w:pPr>
+          </w:p>
+        </w:tc>
+        <w:tc>
+          <w:tcPr/>
+          <w:p>
+            <w:pPr>
+              <w:pStyle w:val="Compact"/>
+            </w:pPr>
+          </w:p>
+        </w:tc>
+        <w:tc>
+          <w:tcPr/>
+          <w:p>
+            <w:pPr>
+              <w:pStyle w:val="Compact"/>
+            </w:pPr>
+          </w:p>
+        </w:tc>
+        <w:tc>
+          <w:tcPr/>
+          <w:p>
+            <w:pPr>
+              <w:pStyle w:val="Compact"/>
+            </w:pPr>
           </w:p>
         </w:tc>
       </w:tr>
@@ -12330,180 +13360,86 @@
                 <w:b/>
                 <w:bCs/>
               </w:rPr>
-              <w:t xml:space="preserve">COSTO TOTAL</w:t>
-            </w:r>
-          </w:p>
-        </w:tc>
-        <w:tc>
-          <w:tcPr/>
-          <w:p>
-            <w:pPr>
-              <w:pStyle w:val="Compact"/>
-              <w:jc w:val="center"/>
-            </w:pPr>
-            <w:r>
-              <w:rPr>
-                <w:b/>
-                <w:bCs/>
-              </w:rPr>
-              <w:t xml:space="preserve">25,742.63</w:t>
-            </w:r>
-          </w:p>
-        </w:tc>
-      </w:tr>
-      <w:tr>
-        <w:tc>
-          <w:tcPr/>
-          <w:p>
-            <w:pPr>
-              <w:pStyle w:val="Compact"/>
-              <w:jc w:val="left"/>
-            </w:pPr>
-            <w:r>
-              <w:rPr>
-                <w:b/>
-                <w:bCs/>
-              </w:rPr>
-              <w:t xml:space="preserve">COSTO UNITARIO</w:t>
-            </w:r>
-            <w:r>
-              <w:t xml:space="preserve"> </w:t>
-            </w:r>
-            <w:r>
-              <w:t xml:space="preserve">(÷ 2,000)</w:t>
-            </w:r>
-          </w:p>
-        </w:tc>
-        <w:tc>
-          <w:tcPr/>
-          <w:p>
-            <w:pPr>
-              <w:pStyle w:val="Compact"/>
-              <w:jc w:val="center"/>
-            </w:pPr>
-            <w:r>
-              <w:rPr>
-                <w:b/>
-                <w:bCs/>
-              </w:rPr>
-              <w:t xml:space="preserve">12.87</w:t>
-            </w:r>
-          </w:p>
-        </w:tc>
-      </w:tr>
-      <w:tr>
-        <w:tc>
-          <w:tcPr/>
-          <w:p>
-            <w:pPr>
-              <w:pStyle w:val="Compact"/>
-              <w:jc w:val="left"/>
-            </w:pPr>
-            <w:r>
-              <w:t xml:space="preserve">Utilidad deseada por unidad</w:t>
-            </w:r>
-          </w:p>
-        </w:tc>
-        <w:tc>
-          <w:tcPr/>
-          <w:p>
-            <w:pPr>
-              <w:pStyle w:val="Compact"/>
-              <w:jc w:val="center"/>
-            </w:pPr>
-            <w:r>
-              <w:t xml:space="preserve">7.13</w:t>
-            </w:r>
-          </w:p>
-        </w:tc>
-      </w:tr>
-      <w:tr>
-        <w:tc>
-          <w:tcPr/>
-          <w:p>
-            <w:pPr>
-              <w:pStyle w:val="Compact"/>
-              <w:jc w:val="left"/>
-            </w:pPr>
-            <w:r>
-              <w:rPr>
-                <w:b/>
-                <w:bCs/>
-              </w:rPr>
-              <w:t xml:space="preserve">PRECIO DE VENTA UNITARIO</w:t>
-            </w:r>
-          </w:p>
-        </w:tc>
-        <w:tc>
-          <w:tcPr/>
-          <w:p>
-            <w:pPr>
-              <w:pStyle w:val="Compact"/>
-              <w:jc w:val="center"/>
-            </w:pPr>
-            <w:r>
-              <w:rPr>
-                <w:b/>
-                <w:bCs/>
-              </w:rPr>
-              <w:t xml:space="preserve">20.00</w:t>
-            </w:r>
+              <w:t xml:space="preserve">TOTAL HORAS DE LA SEMANA</w:t>
+            </w:r>
+          </w:p>
+        </w:tc>
+        <w:tc>
+          <w:tcPr/>
+          <w:p>
+            <w:pPr>
+              <w:pStyle w:val="Compact"/>
+            </w:pPr>
+          </w:p>
+        </w:tc>
+        <w:tc>
+          <w:tcPr/>
+          <w:p>
+            <w:pPr>
+              <w:pStyle w:val="Compact"/>
+            </w:pPr>
+          </w:p>
+        </w:tc>
+        <w:tc>
+          <w:tcPr/>
+          <w:p>
+            <w:pPr>
+              <w:pStyle w:val="Compact"/>
+            </w:pPr>
+          </w:p>
+        </w:tc>
+        <w:tc>
+          <w:tcPr/>
+          <w:p>
+            <w:pPr>
+              <w:pStyle w:val="Compact"/>
+            </w:pPr>
+          </w:p>
+        </w:tc>
+        <w:tc>
+          <w:tcPr/>
+          <w:p>
+            <w:pPr>
+              <w:pStyle w:val="Compact"/>
+            </w:pPr>
+          </w:p>
+        </w:tc>
+        <w:tc>
+          <w:tcPr/>
+          <w:p>
+            <w:pPr>
+              <w:pStyle w:val="Compact"/>
+            </w:pPr>
           </w:p>
         </w:tc>
       </w:tr>
     </w:tbl>
-    <w:bookmarkEnd w:id="109"/>
-    <w:bookmarkEnd w:id="110"/>
-    <w:p>
-      <w:pPr>
-        <w:pStyle w:val="FigureNote"/>
-      </w:pPr>
-      <w:r>
-        <w:rPr>
-          <w:i/>
-          <w:iCs/>
-        </w:rPr>
-        <w:t xml:space="preserve">Nota</w:t>
-      </w:r>
-      <w:r>
-        <w:t xml:space="preserve">. Modelo propuesto para implementación formal en DULCE DELEITE S.R.L.</w:t>
-      </w:r>
-    </w:p>
-    <w:p>
-      <w:r>
-        <w:br w:type="page"/>
-      </w:r>
-    </w:p>
-    <w:bookmarkEnd w:id="111"/>
-    <w:p>
-      <w:pPr>
-        <w:pStyle w:val="Heading1"/>
-      </w:pPr>
-      <w:r>
-        <w:t xml:space="preserve">10. Anexo A</w:t>
-      </w:r>
-    </w:p>
-    <w:bookmarkStart w:id="114" w:name="apx-requisicion"/>
-    <w:p>
-      <w:pPr>
-        <w:pStyle w:val="Heading2"/>
-      </w:pPr>
-      <w:r>
-        <w:t xml:space="preserve">10.1 Formulario de Requisición de Materiales</w:t>
-      </w:r>
-    </w:p>
-    <w:p>
-      <w:pPr>
-        <w:pStyle w:val="FirstParagraph"/>
-      </w:pPr>
-      <w:r>
-        <w:rPr>
-          <w:b/>
-          <w:bCs/>
-        </w:rPr>
-        <w:t xml:space="preserve">REQUISICIÓN DE MATERIALES</w:t>
-      </w:r>
-    </w:p>
+    <w:p>
+      <w:pPr>
+        <w:pStyle w:val="BodyText"/>
+      </w:pPr>
+      <w:r>
+        <w:t xml:space="preserve"> </w:t>
+      </w:r>
+    </w:p>
+    <w:bookmarkStart w:id="118" w:name="tbl-tiempo"/>
+    <w:p>
+      <w:pPr>
+        <w:pStyle w:val="FigureTitle"/>
+      </w:pPr>
+      <w:r>
+        <w:t xml:space="preserve">Tabla A3</w:t>
+      </w:r>
+    </w:p>
+    <w:p>
+      <w:pPr>
+        <w:pStyle w:val="Caption"/>
+      </w:pPr>
+      <w:r>
+        <w:t xml:space="preserve">Tarjeta de Tiempo de Mano de Obra Directa</w:t>
+      </w:r>
+    </w:p>
+    <w:bookmarkStart w:id="117" w:name="tbl-tiempo"/>
     <w:tbl>
       <w:tblPr>
         <w:tblStyle w:val="Table"/>
@@ -12526,7 +13462,7 @@
               <w:jc w:val="left"/>
             </w:pPr>
             <w:r>
-              <w:t xml:space="preserve">Campo</w:t>
+              <w:t xml:space="preserve">Trabajador</w:t>
             </w:r>
           </w:p>
         </w:tc>
@@ -12538,7 +13474,7 @@
               <w:jc w:val="left"/>
             </w:pPr>
             <w:r>
-              <w:t xml:space="preserve">Información</w:t>
+              <w:t xml:space="preserve">Supervisor</w:t>
             </w:r>
           </w:p>
         </w:tc>
@@ -12552,7 +13488,7 @@
               <w:jc w:val="left"/>
             </w:pPr>
             <w:r>
-              <w:t xml:space="preserve">N° de Requisición</w:t>
+              <w:t xml:space="preserve">Firma:</w:t>
             </w:r>
           </w:p>
         </w:tc>
@@ -12564,7 +13500,7 @@
               <w:jc w:val="left"/>
             </w:pPr>
             <w:r>
-              <w:t xml:space="preserve">[Número correlativo]</w:t>
+              <w:t xml:space="preserve">Firma:</w:t>
             </w:r>
           </w:p>
         </w:tc>
@@ -12578,7 +13514,7 @@
               <w:jc w:val="left"/>
             </w:pPr>
             <w:r>
-              <w:t xml:space="preserve">Fecha</w:t>
+              <w:t xml:space="preserve">Fecha:</w:t>
             </w:r>
           </w:p>
         </w:tc>
@@ -12590,513 +13526,14 @@
               <w:jc w:val="left"/>
             </w:pPr>
             <w:r>
-              <w:t xml:space="preserve">[DD/MM/AAAA]</w:t>
-            </w:r>
-          </w:p>
-        </w:tc>
-      </w:tr>
-      <w:tr>
-        <w:tc>
-          <w:tcPr/>
-          <w:p>
-            <w:pPr>
-              <w:pStyle w:val="Compact"/>
-              <w:jc w:val="left"/>
-            </w:pPr>
-            <w:r>
-              <w:t xml:space="preserve">Orden de Producción N°</w:t>
-            </w:r>
-          </w:p>
-        </w:tc>
-        <w:tc>
-          <w:tcPr/>
-          <w:p>
-            <w:pPr>
-              <w:pStyle w:val="Compact"/>
-              <w:jc w:val="left"/>
-            </w:pPr>
-            <w:r>
-              <w:t xml:space="preserve">[Número de orden]</w:t>
-            </w:r>
-          </w:p>
-        </w:tc>
-      </w:tr>
-      <w:tr>
-        <w:tc>
-          <w:tcPr/>
-          <w:p>
-            <w:pPr>
-              <w:pStyle w:val="Compact"/>
-              <w:jc w:val="left"/>
-            </w:pPr>
-            <w:r>
-              <w:t xml:space="preserve">Departamento solicitante</w:t>
-            </w:r>
-          </w:p>
-        </w:tc>
-        <w:tc>
-          <w:tcPr/>
-          <w:p>
-            <w:pPr>
-              <w:pStyle w:val="Compact"/>
-              <w:jc w:val="left"/>
-            </w:pPr>
-            <w:r>
-              <w:t xml:space="preserve">Producción</w:t>
+              <w:t xml:space="preserve">Fecha:</w:t>
             </w:r>
           </w:p>
         </w:tc>
       </w:tr>
     </w:tbl>
-    <w:p>
-      <w:pPr>
-        <w:pStyle w:val="BodyText"/>
-      </w:pPr>
-      <w:r>
-        <w:rPr>
-          <w:b/>
-          <w:bCs/>
-        </w:rPr>
-        <w:t xml:space="preserve">MATERIALES SOLICITADOS</w:t>
-      </w:r>
-    </w:p>
-    <w:tbl>
-      <w:tblPr>
-        <w:tblStyle w:val="Table"/>
-        <w:tblW w:type="pct" w:w="5000"/>
-        <w:tblLayout w:type="fixed"/>
-        <w:tblLook w:firstRow="1" w:lastRow="0" w:firstColumn="0" w:lastColumn="0" w:noHBand="0" w:noVBand="0" w:val="0020"/>
-      </w:tblPr>
-      <w:tblGrid>
-        <w:gridCol w:w="745"/>
-        <w:gridCol w:w="1211"/>
-        <w:gridCol w:w="745"/>
-        <w:gridCol w:w="1956"/>
-        <w:gridCol w:w="1863"/>
-        <w:gridCol w:w="1397"/>
-      </w:tblGrid>
-      <w:tr>
-        <w:trPr>
-          <w:tblHeader w:val="on"/>
-        </w:trPr>
-        <w:tc>
-          <w:tcPr/>
-          <w:p>
-            <w:pPr>
-              <w:pStyle w:val="Compact"/>
-              <w:jc w:val="center"/>
-            </w:pPr>
-            <w:r>
-              <w:t xml:space="preserve">Código</w:t>
-            </w:r>
-          </w:p>
-        </w:tc>
-        <w:tc>
-          <w:tcPr/>
-          <w:p>
-            <w:pPr>
-              <w:pStyle w:val="Compact"/>
-              <w:jc w:val="left"/>
-            </w:pPr>
-            <w:r>
-              <w:t xml:space="preserve">Descripción</w:t>
-            </w:r>
-          </w:p>
-        </w:tc>
-        <w:tc>
-          <w:tcPr/>
-          <w:p>
-            <w:pPr>
-              <w:pStyle w:val="Compact"/>
-              <w:jc w:val="center"/>
-            </w:pPr>
-            <w:r>
-              <w:t xml:space="preserve">Unidad</w:t>
-            </w:r>
-          </w:p>
-        </w:tc>
-        <w:tc>
-          <w:tcPr/>
-          <w:p>
-            <w:pPr>
-              <w:pStyle w:val="Compact"/>
-              <w:jc w:val="center"/>
-            </w:pPr>
-            <w:r>
-              <w:t xml:space="preserve">Cantidad Solicitada</w:t>
-            </w:r>
-          </w:p>
-        </w:tc>
-        <w:tc>
-          <w:tcPr/>
-          <w:p>
-            <w:pPr>
-              <w:pStyle w:val="Compact"/>
-              <w:jc w:val="center"/>
-            </w:pPr>
-            <w:r>
-              <w:t xml:space="preserve">Cantidad Entregada</w:t>
-            </w:r>
-          </w:p>
-        </w:tc>
-        <w:tc>
-          <w:tcPr/>
-          <w:p>
-            <w:pPr>
-              <w:pStyle w:val="Compact"/>
-              <w:jc w:val="left"/>
-            </w:pPr>
-            <w:r>
-              <w:t xml:space="preserve">Observaciones</w:t>
-            </w:r>
-          </w:p>
-        </w:tc>
-      </w:tr>
-      <w:tr>
-        <w:tc>
-          <w:tcPr/>
-          <w:p>
-            <w:pPr>
-              <w:pStyle w:val="Compact"/>
-            </w:pPr>
-          </w:p>
-        </w:tc>
-        <w:tc>
-          <w:tcPr/>
-          <w:p>
-            <w:pPr>
-              <w:pStyle w:val="Compact"/>
-            </w:pPr>
-          </w:p>
-        </w:tc>
-        <w:tc>
-          <w:tcPr/>
-          <w:p>
-            <w:pPr>
-              <w:pStyle w:val="Compact"/>
-            </w:pPr>
-          </w:p>
-        </w:tc>
-        <w:tc>
-          <w:tcPr/>
-          <w:p>
-            <w:pPr>
-              <w:pStyle w:val="Compact"/>
-            </w:pPr>
-          </w:p>
-        </w:tc>
-        <w:tc>
-          <w:tcPr/>
-          <w:p>
-            <w:pPr>
-              <w:pStyle w:val="Compact"/>
-            </w:pPr>
-          </w:p>
-        </w:tc>
-        <w:tc>
-          <w:tcPr/>
-          <w:p>
-            <w:pPr>
-              <w:pStyle w:val="Compact"/>
-            </w:pPr>
-          </w:p>
-        </w:tc>
-      </w:tr>
-      <w:tr>
-        <w:tc>
-          <w:tcPr/>
-          <w:p>
-            <w:pPr>
-              <w:pStyle w:val="Compact"/>
-            </w:pPr>
-          </w:p>
-        </w:tc>
-        <w:tc>
-          <w:tcPr/>
-          <w:p>
-            <w:pPr>
-              <w:pStyle w:val="Compact"/>
-            </w:pPr>
-          </w:p>
-        </w:tc>
-        <w:tc>
-          <w:tcPr/>
-          <w:p>
-            <w:pPr>
-              <w:pStyle w:val="Compact"/>
-            </w:pPr>
-          </w:p>
-        </w:tc>
-        <w:tc>
-          <w:tcPr/>
-          <w:p>
-            <w:pPr>
-              <w:pStyle w:val="Compact"/>
-            </w:pPr>
-          </w:p>
-        </w:tc>
-        <w:tc>
-          <w:tcPr/>
-          <w:p>
-            <w:pPr>
-              <w:pStyle w:val="Compact"/>
-            </w:pPr>
-          </w:p>
-        </w:tc>
-        <w:tc>
-          <w:tcPr/>
-          <w:p>
-            <w:pPr>
-              <w:pStyle w:val="Compact"/>
-            </w:pPr>
-          </w:p>
-        </w:tc>
-      </w:tr>
-    </w:tbl>
-    <w:p>
-      <w:pPr>
-        <w:pStyle w:val="BodyText"/>
-      </w:pPr>
-      <w:r>
-        <w:t xml:space="preserve"> </w:t>
-      </w:r>
-    </w:p>
-    <w:bookmarkStart w:id="113" w:name="tbl-requisicion"/>
-    <w:p>
-      <w:pPr>
-        <w:pStyle w:val="FigureTitle"/>
-      </w:pPr>
-      <w:r>
-        <w:t xml:space="preserve">Tabla A2</w:t>
-      </w:r>
-    </w:p>
-    <w:p>
-      <w:pPr>
-        <w:pStyle w:val="Caption"/>
-      </w:pPr>
-      <w:r>
-        <w:t xml:space="preserve">Formulario de Requisición de Materiales</w:t>
-      </w:r>
-    </w:p>
-    <w:bookmarkStart w:id="112" w:name="tbl-requisicion"/>
-    <w:tbl>
-      <w:tblPr>
-        <w:tblStyle w:val="Table"/>
-        <w:tblW w:type="auto" w:w="0"/>
-        <w:tblLook w:firstRow="1" w:lastRow="0" w:firstColumn="0" w:lastColumn="0" w:noHBand="0" w:noVBand="0" w:val="0020"/>
-      </w:tblPr>
-      <w:tblGrid>
-        <w:gridCol w:w="1980"/>
-        <w:gridCol w:w="1980"/>
-        <w:gridCol w:w="1980"/>
-        <w:gridCol w:w="1980"/>
-      </w:tblGrid>
-      <w:tr>
-        <w:trPr>
-          <w:tblHeader w:val="on"/>
-        </w:trPr>
-        <w:tc>
-          <w:tcPr/>
-          <w:p>
-            <w:pPr>
-              <w:pStyle w:val="Compact"/>
-              <w:jc w:val="left"/>
-            </w:pPr>
-            <w:r>
-              <w:t xml:space="preserve">Solicitado por</w:t>
-            </w:r>
-          </w:p>
-        </w:tc>
-        <w:tc>
-          <w:tcPr/>
-          <w:p>
-            <w:pPr>
-              <w:pStyle w:val="Compact"/>
-              <w:jc w:val="left"/>
-            </w:pPr>
-            <w:r>
-              <w:t xml:space="preserve">Autorizado por</w:t>
-            </w:r>
-          </w:p>
-        </w:tc>
-        <w:tc>
-          <w:tcPr/>
-          <w:p>
-            <w:pPr>
-              <w:pStyle w:val="Compact"/>
-              <w:jc w:val="left"/>
-            </w:pPr>
-            <w:r>
-              <w:t xml:space="preserve">Entregado por</w:t>
-            </w:r>
-          </w:p>
-        </w:tc>
-        <w:tc>
-          <w:tcPr/>
-          <w:p>
-            <w:pPr>
-              <w:pStyle w:val="Compact"/>
-              <w:jc w:val="left"/>
-            </w:pPr>
-            <w:r>
-              <w:t xml:space="preserve">Recibido por</w:t>
-            </w:r>
-          </w:p>
-        </w:tc>
-      </w:tr>
-      <w:tr>
-        <w:tc>
-          <w:tcPr/>
-          <w:p>
-            <w:pPr>
-              <w:pStyle w:val="Compact"/>
-              <w:jc w:val="left"/>
-            </w:pPr>
-            <w:r>
-              <w:t xml:space="preserve">Firma:</w:t>
-            </w:r>
-          </w:p>
-        </w:tc>
-        <w:tc>
-          <w:tcPr/>
-          <w:p>
-            <w:pPr>
-              <w:pStyle w:val="Compact"/>
-              <w:jc w:val="left"/>
-            </w:pPr>
-            <w:r>
-              <w:t xml:space="preserve">Firma:</w:t>
-            </w:r>
-          </w:p>
-        </w:tc>
-        <w:tc>
-          <w:tcPr/>
-          <w:p>
-            <w:pPr>
-              <w:pStyle w:val="Compact"/>
-              <w:jc w:val="left"/>
-            </w:pPr>
-            <w:r>
-              <w:t xml:space="preserve">Firma:</w:t>
-            </w:r>
-          </w:p>
-        </w:tc>
-        <w:tc>
-          <w:tcPr/>
-          <w:p>
-            <w:pPr>
-              <w:pStyle w:val="Compact"/>
-              <w:jc w:val="left"/>
-            </w:pPr>
-            <w:r>
-              <w:t xml:space="preserve">Firma:</w:t>
-            </w:r>
-          </w:p>
-        </w:tc>
-      </w:tr>
-      <w:tr>
-        <w:tc>
-          <w:tcPr/>
-          <w:p>
-            <w:pPr>
-              <w:pStyle w:val="Compact"/>
-              <w:jc w:val="left"/>
-            </w:pPr>
-            <w:r>
-              <w:t xml:space="preserve">Nombre:</w:t>
-            </w:r>
-          </w:p>
-        </w:tc>
-        <w:tc>
-          <w:tcPr/>
-          <w:p>
-            <w:pPr>
-              <w:pStyle w:val="Compact"/>
-              <w:jc w:val="left"/>
-            </w:pPr>
-            <w:r>
-              <w:t xml:space="preserve">Nombre:</w:t>
-            </w:r>
-          </w:p>
-        </w:tc>
-        <w:tc>
-          <w:tcPr/>
-          <w:p>
-            <w:pPr>
-              <w:pStyle w:val="Compact"/>
-              <w:jc w:val="left"/>
-            </w:pPr>
-            <w:r>
-              <w:t xml:space="preserve">Nombre:</w:t>
-            </w:r>
-          </w:p>
-        </w:tc>
-        <w:tc>
-          <w:tcPr/>
-          <w:p>
-            <w:pPr>
-              <w:pStyle w:val="Compact"/>
-              <w:jc w:val="left"/>
-            </w:pPr>
-            <w:r>
-              <w:t xml:space="preserve">Nombre:</w:t>
-            </w:r>
-          </w:p>
-        </w:tc>
-      </w:tr>
-      <w:tr>
-        <w:tc>
-          <w:tcPr/>
-          <w:p>
-            <w:pPr>
-              <w:pStyle w:val="Compact"/>
-              <w:jc w:val="left"/>
-            </w:pPr>
-            <w:r>
-              <w:t xml:space="preserve">Fecha:</w:t>
-            </w:r>
-          </w:p>
-        </w:tc>
-        <w:tc>
-          <w:tcPr/>
-          <w:p>
-            <w:pPr>
-              <w:pStyle w:val="Compact"/>
-              <w:jc w:val="left"/>
-            </w:pPr>
-            <w:r>
-              <w:t xml:space="preserve">Fecha:</w:t>
-            </w:r>
-          </w:p>
-        </w:tc>
-        <w:tc>
-          <w:tcPr/>
-          <w:p>
-            <w:pPr>
-              <w:pStyle w:val="Compact"/>
-              <w:jc w:val="left"/>
-            </w:pPr>
-            <w:r>
-              <w:t xml:space="preserve">Fecha:</w:t>
-            </w:r>
-          </w:p>
-        </w:tc>
-        <w:tc>
-          <w:tcPr/>
-          <w:p>
-            <w:pPr>
-              <w:pStyle w:val="Compact"/>
-              <w:jc w:val="left"/>
-            </w:pPr>
-            <w:r>
-              <w:t xml:space="preserve">Fecha:</w:t>
-            </w:r>
-          </w:p>
-        </w:tc>
-      </w:tr>
-    </w:tbl>
-    <w:bookmarkEnd w:id="112"/>
-    <w:bookmarkEnd w:id="113"/>
+    <w:bookmarkEnd w:id="117"/>
+    <w:bookmarkEnd w:id="118"/>
     <w:p>
       <w:pPr>
         <w:pStyle w:val="FigureNote"/>
@@ -13109,7 +13546,7 @@
         <w:t xml:space="preserve">Nota</w:t>
       </w:r>
       <w:r>
-        <w:t xml:space="preserve">. Documento para control de salida de materiales del almacén hacia producción.</w:t>
+        <w:t xml:space="preserve">. Documento para registro de horas trabajadas por orden de producción.</w:t>
       </w:r>
     </w:p>
     <w:p>
@@ -13117,22 +13554,22 @@
         <w:br w:type="page"/>
       </w:r>
     </w:p>
-    <w:bookmarkEnd w:id="114"/>
+    <w:bookmarkEnd w:id="119"/>
     <w:p>
       <w:pPr>
         <w:pStyle w:val="Heading1"/>
       </w:pPr>
       <w:r>
-        <w:t xml:space="preserve">11. Anexo A</w:t>
-      </w:r>
-    </w:p>
-    <w:bookmarkStart w:id="117" w:name="apx-tiempo"/>
-    <w:p>
-      <w:pPr>
-        <w:pStyle w:val="Heading2"/>
-      </w:pPr>
-      <w:r>
-        <w:t xml:space="preserve">11.1 Registro de Tiempo de Mano de Obra</w:t>
+        <w:t xml:space="preserve">12. Anexo B</w:t>
+      </w:r>
+    </w:p>
+    <w:bookmarkStart w:id="128" w:name="apx-publicaciones-similares"/>
+    <w:p>
+      <w:pPr>
+        <w:pStyle w:val="Heading1"/>
+      </w:pPr>
+      <w:r>
+        <w:t xml:space="preserve">13. Publicaciones Similares</w:t>
       </w:r>
     </w:p>
     <w:p>
@@ -13140,570 +13577,29 @@
         <w:pStyle w:val="FirstParagraph"/>
       </w:pPr>
       <w:r>
-        <w:rPr>
-          <w:b/>
-          <w:bCs/>
-        </w:rPr>
-        <w:t xml:space="preserve">TARJETA DE TIEMPO - MANO DE OBRA DIRECTA</w:t>
-      </w:r>
-    </w:p>
-    <w:tbl>
-      <w:tblPr>
-        <w:tblStyle w:val="Table"/>
-        <w:tblW w:type="auto" w:w="0"/>
-        <w:tblLook w:firstRow="1" w:lastRow="0" w:firstColumn="0" w:lastColumn="0" w:noHBand="0" w:noVBand="0" w:val="0020"/>
-      </w:tblPr>
-      <w:tblGrid>
-        <w:gridCol w:w="3960"/>
-        <w:gridCol w:w="3960"/>
-      </w:tblGrid>
-      <w:tr>
-        <w:trPr>
-          <w:tblHeader w:val="on"/>
-        </w:trPr>
-        <w:tc>
-          <w:tcPr/>
-          <w:p>
-            <w:pPr>
-              <w:pStyle w:val="Compact"/>
-              <w:jc w:val="left"/>
-            </w:pPr>
-            <w:r>
-              <w:t xml:space="preserve">Campo</w:t>
-            </w:r>
-          </w:p>
-        </w:tc>
-        <w:tc>
-          <w:tcPr/>
-          <w:p>
-            <w:pPr>
-              <w:pStyle w:val="Compact"/>
-              <w:jc w:val="left"/>
-            </w:pPr>
-            <w:r>
-              <w:t xml:space="preserve">Información</w:t>
-            </w:r>
-          </w:p>
-        </w:tc>
-      </w:tr>
-      <w:tr>
-        <w:tc>
-          <w:tcPr/>
-          <w:p>
-            <w:pPr>
-              <w:pStyle w:val="Compact"/>
-              <w:jc w:val="left"/>
-            </w:pPr>
-            <w:r>
-              <w:t xml:space="preserve">Trabajador</w:t>
-            </w:r>
-          </w:p>
-        </w:tc>
-        <w:tc>
-          <w:tcPr/>
-          <w:p>
-            <w:pPr>
-              <w:pStyle w:val="Compact"/>
-              <w:jc w:val="left"/>
-            </w:pPr>
-            <w:r>
-              <w:t xml:space="preserve">[Nombre completo]</w:t>
-            </w:r>
-          </w:p>
-        </w:tc>
-      </w:tr>
-      <w:tr>
-        <w:tc>
-          <w:tcPr/>
-          <w:p>
-            <w:pPr>
-              <w:pStyle w:val="Compact"/>
-              <w:jc w:val="left"/>
-            </w:pPr>
-            <w:r>
-              <w:t xml:space="preserve">Semana</w:t>
-            </w:r>
-          </w:p>
-        </w:tc>
-        <w:tc>
-          <w:tcPr/>
-          <w:p>
-            <w:pPr>
-              <w:pStyle w:val="Compact"/>
-              <w:jc w:val="left"/>
-            </w:pPr>
-            <w:r>
-              <w:t xml:space="preserve">Del [DD/MM/AAAA] al [DD/MM/AAAA]</w:t>
-            </w:r>
-          </w:p>
-        </w:tc>
-      </w:tr>
-    </w:tbl>
-    <w:p>
-      <w:pPr>
-        <w:pStyle w:val="BodyText"/>
-      </w:pPr>
-      <w:r>
-        <w:rPr>
-          <w:b/>
-          <w:bCs/>
-        </w:rPr>
-        <w:t xml:space="preserve">DISTRIBUCIÓN DE HORAS POR ORDEN</w:t>
-      </w:r>
-    </w:p>
-    <w:tbl>
-      <w:tblPr>
-        <w:tblStyle w:val="Table"/>
-        <w:tblW w:type="pct" w:w="5000"/>
-        <w:tblLayout w:type="fixed"/>
-        <w:tblLook w:firstRow="1" w:lastRow="0" w:firstColumn="0" w:lastColumn="0" w:noHBand="0" w:noVBand="0" w:val="0020"/>
-      </w:tblPr>
-      <w:tblGrid>
-        <w:gridCol w:w="667"/>
-        <w:gridCol w:w="954"/>
-        <w:gridCol w:w="1240"/>
-        <w:gridCol w:w="1335"/>
-        <w:gridCol w:w="1240"/>
-        <w:gridCol w:w="1049"/>
-        <w:gridCol w:w="1431"/>
-      </w:tblGrid>
-      <w:tr>
-        <w:trPr>
-          <w:tblHeader w:val="on"/>
-        </w:trPr>
-        <w:tc>
-          <w:tcPr/>
-          <w:p>
-            <w:pPr>
-              <w:pStyle w:val="Compact"/>
-              <w:jc w:val="left"/>
-            </w:pPr>
-            <w:r>
-              <w:t xml:space="preserve">Fecha</w:t>
-            </w:r>
-          </w:p>
-        </w:tc>
-        <w:tc>
-          <w:tcPr/>
-          <w:p>
-            <w:pPr>
-              <w:pStyle w:val="Compact"/>
-              <w:jc w:val="left"/>
-            </w:pPr>
-            <w:r>
-              <w:t xml:space="preserve">Orden N°</w:t>
-            </w:r>
-          </w:p>
-        </w:tc>
-        <w:tc>
-          <w:tcPr/>
-          <w:p>
-            <w:pPr>
-              <w:pStyle w:val="Compact"/>
-              <w:jc w:val="center"/>
-            </w:pPr>
-            <w:r>
-              <w:t xml:space="preserve">Hora Inicio</w:t>
-            </w:r>
-          </w:p>
-        </w:tc>
-        <w:tc>
-          <w:tcPr/>
-          <w:p>
-            <w:pPr>
-              <w:pStyle w:val="Compact"/>
-              <w:jc w:val="center"/>
-            </w:pPr>
-            <w:r>
-              <w:t xml:space="preserve">Hora Término</w:t>
-            </w:r>
-          </w:p>
-        </w:tc>
-        <w:tc>
-          <w:tcPr/>
-          <w:p>
-            <w:pPr>
-              <w:pStyle w:val="Compact"/>
-              <w:jc w:val="center"/>
-            </w:pPr>
-            <w:r>
-              <w:t xml:space="preserve">Total Horas</w:t>
-            </w:r>
-          </w:p>
-        </w:tc>
-        <w:tc>
-          <w:tcPr/>
-          <w:p>
-            <w:pPr>
-              <w:pStyle w:val="Compact"/>
-              <w:jc w:val="left"/>
-            </w:pPr>
-            <w:r>
-              <w:t xml:space="preserve">Actividad</w:t>
-            </w:r>
-          </w:p>
-        </w:tc>
-        <w:tc>
-          <w:tcPr/>
-          <w:p>
-            <w:pPr>
-              <w:pStyle w:val="Compact"/>
-              <w:jc w:val="left"/>
-            </w:pPr>
-            <w:r>
-              <w:t xml:space="preserve">Observaciones</w:t>
-            </w:r>
-          </w:p>
-        </w:tc>
-      </w:tr>
-      <w:tr>
-        <w:tc>
-          <w:tcPr/>
-          <w:p>
-            <w:pPr>
-              <w:pStyle w:val="Compact"/>
-            </w:pPr>
-          </w:p>
-        </w:tc>
-        <w:tc>
-          <w:tcPr/>
-          <w:p>
-            <w:pPr>
-              <w:pStyle w:val="Compact"/>
-            </w:pPr>
-          </w:p>
-        </w:tc>
-        <w:tc>
-          <w:tcPr/>
-          <w:p>
-            <w:pPr>
-              <w:pStyle w:val="Compact"/>
-            </w:pPr>
-          </w:p>
-        </w:tc>
-        <w:tc>
-          <w:tcPr/>
-          <w:p>
-            <w:pPr>
-              <w:pStyle w:val="Compact"/>
-            </w:pPr>
-          </w:p>
-        </w:tc>
-        <w:tc>
-          <w:tcPr/>
-          <w:p>
-            <w:pPr>
-              <w:pStyle w:val="Compact"/>
-            </w:pPr>
-          </w:p>
-        </w:tc>
-        <w:tc>
-          <w:tcPr/>
-          <w:p>
-            <w:pPr>
-              <w:pStyle w:val="Compact"/>
-            </w:pPr>
-          </w:p>
-        </w:tc>
-        <w:tc>
-          <w:tcPr/>
-          <w:p>
-            <w:pPr>
-              <w:pStyle w:val="Compact"/>
-            </w:pPr>
-          </w:p>
-        </w:tc>
-      </w:tr>
-      <w:tr>
-        <w:tc>
-          <w:tcPr/>
-          <w:p>
-            <w:pPr>
-              <w:pStyle w:val="Compact"/>
-            </w:pPr>
-          </w:p>
-        </w:tc>
-        <w:tc>
-          <w:tcPr/>
-          <w:p>
-            <w:pPr>
-              <w:pStyle w:val="Compact"/>
-            </w:pPr>
-          </w:p>
-        </w:tc>
-        <w:tc>
-          <w:tcPr/>
-          <w:p>
-            <w:pPr>
-              <w:pStyle w:val="Compact"/>
-            </w:pPr>
-          </w:p>
-        </w:tc>
-        <w:tc>
-          <w:tcPr/>
-          <w:p>
-            <w:pPr>
-              <w:pStyle w:val="Compact"/>
-            </w:pPr>
-          </w:p>
-        </w:tc>
-        <w:tc>
-          <w:tcPr/>
-          <w:p>
-            <w:pPr>
-              <w:pStyle w:val="Compact"/>
-            </w:pPr>
-          </w:p>
-        </w:tc>
-        <w:tc>
-          <w:tcPr/>
-          <w:p>
-            <w:pPr>
-              <w:pStyle w:val="Compact"/>
-            </w:pPr>
-          </w:p>
-        </w:tc>
-        <w:tc>
-          <w:tcPr/>
-          <w:p>
-            <w:pPr>
-              <w:pStyle w:val="Compact"/>
-            </w:pPr>
-          </w:p>
-        </w:tc>
-      </w:tr>
-      <w:tr>
-        <w:tc>
-          <w:tcPr/>
-          <w:p>
-            <w:pPr>
-              <w:pStyle w:val="Compact"/>
-              <w:jc w:val="left"/>
-            </w:pPr>
-            <w:r>
-              <w:rPr>
-                <w:b/>
-                <w:bCs/>
-              </w:rPr>
-              <w:t xml:space="preserve">TOTAL HORAS DE LA SEMANA</w:t>
-            </w:r>
-          </w:p>
-        </w:tc>
-        <w:tc>
-          <w:tcPr/>
-          <w:p>
-            <w:pPr>
-              <w:pStyle w:val="Compact"/>
-            </w:pPr>
-          </w:p>
-        </w:tc>
-        <w:tc>
-          <w:tcPr/>
-          <w:p>
-            <w:pPr>
-              <w:pStyle w:val="Compact"/>
-            </w:pPr>
-          </w:p>
-        </w:tc>
-        <w:tc>
-          <w:tcPr/>
-          <w:p>
-            <w:pPr>
-              <w:pStyle w:val="Compact"/>
-            </w:pPr>
-          </w:p>
-        </w:tc>
-        <w:tc>
-          <w:tcPr/>
-          <w:p>
-            <w:pPr>
-              <w:pStyle w:val="Compact"/>
-            </w:pPr>
-          </w:p>
-        </w:tc>
-        <w:tc>
-          <w:tcPr/>
-          <w:p>
-            <w:pPr>
-              <w:pStyle w:val="Compact"/>
-            </w:pPr>
-          </w:p>
-        </w:tc>
-        <w:tc>
-          <w:tcPr/>
-          <w:p>
-            <w:pPr>
-              <w:pStyle w:val="Compact"/>
-            </w:pPr>
-          </w:p>
-        </w:tc>
-      </w:tr>
-    </w:tbl>
-    <w:p>
-      <w:pPr>
-        <w:pStyle w:val="BodyText"/>
-      </w:pPr>
+        <w:t xml:space="preserve">Si te interesó este artículo, te recomendamos que explores otros blogs y recursos relacionados que pueden ampliar tus conocimientos. Aquí te dejo algunas sugerencias:</w:t>
+      </w:r>
+    </w:p>
+    <w:p>
+      <w:pPr>
+        <w:pStyle w:val="Compact"/>
+        <w:numPr>
+          <w:ilvl w:val="0"/>
+          <w:numId w:val="1056"/>
+        </w:numPr>
+      </w:pPr>
+      <w:hyperlink r:id="rId120"/>
       <w:r>
         <w:t xml:space="preserve"> </w:t>
       </w:r>
-    </w:p>
-    <w:bookmarkStart w:id="116" w:name="tbl-tiempo"/>
-    <w:p>
-      <w:pPr>
-        <w:pStyle w:val="FigureTitle"/>
-      </w:pPr>
-      <w:r>
-        <w:t xml:space="preserve">Tabla A3</w:t>
-      </w:r>
-    </w:p>
-    <w:p>
-      <w:pPr>
-        <w:pStyle w:val="Caption"/>
-      </w:pPr>
-      <w:r>
-        <w:t xml:space="preserve">Tarjeta de Tiempo de Mano de Obra Directa</w:t>
-      </w:r>
-    </w:p>
-    <w:bookmarkStart w:id="115" w:name="tbl-tiempo"/>
-    <w:tbl>
-      <w:tblPr>
-        <w:tblStyle w:val="Table"/>
-        <w:tblW w:type="auto" w:w="0"/>
-        <w:tblLook w:firstRow="1" w:lastRow="0" w:firstColumn="0" w:lastColumn="0" w:noHBand="0" w:noVBand="0" w:val="0020"/>
-      </w:tblPr>
-      <w:tblGrid>
-        <w:gridCol w:w="3960"/>
-        <w:gridCol w:w="3960"/>
-      </w:tblGrid>
-      <w:tr>
-        <w:trPr>
-          <w:tblHeader w:val="on"/>
-        </w:trPr>
-        <w:tc>
-          <w:tcPr/>
-          <w:p>
-            <w:pPr>
-              <w:pStyle w:val="Compact"/>
-              <w:jc w:val="left"/>
-            </w:pPr>
-            <w:r>
-              <w:t xml:space="preserve">Trabajador</w:t>
-            </w:r>
-          </w:p>
-        </w:tc>
-        <w:tc>
-          <w:tcPr/>
-          <w:p>
-            <w:pPr>
-              <w:pStyle w:val="Compact"/>
-              <w:jc w:val="left"/>
-            </w:pPr>
-            <w:r>
-              <w:t xml:space="preserve">Supervisor</w:t>
-            </w:r>
-          </w:p>
-        </w:tc>
-      </w:tr>
-      <w:tr>
-        <w:tc>
-          <w:tcPr/>
-          <w:p>
-            <w:pPr>
-              <w:pStyle w:val="Compact"/>
-              <w:jc w:val="left"/>
-            </w:pPr>
-            <w:r>
-              <w:t xml:space="preserve">Firma:</w:t>
-            </w:r>
-          </w:p>
-        </w:tc>
-        <w:tc>
-          <w:tcPr/>
-          <w:p>
-            <w:pPr>
-              <w:pStyle w:val="Compact"/>
-              <w:jc w:val="left"/>
-            </w:pPr>
-            <w:r>
-              <w:t xml:space="preserve">Firma:</w:t>
-            </w:r>
-          </w:p>
-        </w:tc>
-      </w:tr>
-      <w:tr>
-        <w:tc>
-          <w:tcPr/>
-          <w:p>
-            <w:pPr>
-              <w:pStyle w:val="Compact"/>
-              <w:jc w:val="left"/>
-            </w:pPr>
-            <w:r>
-              <w:t xml:space="preserve">Fecha:</w:t>
-            </w:r>
-          </w:p>
-        </w:tc>
-        <w:tc>
-          <w:tcPr/>
-          <w:p>
-            <w:pPr>
-              <w:pStyle w:val="Compact"/>
-              <w:jc w:val="left"/>
-            </w:pPr>
-            <w:r>
-              <w:t xml:space="preserve">Fecha:</w:t>
-            </w:r>
-          </w:p>
-        </w:tc>
-      </w:tr>
-    </w:tbl>
-    <w:bookmarkEnd w:id="115"/>
-    <w:bookmarkEnd w:id="116"/>
-    <w:p>
-      <w:pPr>
-        <w:pStyle w:val="FigureNote"/>
-      </w:pPr>
-      <w:r>
-        <w:rPr>
-          <w:i/>
-          <w:iCs/>
-        </w:rPr>
-        <w:t xml:space="preserve">Nota</w:t>
-      </w:r>
-      <w:r>
-        <w:t xml:space="preserve">. Documento para registro de horas trabajadas por orden de producción.</w:t>
-      </w:r>
-    </w:p>
-    <w:p>
-      <w:r>
-        <w:br w:type="page"/>
-      </w:r>
-    </w:p>
-    <w:bookmarkEnd w:id="117"/>
-    <w:p>
-      <w:pPr>
-        <w:pStyle w:val="Heading1"/>
-      </w:pPr>
-      <w:r>
-        <w:t xml:space="preserve">12. Anexo B</w:t>
-      </w:r>
-    </w:p>
-    <w:bookmarkStart w:id="124" w:name="apx-publicaciones-similares"/>
-    <w:p>
-      <w:pPr>
-        <w:pStyle w:val="Heading1"/>
-      </w:pPr>
-      <w:r>
-        <w:t xml:space="preserve">13. Publicaciones Similares</w:t>
-      </w:r>
-    </w:p>
-    <w:p>
-      <w:pPr>
-        <w:pStyle w:val="FirstParagraph"/>
-      </w:pPr>
-      <w:r>
-        <w:t xml:space="preserve">Si te interesó este artículo, te recomendamos que explores otros blogs y recursos relacionados que pueden ampliar tus conocimientos. Aquí te dejo algunas sugerencias:</w:t>
-      </w:r>
+      <w:hyperlink r:id="rId121">
+        <w:r>
+          <w:rPr>
+            <w:rStyle w:val="Hyperlink"/>
+          </w:rPr>
+          <w:t xml:space="preserve">Costeo De La Empresa Dulce Deleite Srl</w:t>
+        </w:r>
+      </w:hyperlink>
     </w:p>
     <w:p>
       <w:pPr>
@@ -13713,11 +13609,11 @@
           <w:numId w:val="1056"/>
         </w:numPr>
       </w:pPr>
-      <w:hyperlink r:id="rId118"/>
+      <w:hyperlink r:id="rId122"/>
       <w:r>
         <w:t xml:space="preserve"> </w:t>
       </w:r>
-      <w:hyperlink r:id="rId119">
+      <w:hyperlink r:id="rId123">
         <w:r>
           <w:rPr>
             <w:rStyle w:val="Hyperlink"/>
@@ -13734,11 +13630,11 @@
           <w:numId w:val="1056"/>
         </w:numPr>
       </w:pPr>
-      <w:hyperlink r:id="rId120"/>
+      <w:hyperlink r:id="rId124"/>
       <w:r>
         <w:t xml:space="preserve"> </w:t>
       </w:r>
-      <w:hyperlink r:id="rId121">
+      <w:hyperlink r:id="rId125">
         <w:r>
           <w:rPr>
             <w:rStyle w:val="Hyperlink"/>
@@ -13755,11 +13651,11 @@
           <w:numId w:val="1056"/>
         </w:numPr>
       </w:pPr>
-      <w:hyperlink r:id="rId122"/>
+      <w:hyperlink r:id="rId126"/>
       <w:r>
         <w:t xml:space="preserve"> </w:t>
       </w:r>
-      <w:hyperlink r:id="rId123">
+      <w:hyperlink r:id="rId127">
         <w:r>
           <w:rPr>
             <w:rStyle w:val="Hyperlink"/>
@@ -13776,14 +13672,14 @@
         <w:t xml:space="preserve">Esperamos que encuentres estas publicaciones igualmente interesantes y útiles. ¡Disfruta de la lectura!</w:t>
       </w:r>
     </w:p>
-    <w:bookmarkEnd w:id="124"/>
+    <w:bookmarkEnd w:id="128"/>
     <w:sectPr>
-      <w:headerReference r:id="rId9" w:type="even"/>
-      <w:headerReference r:id="rId11" w:type="default"/>
-      <w:footerReference r:id="rId14" w:type="even"/>
-      <w:footerReference r:id="rId13" w:type="default"/>
-      <w:headerReference r:id="rId10" w:type="first"/>
-      <w:footerReference r:id="rId12" w:type="first"/>
+      <w:headerReference r:id="rId8" w:type="even"/>
+      <w:headerReference r:id="rId9" w:type="default"/>
+      <w:footerReference r:id="rId10" w:type="even"/>
+      <w:footerReference r:id="rId11" w:type="default"/>
+      <w:headerReference r:id="rId12" w:type="first"/>
+      <w:footerReference r:id="rId13" w:type="first"/>
       <w:pgSz w:h="15840" w:w="12240"/>
       <w:pgMar w:bottom="1440" w:footer="720" w:gutter="0" w:header="720" w:left="1440" w:right="1440" w:top="1440"/>
       <w:cols w:space="720"/>
